--- a/swh/docx/007.content.docx
+++ b/swh/docx/007.content.docx
@@ -399,152 +399,110 @@
         <w:rPr>
           <w:lang w:val="sw_KE" w:bidi="sw_KE"/>
         </w:rPr>
+      </w:r>
+      <w:r>
+        <w:rPr>
+          <w:lang w:val="sw_KE" w:bidi="sw_KE"/>
+        </w:rPr>
+        <w:t>1 Samweli 2:25–26</w:t>
         <w:br/>
       </w:r>
-      <w:hyperlink r:id="rId13">
-        <w:r>
-          <w:rPr>
-            <w:lang w:val="sw_KE" w:bidi="sw_KE"/>
-          </w:rPr>
-          <w:rPr>
-            <w:color w:val="0000EE"/>
-            <w:u w:val="single"/>
-          </w:rPr>
-          <w:t>1 Samweli 2:25–26</w:t>
-        </w:r>
-      </w:hyperlink>
-      <w:hyperlink r:id="rId14">
-        <w:r>
-          <w:rPr>
-            <w:lang w:val="sw_KE" w:bidi="sw_KE"/>
-          </w:rPr>
-          <w:rPr>
-            <w:color w:val="0000EE"/>
-            <w:u w:val="single"/>
-          </w:rPr>
-          <w:t>2 Mambo ya Nyakati 19:7</w:t>
-        </w:r>
-      </w:hyperlink>
-    </w:p>
-    <w:p>
-      <w:pPr>
-        <w:pStyle w:val="ListBullet"/>
-        <w:spacing w:line="240" w:lineRule="auto"/>
-        <w:ind w:left="720"/>
-      </w:pPr>
-      <w:r>
-        <w:rPr>
-          <w:lang w:val="sw_KE" w:bidi="sw_KE"/>
-        </w:rPr>
-      </w:r>
-      <w:hyperlink r:id="rId15">
-        <w:r>
-          <w:rPr>
-            <w:lang w:val="sw_KE" w:bidi="sw_KE"/>
-          </w:rPr>
-          <w:rPr>
-            <w:color w:val="0000EE"/>
-            <w:u w:val="single"/>
-          </w:rPr>
-          <w:t>2 Wakorintho 1:11</w:t>
-        </w:r>
-      </w:hyperlink>
-    </w:p>
-    <w:p>
-      <w:pPr>
-        <w:pStyle w:val="ListBullet"/>
-        <w:spacing w:line="240" w:lineRule="auto"/>
-        <w:ind w:left="720"/>
-      </w:pPr>
-      <w:r>
-        <w:rPr>
-          <w:lang w:val="sw_KE" w:bidi="sw_KE"/>
-        </w:rPr>
-      </w:r>
-      <w:hyperlink r:id="rId16">
-        <w:r>
-          <w:rPr>
-            <w:lang w:val="sw_KE" w:bidi="sw_KE"/>
-          </w:rPr>
-          <w:rPr>
-            <w:color w:val="0000EE"/>
-            <w:u w:val="single"/>
-          </w:rPr>
-          <w:t>Matendo 24:27</w:t>
-        </w:r>
-      </w:hyperlink>
-    </w:p>
-    <w:p>
-      <w:pPr>
-        <w:pStyle w:val="ListBullet"/>
-        <w:spacing w:line="240" w:lineRule="auto"/>
-        <w:ind w:left="720"/>
-      </w:pPr>
-      <w:r>
-        <w:rPr>
-          <w:lang w:val="sw_KE" w:bidi="sw_KE"/>
-        </w:rPr>
-      </w:r>
-      <w:hyperlink r:id="rId17">
-        <w:r>
-          <w:rPr>
-            <w:lang w:val="sw_KE" w:bidi="sw_KE"/>
-          </w:rPr>
-          <w:rPr>
-            <w:color w:val="0000EE"/>
-            <w:u w:val="single"/>
-          </w:rPr>
-          <w:t>Mwanzo 41:16</w:t>
-        </w:r>
-      </w:hyperlink>
-    </w:p>
-    <w:p>
-      <w:pPr>
-        <w:pStyle w:val="ListBullet"/>
-        <w:spacing w:line="240" w:lineRule="auto"/>
-        <w:ind w:left="720"/>
-      </w:pPr>
-      <w:r>
-        <w:rPr>
-          <w:lang w:val="sw_KE" w:bidi="sw_KE"/>
-        </w:rPr>
-      </w:r>
-      <w:hyperlink r:id="rId18">
-        <w:r>
-          <w:rPr>
-            <w:lang w:val="sw_KE" w:bidi="sw_KE"/>
-          </w:rPr>
-          <w:rPr>
-            <w:color w:val="0000EE"/>
-            <w:u w:val="single"/>
-          </w:rPr>
-          <w:t>Mwanzo 47:25</w:t>
-        </w:r>
-      </w:hyperlink>
-    </w:p>
-    <w:p>
-      <w:pPr>
-        <w:pStyle w:val="ListBullet"/>
-        <w:spacing w:line="240" w:lineRule="auto"/>
-        <w:ind w:left="720"/>
-      </w:pPr>
-      <w:r>
-        <w:rPr>
-          <w:lang w:val="sw_KE" w:bidi="sw_KE"/>
-        </w:rPr>
-      </w:r>
-      <w:hyperlink r:id="rId19">
-        <w:r>
-          <w:rPr>
-            <w:lang w:val="sw_KE" w:bidi="sw_KE"/>
-          </w:rPr>
-          <w:rPr>
-            <w:color w:val="0000EE"/>
-            <w:u w:val="single"/>
-          </w:rPr>
-          <w:t>Mwanzo 50:5</w:t>
-        </w:r>
-      </w:hyperlink>
+      <w:r>
+        <w:rPr>
+          <w:lang w:val="sw_KE" w:bidi="sw_KE"/>
+        </w:rPr>
+        <w:t>2 Mambo ya Nyakati 19:7</w:t>
+      </w:r>
+    </w:p>
+    <w:p>
+      <w:pPr>
+        <w:pStyle w:val="ListBullet"/>
+        <w:spacing w:line="240" w:lineRule="auto"/>
+        <w:ind w:left="720"/>
+      </w:pPr>
+      <w:r>
+        <w:rPr>
+          <w:lang w:val="sw_KE" w:bidi="sw_KE"/>
+        </w:rPr>
+      </w:r>
+      <w:r>
+        <w:rPr>
+          <w:lang w:val="sw_KE" w:bidi="sw_KE"/>
+        </w:rPr>
+        <w:t>2 Wakorintho 1:11</w:t>
+      </w:r>
+    </w:p>
+    <w:p>
+      <w:pPr>
+        <w:pStyle w:val="ListBullet"/>
+        <w:spacing w:line="240" w:lineRule="auto"/>
+        <w:ind w:left="720"/>
+      </w:pPr>
+      <w:r>
+        <w:rPr>
+          <w:lang w:val="sw_KE" w:bidi="sw_KE"/>
+        </w:rPr>
+      </w:r>
+      <w:r>
+        <w:rPr>
+          <w:lang w:val="sw_KE" w:bidi="sw_KE"/>
+        </w:rPr>
+        <w:t>Matendo 24:27</w:t>
+      </w:r>
+    </w:p>
+    <w:p>
+      <w:pPr>
+        <w:pStyle w:val="ListBullet"/>
+        <w:spacing w:line="240" w:lineRule="auto"/>
+        <w:ind w:left="720"/>
+      </w:pPr>
+      <w:r>
+        <w:rPr>
+          <w:lang w:val="sw_KE" w:bidi="sw_KE"/>
+        </w:rPr>
+      </w:r>
+      <w:r>
+        <w:rPr>
+          <w:lang w:val="sw_KE" w:bidi="sw_KE"/>
+        </w:rPr>
+        <w:t>Mwanzo 41:16</w:t>
+      </w:r>
+    </w:p>
+    <w:p>
+      <w:pPr>
+        <w:pStyle w:val="ListBullet"/>
+        <w:spacing w:line="240" w:lineRule="auto"/>
+        <w:ind w:left="720"/>
+      </w:pPr>
+      <w:r>
+        <w:rPr>
+          <w:lang w:val="sw_KE" w:bidi="sw_KE"/>
+        </w:rPr>
+      </w:r>
+      <w:r>
+        <w:rPr>
+          <w:lang w:val="sw_KE" w:bidi="sw_KE"/>
+        </w:rPr>
+        <w:t>Mwanzo 47:25</w:t>
+      </w:r>
+    </w:p>
+    <w:p>
+      <w:pPr>
+        <w:pStyle w:val="ListBullet"/>
+        <w:spacing w:line="240" w:lineRule="auto"/>
+        <w:ind w:left="720"/>
+      </w:pPr>
+      <w:r>
+        <w:rPr>
+          <w:lang w:val="sw_KE" w:bidi="sw_KE"/>
+        </w:rPr>
+      </w:r>
+      <w:r>
+        <w:rPr>
+          <w:lang w:val="sw_KE" w:bidi="sw_KE"/>
+        </w:rPr>
+        <w:t>Mwanzo 50:5</w:t>
+      </w:r>
     </w:p>
     <w:p>
       <w:pPr>
@@ -790,114 +748,84 @@
           <w:lang w:val="sw_KE" w:bidi="sw_KE"/>
         </w:rPr>
       </w:r>
-      <w:hyperlink r:id="rId20">
-        <w:r>
-          <w:rPr>
-            <w:lang w:val="sw_KE" w:bidi="sw_KE"/>
-          </w:rPr>
-          <w:rPr>
-            <w:color w:val="0000EE"/>
-            <w:u w:val="single"/>
-          </w:rPr>
-          <w:t>1 Wafalme 16:3</w:t>
-        </w:r>
-      </w:hyperlink>
-    </w:p>
-    <w:p>
-      <w:pPr>
-        <w:pStyle w:val="ListBullet"/>
-        <w:spacing w:line="240" w:lineRule="auto"/>
-        <w:ind w:left="720"/>
-      </w:pPr>
-      <w:r>
-        <w:rPr>
-          <w:lang w:val="sw_KE" w:bidi="sw_KE"/>
-        </w:rPr>
-      </w:r>
-      <w:hyperlink r:id="rId21">
-        <w:r>
-          <w:rPr>
-            <w:lang w:val="sw_KE" w:bidi="sw_KE"/>
-          </w:rPr>
-          <w:rPr>
-            <w:color w:val="0000EE"/>
-            <w:u w:val="single"/>
-          </w:rPr>
-          <w:t>Danieli 11:40–41</w:t>
-        </w:r>
-      </w:hyperlink>
-    </w:p>
-    <w:p>
-      <w:pPr>
-        <w:pStyle w:val="ListBullet"/>
-        <w:spacing w:line="240" w:lineRule="auto"/>
-        <w:ind w:left="720"/>
-      </w:pPr>
-      <w:r>
-        <w:rPr>
-          <w:lang w:val="sw_KE" w:bidi="sw_KE"/>
-        </w:rPr>
-      </w:r>
-      <w:hyperlink r:id="rId22">
-        <w:r>
-          <w:rPr>
-            <w:lang w:val="sw_KE" w:bidi="sw_KE"/>
-          </w:rPr>
-          <w:rPr>
-            <w:color w:val="0000EE"/>
-            <w:u w:val="single"/>
-          </w:rPr>
-          <w:t>Mwanzo 18:24</w:t>
-        </w:r>
-      </w:hyperlink>
-    </w:p>
-    <w:p>
-      <w:pPr>
-        <w:pStyle w:val="ListBullet"/>
-        <w:spacing w:line="240" w:lineRule="auto"/>
-        <w:ind w:left="720"/>
-      </w:pPr>
-      <w:r>
-        <w:rPr>
-          <w:lang w:val="sw_KE" w:bidi="sw_KE"/>
-        </w:rPr>
-      </w:r>
-      <w:hyperlink r:id="rId23">
-        <w:r>
-          <w:rPr>
-            <w:lang w:val="sw_KE" w:bidi="sw_KE"/>
-          </w:rPr>
-          <w:rPr>
-            <w:color w:val="0000EE"/>
-            <w:u w:val="single"/>
-          </w:rPr>
-          <w:t>Mithali 21:7–8</w:t>
-        </w:r>
-      </w:hyperlink>
-    </w:p>
-    <w:p>
-      <w:pPr>
-        <w:pStyle w:val="ListBullet"/>
-        <w:spacing w:line="240" w:lineRule="auto"/>
-        <w:ind w:left="720"/>
-      </w:pPr>
-      <w:r>
-        <w:rPr>
-          <w:lang w:val="sw_KE" w:bidi="sw_KE"/>
-        </w:rPr>
-      </w:r>
-      <w:hyperlink r:id="rId24">
-        <w:r>
-          <w:rPr>
-            <w:lang w:val="sw_KE" w:bidi="sw_KE"/>
-          </w:rPr>
-          <w:rPr>
-            <w:color w:val="0000EE"/>
-            <w:u w:val="single"/>
-          </w:rPr>
-          <w:t>Zaburi 90:5</w:t>
-        </w:r>
-      </w:hyperlink>
+      <w:r>
+        <w:rPr>
+          <w:lang w:val="sw_KE" w:bidi="sw_KE"/>
+        </w:rPr>
+        <w:t>1 Wafalme 16:3</w:t>
+      </w:r>
+    </w:p>
+    <w:p>
+      <w:pPr>
+        <w:pStyle w:val="ListBullet"/>
+        <w:spacing w:line="240" w:lineRule="auto"/>
+        <w:ind w:left="720"/>
+      </w:pPr>
+      <w:r>
+        <w:rPr>
+          <w:lang w:val="sw_KE" w:bidi="sw_KE"/>
+        </w:rPr>
+      </w:r>
+      <w:r>
+        <w:rPr>
+          <w:lang w:val="sw_KE" w:bidi="sw_KE"/>
+        </w:rPr>
+        <w:t>Danieli 11:40–41</w:t>
+      </w:r>
+    </w:p>
+    <w:p>
+      <w:pPr>
+        <w:pStyle w:val="ListBullet"/>
+        <w:spacing w:line="240" w:lineRule="auto"/>
+        <w:ind w:left="720"/>
+      </w:pPr>
+      <w:r>
+        <w:rPr>
+          <w:lang w:val="sw_KE" w:bidi="sw_KE"/>
+        </w:rPr>
+      </w:r>
+      <w:r>
+        <w:rPr>
+          <w:lang w:val="sw_KE" w:bidi="sw_KE"/>
+        </w:rPr>
+        <w:t>Mwanzo 18:24</w:t>
+      </w:r>
+    </w:p>
+    <w:p>
+      <w:pPr>
+        <w:pStyle w:val="ListBullet"/>
+        <w:spacing w:line="240" w:lineRule="auto"/>
+        <w:ind w:left="720"/>
+      </w:pPr>
+      <w:r>
+        <w:rPr>
+          <w:lang w:val="sw_KE" w:bidi="sw_KE"/>
+        </w:rPr>
+      </w:r>
+      <w:r>
+        <w:rPr>
+          <w:lang w:val="sw_KE" w:bidi="sw_KE"/>
+        </w:rPr>
+        <w:t>Mithali 21:7–8</w:t>
+      </w:r>
+    </w:p>
+    <w:p>
+      <w:pPr>
+        <w:pStyle w:val="ListBullet"/>
+        <w:spacing w:line="240" w:lineRule="auto"/>
+        <w:ind w:left="720"/>
+      </w:pPr>
+      <w:r>
+        <w:rPr>
+          <w:lang w:val="sw_KE" w:bidi="sw_KE"/>
+        </w:rPr>
+      </w:r>
+      <w:r>
+        <w:rPr>
+          <w:lang w:val="sw_KE" w:bidi="sw_KE"/>
+        </w:rPr>
+        <w:t>Zaburi 90:5</w:t>
+      </w:r>
     </w:p>
     <w:p>
       <w:pPr>
@@ -1707,114 +1635,84 @@
           <w:lang w:val="sw_KE" w:bidi="sw_KE"/>
         </w:rPr>
       </w:r>
-      <w:hyperlink r:id="rId25">
-        <w:r>
-          <w:rPr>
-            <w:lang w:val="sw_KE" w:bidi="sw_KE"/>
-          </w:rPr>
-          <w:rPr>
-            <w:color w:val="0000EE"/>
-            <w:u w:val="single"/>
-          </w:rPr>
-          <w:t>1 Wafalme 8:1–2</w:t>
-        </w:r>
-      </w:hyperlink>
-    </w:p>
-    <w:p>
-      <w:pPr>
-        <w:pStyle w:val="ListBullet"/>
-        <w:spacing w:line="240" w:lineRule="auto"/>
-        <w:ind w:left="720"/>
-      </w:pPr>
-      <w:r>
-        <w:rPr>
-          <w:lang w:val="sw_KE" w:bidi="sw_KE"/>
-        </w:rPr>
-      </w:r>
-      <w:hyperlink r:id="rId26">
-        <w:r>
-          <w:rPr>
-            <w:lang w:val="sw_KE" w:bidi="sw_KE"/>
-          </w:rPr>
-          <w:rPr>
-            <w:color w:val="0000EE"/>
-            <w:u w:val="single"/>
-          </w:rPr>
-          <w:t>1 Samweli 18:18</w:t>
-        </w:r>
-      </w:hyperlink>
-    </w:p>
-    <w:p>
-      <w:pPr>
-        <w:pStyle w:val="ListBullet"/>
-        <w:spacing w:line="240" w:lineRule="auto"/>
-        <w:ind w:left="720"/>
-      </w:pPr>
-      <w:r>
-        <w:rPr>
-          <w:lang w:val="sw_KE" w:bidi="sw_KE"/>
-        </w:rPr>
-      </w:r>
-      <w:hyperlink r:id="rId27">
-        <w:r>
-          <w:rPr>
-            <w:lang w:val="sw_KE" w:bidi="sw_KE"/>
-          </w:rPr>
-          <w:rPr>
-            <w:color w:val="0000EE"/>
-            <w:u w:val="single"/>
-          </w:rPr>
-          <w:t>Kutoka 1:21</w:t>
-        </w:r>
-      </w:hyperlink>
-    </w:p>
-    <w:p>
-      <w:pPr>
-        <w:pStyle w:val="ListBullet"/>
-        <w:spacing w:line="240" w:lineRule="auto"/>
-        <w:ind w:left="720"/>
-      </w:pPr>
-      <w:r>
-        <w:rPr>
-          <w:lang w:val="sw_KE" w:bidi="sw_KE"/>
-        </w:rPr>
-      </w:r>
-      <w:hyperlink r:id="rId28">
-        <w:r>
-          <w:rPr>
-            <w:lang w:val="sw_KE" w:bidi="sw_KE"/>
-          </w:rPr>
-          <w:rPr>
-            <w:color w:val="0000EE"/>
-            <w:u w:val="single"/>
-          </w:rPr>
-          <w:t>Yoshua 2:12–13</w:t>
-        </w:r>
-      </w:hyperlink>
-    </w:p>
-    <w:p>
-      <w:pPr>
-        <w:pStyle w:val="ListBullet"/>
-        <w:spacing w:line="240" w:lineRule="auto"/>
-        <w:ind w:left="720"/>
-      </w:pPr>
-      <w:r>
-        <w:rPr>
-          <w:lang w:val="sw_KE" w:bidi="sw_KE"/>
-        </w:rPr>
-      </w:r>
-      <w:hyperlink r:id="rId29">
-        <w:r>
-          <w:rPr>
-            <w:lang w:val="sw_KE" w:bidi="sw_KE"/>
-          </w:rPr>
-          <w:rPr>
-            <w:color w:val="0000EE"/>
-            <w:u w:val="single"/>
-          </w:rPr>
-          <w:t>Luka 2:4</w:t>
-        </w:r>
-      </w:hyperlink>
+      <w:r>
+        <w:rPr>
+          <w:lang w:val="sw_KE" w:bidi="sw_KE"/>
+        </w:rPr>
+        <w:t>1 Wafalme 8:1–2</w:t>
+      </w:r>
+    </w:p>
+    <w:p>
+      <w:pPr>
+        <w:pStyle w:val="ListBullet"/>
+        <w:spacing w:line="240" w:lineRule="auto"/>
+        <w:ind w:left="720"/>
+      </w:pPr>
+      <w:r>
+        <w:rPr>
+          <w:lang w:val="sw_KE" w:bidi="sw_KE"/>
+        </w:rPr>
+      </w:r>
+      <w:r>
+        <w:rPr>
+          <w:lang w:val="sw_KE" w:bidi="sw_KE"/>
+        </w:rPr>
+        <w:t>1 Samweli 18:18</w:t>
+      </w:r>
+    </w:p>
+    <w:p>
+      <w:pPr>
+        <w:pStyle w:val="ListBullet"/>
+        <w:spacing w:line="240" w:lineRule="auto"/>
+        <w:ind w:left="720"/>
+      </w:pPr>
+      <w:r>
+        <w:rPr>
+          <w:lang w:val="sw_KE" w:bidi="sw_KE"/>
+        </w:rPr>
+      </w:r>
+      <w:r>
+        <w:rPr>
+          <w:lang w:val="sw_KE" w:bidi="sw_KE"/>
+        </w:rPr>
+        <w:t>Kutoka 1:21</w:t>
+      </w:r>
+    </w:p>
+    <w:p>
+      <w:pPr>
+        <w:pStyle w:val="ListBullet"/>
+        <w:spacing w:line="240" w:lineRule="auto"/>
+        <w:ind w:left="720"/>
+      </w:pPr>
+      <w:r>
+        <w:rPr>
+          <w:lang w:val="sw_KE" w:bidi="sw_KE"/>
+        </w:rPr>
+      </w:r>
+      <w:r>
+        <w:rPr>
+          <w:lang w:val="sw_KE" w:bidi="sw_KE"/>
+        </w:rPr>
+        <w:t>Yoshua 2:12–13</w:t>
+      </w:r>
+    </w:p>
+    <w:p>
+      <w:pPr>
+        <w:pStyle w:val="ListBullet"/>
+        <w:spacing w:line="240" w:lineRule="auto"/>
+        <w:ind w:left="720"/>
+      </w:pPr>
+      <w:r>
+        <w:rPr>
+          <w:lang w:val="sw_KE" w:bidi="sw_KE"/>
+        </w:rPr>
+      </w:r>
+      <w:r>
+        <w:rPr>
+          <w:lang w:val="sw_KE" w:bidi="sw_KE"/>
+        </w:rPr>
+        <w:t>Luka 2:4</w:t>
+      </w:r>
     </w:p>
     <w:p>
       <w:pPr>
@@ -2113,93 +2011,63 @@
         <w:rPr>
           <w:lang w:val="sw_KE" w:bidi="sw_KE"/>
         </w:rPr>
+      </w:r>
+      <w:r>
+        <w:rPr>
+          <w:lang w:val="sw_KE" w:bidi="sw_KE"/>
+        </w:rPr>
+        <w:t>1 Mambo ya Nyakati 29:22–23</w:t>
         <w:br/>
       </w:r>
-      <w:hyperlink r:id="rId30">
-        <w:r>
-          <w:rPr>
-            <w:lang w:val="sw_KE" w:bidi="sw_KE"/>
-          </w:rPr>
-          <w:rPr>
-            <w:color w:val="0000EE"/>
-            <w:u w:val="single"/>
-          </w:rPr>
-          <w:t>1 Mambo ya Nyakati 29:22–23</w:t>
-        </w:r>
-      </w:hyperlink>
-      <w:hyperlink r:id="rId31">
-        <w:r>
-          <w:rPr>
-            <w:lang w:val="sw_KE" w:bidi="sw_KE"/>
-          </w:rPr>
-          <w:rPr>
-            <w:color w:val="0000EE"/>
-            <w:u w:val="single"/>
-          </w:rPr>
-          <w:t>Kumbukumbu la Torati 23:6</w:t>
-        </w:r>
-      </w:hyperlink>
-    </w:p>
-    <w:p>
-      <w:pPr>
-        <w:pStyle w:val="ListBullet"/>
-        <w:spacing w:line="240" w:lineRule="auto"/>
-        <w:ind w:left="720"/>
-      </w:pPr>
-      <w:r>
-        <w:rPr>
-          <w:lang w:val="sw_KE" w:bidi="sw_KE"/>
-        </w:rPr>
-      </w:r>
-      <w:hyperlink r:id="rId32">
-        <w:r>
-          <w:rPr>
-            <w:lang w:val="sw_KE" w:bidi="sw_KE"/>
-          </w:rPr>
-          <w:rPr>
-            <w:color w:val="0000EE"/>
-            <w:u w:val="single"/>
-          </w:rPr>
-          <w:t>Ayubu 36:11</w:t>
-        </w:r>
-      </w:hyperlink>
-    </w:p>
-    <w:p>
-      <w:pPr>
-        <w:pStyle w:val="ListBullet"/>
-        <w:spacing w:line="240" w:lineRule="auto"/>
-        <w:ind w:left="720"/>
-      </w:pPr>
-      <w:r>
-        <w:rPr>
-          <w:lang w:val="sw_KE" w:bidi="sw_KE"/>
-        </w:rPr>
+      <w:r>
+        <w:rPr>
+          <w:lang w:val="sw_KE" w:bidi="sw_KE"/>
+        </w:rPr>
+        <w:t>Kumbukumbu la Torati 23:6</w:t>
+      </w:r>
+    </w:p>
+    <w:p>
+      <w:pPr>
+        <w:pStyle w:val="ListBullet"/>
+        <w:spacing w:line="240" w:lineRule="auto"/>
+        <w:ind w:left="720"/>
+      </w:pPr>
+      <w:r>
+        <w:rPr>
+          <w:lang w:val="sw_KE" w:bidi="sw_KE"/>
+        </w:rPr>
+      </w:r>
+      <w:r>
+        <w:rPr>
+          <w:lang w:val="sw_KE" w:bidi="sw_KE"/>
+        </w:rPr>
+        <w:t>Ayubu 36:11</w:t>
+      </w:r>
+    </w:p>
+    <w:p>
+      <w:pPr>
+        <w:pStyle w:val="ListBullet"/>
+        <w:spacing w:line="240" w:lineRule="auto"/>
+        <w:ind w:left="720"/>
+      </w:pPr>
+      <w:r>
+        <w:rPr>
+          <w:lang w:val="sw_KE" w:bidi="sw_KE"/>
+        </w:rPr>
+      </w:r>
+      <w:r>
+        <w:rPr>
+          <w:lang w:val="sw_KE" w:bidi="sw_KE"/>
+        </w:rPr>
+        <w:t>Walawi 25:26–28</w:t>
         <w:br/>
       </w:r>
-      <w:hyperlink r:id="rId33">
-        <w:r>
-          <w:rPr>
-            <w:lang w:val="sw_KE" w:bidi="sw_KE"/>
-          </w:rPr>
-          <w:rPr>
-            <w:color w:val="0000EE"/>
-            <w:u w:val="single"/>
-          </w:rPr>
-          <w:t>Walawi 25:26–28</w:t>
-        </w:r>
-      </w:hyperlink>
-      <w:hyperlink r:id="rId34">
-        <w:r>
-          <w:rPr>
-            <w:lang w:val="sw_KE" w:bidi="sw_KE"/>
-          </w:rPr>
-          <w:rPr>
-            <w:color w:val="0000EE"/>
-            <w:u w:val="single"/>
-          </w:rPr>
-          <w:t>Zaburi 1:3</w:t>
-        </w:r>
-      </w:hyperlink>
+      <w:r>
+        <w:rPr>
+          <w:lang w:val="sw_KE" w:bidi="sw_KE"/>
+        </w:rPr>
+        <w:t>Zaburi 1:3</w:t>
+      </w:r>
     </w:p>
     <w:p>
       <w:pPr>
@@ -2558,90 +2426,66 @@
           <w:lang w:val="sw_KE" w:bidi="sw_KE"/>
         </w:rPr>
       </w:r>
-      <w:hyperlink r:id="rId35">
-        <w:r>
-          <w:rPr>
-            <w:lang w:val="sw_KE" w:bidi="sw_KE"/>
-          </w:rPr>
-          <w:rPr>
-            <w:color w:val="0000EE"/>
-            <w:u w:val="single"/>
-          </w:rPr>
-          <w:t>1 Wathesalonike 5:8–11</w:t>
-        </w:r>
-      </w:hyperlink>
-    </w:p>
-    <w:p>
-      <w:pPr>
-        <w:pStyle w:val="ListBullet"/>
-        <w:spacing w:line="240" w:lineRule="auto"/>
-        <w:ind w:left="720"/>
-      </w:pPr>
-      <w:r>
-        <w:rPr>
-          <w:lang w:val="sw_KE" w:bidi="sw_KE"/>
-        </w:rPr>
-      </w:r>
-      <w:hyperlink r:id="rId36">
-        <w:r>
-          <w:rPr>
-            <w:lang w:val="sw_KE" w:bidi="sw_KE"/>
-          </w:rPr>
-          <w:rPr>
-            <w:color w:val="0000EE"/>
-            <w:u w:val="single"/>
-          </w:rPr>
-          <w:t>2 Wakorintho 1:4</w:t>
-        </w:r>
-      </w:hyperlink>
-    </w:p>
-    <w:p>
-      <w:pPr>
-        <w:pStyle w:val="ListBullet"/>
-        <w:spacing w:line="240" w:lineRule="auto"/>
-        <w:ind w:left="720"/>
-      </w:pPr>
-      <w:r>
-        <w:rPr>
-          <w:lang w:val="sw_KE" w:bidi="sw_KE"/>
-        </w:rPr>
-      </w:r>
-      <w:hyperlink r:id="rId37">
-        <w:r>
-          <w:rPr>
-            <w:lang w:val="sw_KE" w:bidi="sw_KE"/>
-          </w:rPr>
-          <w:rPr>
-            <w:color w:val="0000EE"/>
-            <w:u w:val="single"/>
-          </w:rPr>
-          <w:t>2 Samweli 10:1–3</w:t>
-        </w:r>
-      </w:hyperlink>
-    </w:p>
-    <w:p>
-      <w:pPr>
-        <w:pStyle w:val="ListBullet"/>
-        <w:spacing w:line="240" w:lineRule="auto"/>
-        <w:ind w:left="720"/>
-      </w:pPr>
-      <w:r>
-        <w:rPr>
-          <w:lang w:val="sw_KE" w:bidi="sw_KE"/>
-        </w:rPr>
-      </w:r>
-      <w:hyperlink r:id="rId38">
-        <w:r>
-          <w:rPr>
-            <w:lang w:val="sw_KE" w:bidi="sw_KE"/>
-          </w:rPr>
-          <w:rPr>
-            <w:color w:val="0000EE"/>
-            <w:u w:val="single"/>
-          </w:rPr>
-          <w:t>Matendo 20:11–12</w:t>
-        </w:r>
-      </w:hyperlink>
+      <w:r>
+        <w:rPr>
+          <w:lang w:val="sw_KE" w:bidi="sw_KE"/>
+        </w:rPr>
+        <w:t>1 Wathesalonike 5:8–11</w:t>
+      </w:r>
+    </w:p>
+    <w:p>
+      <w:pPr>
+        <w:pStyle w:val="ListBullet"/>
+        <w:spacing w:line="240" w:lineRule="auto"/>
+        <w:ind w:left="720"/>
+      </w:pPr>
+      <w:r>
+        <w:rPr>
+          <w:lang w:val="sw_KE" w:bidi="sw_KE"/>
+        </w:rPr>
+      </w:r>
+      <w:r>
+        <w:rPr>
+          <w:lang w:val="sw_KE" w:bidi="sw_KE"/>
+        </w:rPr>
+        <w:t>2 Wakorintho 1:4</w:t>
+      </w:r>
+    </w:p>
+    <w:p>
+      <w:pPr>
+        <w:pStyle w:val="ListBullet"/>
+        <w:spacing w:line="240" w:lineRule="auto"/>
+        <w:ind w:left="720"/>
+      </w:pPr>
+      <w:r>
+        <w:rPr>
+          <w:lang w:val="sw_KE" w:bidi="sw_KE"/>
+        </w:rPr>
+      </w:r>
+      <w:r>
+        <w:rPr>
+          <w:lang w:val="sw_KE" w:bidi="sw_KE"/>
+        </w:rPr>
+        <w:t>2 Samweli 10:1–3</w:t>
+      </w:r>
+    </w:p>
+    <w:p>
+      <w:pPr>
+        <w:pStyle w:val="ListBullet"/>
+        <w:spacing w:line="240" w:lineRule="auto"/>
+        <w:ind w:left="720"/>
+      </w:pPr>
+      <w:r>
+        <w:rPr>
+          <w:lang w:val="sw_KE" w:bidi="sw_KE"/>
+        </w:rPr>
+      </w:r>
+      <w:r>
+        <w:rPr>
+          <w:lang w:val="sw_KE" w:bidi="sw_KE"/>
+        </w:rPr>
+        <w:t>Matendo 20:11–12</w:t>
+      </w:r>
     </w:p>
     <w:p>
       <w:pPr>
@@ -2877,138 +2721,102 @@
           <w:lang w:val="sw_KE" w:bidi="sw_KE"/>
         </w:rPr>
       </w:r>
-      <w:hyperlink r:id="rId39">
-        <w:r>
-          <w:rPr>
-            <w:lang w:val="sw_KE" w:bidi="sw_KE"/>
-          </w:rPr>
-          <w:rPr>
-            <w:color w:val="0000EE"/>
-            <w:u w:val="single"/>
-          </w:rPr>
-          <w:t>Matendo 7:9–10</w:t>
-        </w:r>
-      </w:hyperlink>
-    </w:p>
-    <w:p>
-      <w:pPr>
-        <w:pStyle w:val="ListBullet"/>
-        <w:spacing w:line="240" w:lineRule="auto"/>
-        <w:ind w:left="720"/>
-      </w:pPr>
-      <w:r>
-        <w:rPr>
-          <w:lang w:val="sw_KE" w:bidi="sw_KE"/>
-        </w:rPr>
-      </w:r>
-      <w:hyperlink r:id="rId40">
-        <w:r>
-          <w:rPr>
-            <w:lang w:val="sw_KE" w:bidi="sw_KE"/>
-          </w:rPr>
-          <w:rPr>
-            <w:color w:val="0000EE"/>
-            <w:u w:val="single"/>
-          </w:rPr>
-          <w:t>Matendo 7:13</w:t>
-        </w:r>
-      </w:hyperlink>
-    </w:p>
-    <w:p>
-      <w:pPr>
-        <w:pStyle w:val="ListBullet"/>
-        <w:spacing w:line="240" w:lineRule="auto"/>
-        <w:ind w:left="720"/>
-      </w:pPr>
-      <w:r>
-        <w:rPr>
-          <w:lang w:val="sw_KE" w:bidi="sw_KE"/>
-        </w:rPr>
-      </w:r>
-      <w:hyperlink r:id="rId41">
-        <w:r>
-          <w:rPr>
-            <w:lang w:val="sw_KE" w:bidi="sw_KE"/>
-          </w:rPr>
-          <w:rPr>
-            <w:color w:val="0000EE"/>
-            <w:u w:val="single"/>
-          </w:rPr>
-          <w:t>Matendo 7:21</w:t>
-        </w:r>
-      </w:hyperlink>
-    </w:p>
-    <w:p>
-      <w:pPr>
-        <w:pStyle w:val="ListBullet"/>
-        <w:spacing w:line="240" w:lineRule="auto"/>
-        <w:ind w:left="720"/>
-      </w:pPr>
-      <w:r>
-        <w:rPr>
-          <w:lang w:val="sw_KE" w:bidi="sw_KE"/>
-        </w:rPr>
-      </w:r>
-      <w:hyperlink r:id="rId42">
-        <w:r>
-          <w:rPr>
-            <w:lang w:val="sw_KE" w:bidi="sw_KE"/>
-          </w:rPr>
-          <w:rPr>
-            <w:color w:val="0000EE"/>
-            <w:u w:val="single"/>
-          </w:rPr>
-          <w:t>Mwanzo 12:15</w:t>
-        </w:r>
-      </w:hyperlink>
-    </w:p>
-    <w:p>
-      <w:pPr>
-        <w:pStyle w:val="ListBullet"/>
-        <w:spacing w:line="240" w:lineRule="auto"/>
-        <w:ind w:left="720"/>
-      </w:pPr>
-      <w:r>
-        <w:rPr>
-          <w:lang w:val="sw_KE" w:bidi="sw_KE"/>
-        </w:rPr>
-      </w:r>
-      <w:hyperlink r:id="rId43">
-        <w:r>
-          <w:rPr>
-            <w:lang w:val="sw_KE" w:bidi="sw_KE"/>
-          </w:rPr>
-          <w:rPr>
-            <w:color w:val="0000EE"/>
-            <w:u w:val="single"/>
-          </w:rPr>
-          <w:t>Mwanzo 40:7</w:t>
-        </w:r>
-      </w:hyperlink>
-    </w:p>
-    <w:p>
-      <w:pPr>
-        <w:pStyle w:val="ListBullet"/>
-        <w:spacing w:line="240" w:lineRule="auto"/>
-        <w:ind w:left="720"/>
-      </w:pPr>
-      <w:r>
-        <w:rPr>
-          <w:lang w:val="sw_KE" w:bidi="sw_KE"/>
-        </w:rPr>
-      </w:r>
-      <w:hyperlink r:id="rId44">
-        <w:r>
-          <w:rPr>
-            <w:lang w:val="sw_KE" w:bidi="sw_KE"/>
-          </w:rPr>
-          <w:rPr>
-            <w:color w:val="0000EE"/>
-            <w:u w:val="single"/>
-          </w:rPr>
-          <w:t>Mwanzo 41:25</w:t>
-        </w:r>
-      </w:hyperlink>
+      <w:r>
+        <w:rPr>
+          <w:lang w:val="sw_KE" w:bidi="sw_KE"/>
+        </w:rPr>
+        <w:t>Matendo 7:9–10</w:t>
+      </w:r>
+    </w:p>
+    <w:p>
+      <w:pPr>
+        <w:pStyle w:val="ListBullet"/>
+        <w:spacing w:line="240" w:lineRule="auto"/>
+        <w:ind w:left="720"/>
+      </w:pPr>
+      <w:r>
+        <w:rPr>
+          <w:lang w:val="sw_KE" w:bidi="sw_KE"/>
+        </w:rPr>
+      </w:r>
+      <w:r>
+        <w:rPr>
+          <w:lang w:val="sw_KE" w:bidi="sw_KE"/>
+        </w:rPr>
+        <w:t>Matendo 7:13</w:t>
+      </w:r>
+    </w:p>
+    <w:p>
+      <w:pPr>
+        <w:pStyle w:val="ListBullet"/>
+        <w:spacing w:line="240" w:lineRule="auto"/>
+        <w:ind w:left="720"/>
+      </w:pPr>
+      <w:r>
+        <w:rPr>
+          <w:lang w:val="sw_KE" w:bidi="sw_KE"/>
+        </w:rPr>
+      </w:r>
+      <w:r>
+        <w:rPr>
+          <w:lang w:val="sw_KE" w:bidi="sw_KE"/>
+        </w:rPr>
+        <w:t>Matendo 7:21</w:t>
+      </w:r>
+    </w:p>
+    <w:p>
+      <w:pPr>
+        <w:pStyle w:val="ListBullet"/>
+        <w:spacing w:line="240" w:lineRule="auto"/>
+        <w:ind w:left="720"/>
+      </w:pPr>
+      <w:r>
+        <w:rPr>
+          <w:lang w:val="sw_KE" w:bidi="sw_KE"/>
+        </w:rPr>
+      </w:r>
+      <w:r>
+        <w:rPr>
+          <w:lang w:val="sw_KE" w:bidi="sw_KE"/>
+        </w:rPr>
+        <w:t>Mwanzo 12:15</w:t>
+      </w:r>
+    </w:p>
+    <w:p>
+      <w:pPr>
+        <w:pStyle w:val="ListBullet"/>
+        <w:spacing w:line="240" w:lineRule="auto"/>
+        <w:ind w:left="720"/>
+      </w:pPr>
+      <w:r>
+        <w:rPr>
+          <w:lang w:val="sw_KE" w:bidi="sw_KE"/>
+        </w:rPr>
+      </w:r>
+      <w:r>
+        <w:rPr>
+          <w:lang w:val="sw_KE" w:bidi="sw_KE"/>
+        </w:rPr>
+        <w:t>Mwanzo 40:7</w:t>
+      </w:r>
+    </w:p>
+    <w:p>
+      <w:pPr>
+        <w:pStyle w:val="ListBullet"/>
+        <w:spacing w:line="240" w:lineRule="auto"/>
+        <w:ind w:left="720"/>
+      </w:pPr>
+      <w:r>
+        <w:rPr>
+          <w:lang w:val="sw_KE" w:bidi="sw_KE"/>
+        </w:rPr>
+      </w:r>
+      <w:r>
+        <w:rPr>
+          <w:lang w:val="sw_KE" w:bidi="sw_KE"/>
+        </w:rPr>
+        <w:t>Mwanzo 41:25</w:t>
+      </w:r>
     </w:p>
     <w:p>
       <w:pPr>
@@ -3443,114 +3251,84 @@
           <w:lang w:val="sw_KE" w:bidi="sw_KE"/>
         </w:rPr>
       </w:r>
-      <w:hyperlink r:id="rId45">
-        <w:r>
-          <w:rPr>
-            <w:lang w:val="sw_KE" w:bidi="sw_KE"/>
-          </w:rPr>
-          <w:rPr>
-            <w:color w:val="0000EE"/>
-            <w:u w:val="single"/>
-          </w:rPr>
-          <w:t>1 Mambo ya Nyakati 18:4</w:t>
-        </w:r>
-      </w:hyperlink>
-    </w:p>
-    <w:p>
-      <w:pPr>
-        <w:pStyle w:val="ListBullet"/>
-        <w:spacing w:line="240" w:lineRule="auto"/>
-        <w:ind w:left="720"/>
-      </w:pPr>
-      <w:r>
-        <w:rPr>
-          <w:lang w:val="sw_KE" w:bidi="sw_KE"/>
-        </w:rPr>
-      </w:r>
-      <w:hyperlink r:id="rId46">
-        <w:r>
-          <w:rPr>
-            <w:lang w:val="sw_KE" w:bidi="sw_KE"/>
-          </w:rPr>
-          <w:rPr>
-            <w:color w:val="0000EE"/>
-            <w:u w:val="single"/>
-          </w:rPr>
-          <w:t>2 Wafalme 2:11</w:t>
-        </w:r>
-      </w:hyperlink>
-    </w:p>
-    <w:p>
-      <w:pPr>
-        <w:pStyle w:val="ListBullet"/>
-        <w:spacing w:line="240" w:lineRule="auto"/>
-        <w:ind w:left="720"/>
-      </w:pPr>
-      <w:r>
-        <w:rPr>
-          <w:lang w:val="sw_KE" w:bidi="sw_KE"/>
-        </w:rPr>
-      </w:r>
-      <w:hyperlink r:id="rId47">
-        <w:r>
-          <w:rPr>
-            <w:lang w:val="sw_KE" w:bidi="sw_KE"/>
-          </w:rPr>
-          <w:rPr>
-            <w:color w:val="0000EE"/>
-            <w:u w:val="single"/>
-          </w:rPr>
-          <w:t>Kutoka 14:23–25</w:t>
-        </w:r>
-      </w:hyperlink>
-    </w:p>
-    <w:p>
-      <w:pPr>
-        <w:pStyle w:val="ListBullet"/>
-        <w:spacing w:line="240" w:lineRule="auto"/>
-        <w:ind w:left="720"/>
-      </w:pPr>
-      <w:r>
-        <w:rPr>
-          <w:lang w:val="sw_KE" w:bidi="sw_KE"/>
-        </w:rPr>
-      </w:r>
-      <w:hyperlink r:id="rId48">
-        <w:r>
-          <w:rPr>
-            <w:lang w:val="sw_KE" w:bidi="sw_KE"/>
-          </w:rPr>
-          <w:rPr>
-            <w:color w:val="0000EE"/>
-            <w:u w:val="single"/>
-          </w:rPr>
-          <w:t>Ezekieli 23:5–7</w:t>
-        </w:r>
-      </w:hyperlink>
-    </w:p>
-    <w:p>
-      <w:pPr>
-        <w:pStyle w:val="ListBullet"/>
-        <w:spacing w:line="240" w:lineRule="auto"/>
-        <w:ind w:left="720"/>
-      </w:pPr>
-      <w:r>
-        <w:rPr>
-          <w:lang w:val="sw_KE" w:bidi="sw_KE"/>
-        </w:rPr>
-      </w:r>
-      <w:hyperlink r:id="rId49">
-        <w:r>
-          <w:rPr>
-            <w:lang w:val="sw_KE" w:bidi="sw_KE"/>
-          </w:rPr>
-          <w:rPr>
-            <w:color w:val="0000EE"/>
-            <w:u w:val="single"/>
-          </w:rPr>
-          <w:t>Zekaria 6:8</w:t>
-        </w:r>
-      </w:hyperlink>
+      <w:r>
+        <w:rPr>
+          <w:lang w:val="sw_KE" w:bidi="sw_KE"/>
+        </w:rPr>
+        <w:t>1 Mambo ya Nyakati 18:4</w:t>
+      </w:r>
+    </w:p>
+    <w:p>
+      <w:pPr>
+        <w:pStyle w:val="ListBullet"/>
+        <w:spacing w:line="240" w:lineRule="auto"/>
+        <w:ind w:left="720"/>
+      </w:pPr>
+      <w:r>
+        <w:rPr>
+          <w:lang w:val="sw_KE" w:bidi="sw_KE"/>
+        </w:rPr>
+      </w:r>
+      <w:r>
+        <w:rPr>
+          <w:lang w:val="sw_KE" w:bidi="sw_KE"/>
+        </w:rPr>
+        <w:t>2 Wafalme 2:11</w:t>
+      </w:r>
+    </w:p>
+    <w:p>
+      <w:pPr>
+        <w:pStyle w:val="ListBullet"/>
+        <w:spacing w:line="240" w:lineRule="auto"/>
+        <w:ind w:left="720"/>
+      </w:pPr>
+      <w:r>
+        <w:rPr>
+          <w:lang w:val="sw_KE" w:bidi="sw_KE"/>
+        </w:rPr>
+      </w:r>
+      <w:r>
+        <w:rPr>
+          <w:lang w:val="sw_KE" w:bidi="sw_KE"/>
+        </w:rPr>
+        <w:t>Kutoka 14:23–25</w:t>
+      </w:r>
+    </w:p>
+    <w:p>
+      <w:pPr>
+        <w:pStyle w:val="ListBullet"/>
+        <w:spacing w:line="240" w:lineRule="auto"/>
+        <w:ind w:left="720"/>
+      </w:pPr>
+      <w:r>
+        <w:rPr>
+          <w:lang w:val="sw_KE" w:bidi="sw_KE"/>
+        </w:rPr>
+      </w:r>
+      <w:r>
+        <w:rPr>
+          <w:lang w:val="sw_KE" w:bidi="sw_KE"/>
+        </w:rPr>
+        <w:t>Ezekieli 23:5–7</w:t>
+      </w:r>
+    </w:p>
+    <w:p>
+      <w:pPr>
+        <w:pStyle w:val="ListBullet"/>
+        <w:spacing w:line="240" w:lineRule="auto"/>
+        <w:ind w:left="720"/>
+      </w:pPr>
+      <w:r>
+        <w:rPr>
+          <w:lang w:val="sw_KE" w:bidi="sw_KE"/>
+        </w:rPr>
+      </w:r>
+      <w:r>
+        <w:rPr>
+          <w:lang w:val="sw_KE" w:bidi="sw_KE"/>
+        </w:rPr>
+        <w:t>Zekaria 6:8</w:t>
+      </w:r>
     </w:p>
     <w:p>
       <w:pPr>
@@ -3814,66 +3592,48 @@
           <w:lang w:val="sw_KE" w:bidi="sw_KE"/>
         </w:rPr>
       </w:r>
-      <w:hyperlink r:id="rId50">
-        <w:r>
-          <w:rPr>
-            <w:lang w:val="sw_KE" w:bidi="sw_KE"/>
-          </w:rPr>
-          <w:rPr>
-            <w:color w:val="0000EE"/>
-            <w:u w:val="single"/>
-          </w:rPr>
-          <w:t>Matendo 26:4</w:t>
-        </w:r>
-      </w:hyperlink>
-    </w:p>
-    <w:p>
-      <w:pPr>
-        <w:pStyle w:val="ListBullet"/>
-        <w:spacing w:line="240" w:lineRule="auto"/>
-        <w:ind w:left="720"/>
-      </w:pPr>
-      <w:r>
-        <w:rPr>
-          <w:lang w:val="sw_KE" w:bidi="sw_KE"/>
-        </w:rPr>
-      </w:r>
-      <w:hyperlink r:id="rId51">
-        <w:r>
-          <w:rPr>
-            <w:lang w:val="sw_KE" w:bidi="sw_KE"/>
-          </w:rPr>
-          <w:rPr>
-            <w:color w:val="0000EE"/>
-            <w:u w:val="single"/>
-          </w:rPr>
-          <w:t>Yohana 3:1–2</w:t>
-        </w:r>
-      </w:hyperlink>
-    </w:p>
-    <w:p>
-      <w:pPr>
-        <w:pStyle w:val="ListBullet"/>
-        <w:spacing w:line="240" w:lineRule="auto"/>
-        <w:ind w:left="720"/>
-      </w:pPr>
-      <w:r>
-        <w:rPr>
-          <w:lang w:val="sw_KE" w:bidi="sw_KE"/>
-        </w:rPr>
-      </w:r>
-      <w:hyperlink r:id="rId52">
-        <w:r>
-          <w:rPr>
-            <w:lang w:val="sw_KE" w:bidi="sw_KE"/>
-          </w:rPr>
-          <w:rPr>
-            <w:color w:val="0000EE"/>
-            <w:u w:val="single"/>
-          </w:rPr>
-          <w:t>Luka 11:44</w:t>
-        </w:r>
-      </w:hyperlink>
+      <w:r>
+        <w:rPr>
+          <w:lang w:val="sw_KE" w:bidi="sw_KE"/>
+        </w:rPr>
+        <w:t>Matendo 26:4</w:t>
+      </w:r>
+    </w:p>
+    <w:p>
+      <w:pPr>
+        <w:pStyle w:val="ListBullet"/>
+        <w:spacing w:line="240" w:lineRule="auto"/>
+        <w:ind w:left="720"/>
+      </w:pPr>
+      <w:r>
+        <w:rPr>
+          <w:lang w:val="sw_KE" w:bidi="sw_KE"/>
+        </w:rPr>
+      </w:r>
+      <w:r>
+        <w:rPr>
+          <w:lang w:val="sw_KE" w:bidi="sw_KE"/>
+        </w:rPr>
+        <w:t>Yohana 3:1–2</w:t>
+      </w:r>
+    </w:p>
+    <w:p>
+      <w:pPr>
+        <w:pStyle w:val="ListBullet"/>
+        <w:spacing w:line="240" w:lineRule="auto"/>
+        <w:ind w:left="720"/>
+      </w:pPr>
+      <w:r>
+        <w:rPr>
+          <w:lang w:val="sw_KE" w:bidi="sw_KE"/>
+        </w:rPr>
+      </w:r>
+      <w:r>
+        <w:rPr>
+          <w:lang w:val="sw_KE" w:bidi="sw_KE"/>
+        </w:rPr>
+        <w:t>Luka 11:44</w:t>
+      </w:r>
       <w:r>
         <w:rPr>
           <w:lang w:val="sw_KE" w:bidi="sw_KE"/>
@@ -3892,138 +3652,102 @@
           <w:lang w:val="sw_KE" w:bidi="sw_KE"/>
         </w:rPr>
       </w:r>
-      <w:hyperlink r:id="rId53">
-        <w:r>
-          <w:rPr>
-            <w:lang w:val="sw_KE" w:bidi="sw_KE"/>
-          </w:rPr>
-          <w:rPr>
-            <w:color w:val="0000EE"/>
-            <w:u w:val="single"/>
-          </w:rPr>
-          <w:t>Mathayo 3:7</w:t>
-        </w:r>
-      </w:hyperlink>
-    </w:p>
-    <w:p>
-      <w:pPr>
-        <w:pStyle w:val="ListBullet"/>
-        <w:spacing w:line="240" w:lineRule="auto"/>
-        <w:ind w:left="720"/>
-      </w:pPr>
-      <w:r>
-        <w:rPr>
-          <w:lang w:val="sw_KE" w:bidi="sw_KE"/>
-        </w:rPr>
-      </w:r>
-      <w:hyperlink r:id="rId54">
-        <w:r>
-          <w:rPr>
-            <w:lang w:val="sw_KE" w:bidi="sw_KE"/>
-          </w:rPr>
-          <w:rPr>
-            <w:color w:val="0000EE"/>
-            <w:u w:val="single"/>
-          </w:rPr>
-          <w:t>Mathayo 5:20</w:t>
-        </w:r>
-      </w:hyperlink>
-    </w:p>
-    <w:p>
-      <w:pPr>
-        <w:pStyle w:val="ListBullet"/>
-        <w:spacing w:line="240" w:lineRule="auto"/>
-        <w:ind w:left="720"/>
-      </w:pPr>
-      <w:r>
-        <w:rPr>
-          <w:lang w:val="sw_KE" w:bidi="sw_KE"/>
-        </w:rPr>
-      </w:r>
-      <w:hyperlink r:id="rId55">
-        <w:r>
-          <w:rPr>
-            <w:lang w:val="sw_KE" w:bidi="sw_KE"/>
-          </w:rPr>
-          <w:rPr>
-            <w:color w:val="0000EE"/>
-            <w:u w:val="single"/>
-          </w:rPr>
-          <w:t>Mathayo 9:11</w:t>
-        </w:r>
-      </w:hyperlink>
-    </w:p>
-    <w:p>
-      <w:pPr>
-        <w:pStyle w:val="ListBullet"/>
-        <w:spacing w:line="240" w:lineRule="auto"/>
-        <w:ind w:left="720"/>
-      </w:pPr>
-      <w:r>
-        <w:rPr>
-          <w:lang w:val="sw_KE" w:bidi="sw_KE"/>
-        </w:rPr>
-      </w:r>
-      <w:hyperlink r:id="rId56">
-        <w:r>
-          <w:rPr>
-            <w:lang w:val="sw_KE" w:bidi="sw_KE"/>
-          </w:rPr>
-          <w:rPr>
-            <w:color w:val="0000EE"/>
-            <w:u w:val="single"/>
-          </w:rPr>
-          <w:t>Mathayo 12:2</w:t>
-        </w:r>
-      </w:hyperlink>
-    </w:p>
-    <w:p>
-      <w:pPr>
-        <w:pStyle w:val="ListBullet"/>
-        <w:spacing w:line="240" w:lineRule="auto"/>
-        <w:ind w:left="720"/>
-      </w:pPr>
-      <w:r>
-        <w:rPr>
-          <w:lang w:val="sw_KE" w:bidi="sw_KE"/>
-        </w:rPr>
-      </w:r>
-      <w:hyperlink r:id="rId57">
-        <w:r>
-          <w:rPr>
-            <w:lang w:val="sw_KE" w:bidi="sw_KE"/>
-          </w:rPr>
-          <w:rPr>
-            <w:color w:val="0000EE"/>
-            <w:u w:val="single"/>
-          </w:rPr>
-          <w:t>Mathayo 12:38</w:t>
-        </w:r>
-      </w:hyperlink>
-    </w:p>
-    <w:p>
-      <w:pPr>
-        <w:pStyle w:val="ListBullet"/>
-        <w:spacing w:line="240" w:lineRule="auto"/>
-        <w:ind w:left="720"/>
-      </w:pPr>
-      <w:r>
-        <w:rPr>
-          <w:lang w:val="sw_KE" w:bidi="sw_KE"/>
-        </w:rPr>
-      </w:r>
-      <w:hyperlink r:id="rId58">
-        <w:r>
-          <w:rPr>
-            <w:lang w:val="sw_KE" w:bidi="sw_KE"/>
-          </w:rPr>
-          <w:rPr>
-            <w:color w:val="0000EE"/>
-            <w:u w:val="single"/>
-          </w:rPr>
-          <w:t>Wafilipi 3:5</w:t>
-        </w:r>
-      </w:hyperlink>
+      <w:r>
+        <w:rPr>
+          <w:lang w:val="sw_KE" w:bidi="sw_KE"/>
+        </w:rPr>
+        <w:t>Mathayo 3:7</w:t>
+      </w:r>
+    </w:p>
+    <w:p>
+      <w:pPr>
+        <w:pStyle w:val="ListBullet"/>
+        <w:spacing w:line="240" w:lineRule="auto"/>
+        <w:ind w:left="720"/>
+      </w:pPr>
+      <w:r>
+        <w:rPr>
+          <w:lang w:val="sw_KE" w:bidi="sw_KE"/>
+        </w:rPr>
+      </w:r>
+      <w:r>
+        <w:rPr>
+          <w:lang w:val="sw_KE" w:bidi="sw_KE"/>
+        </w:rPr>
+        <w:t>Mathayo 5:20</w:t>
+      </w:r>
+    </w:p>
+    <w:p>
+      <w:pPr>
+        <w:pStyle w:val="ListBullet"/>
+        <w:spacing w:line="240" w:lineRule="auto"/>
+        <w:ind w:left="720"/>
+      </w:pPr>
+      <w:r>
+        <w:rPr>
+          <w:lang w:val="sw_KE" w:bidi="sw_KE"/>
+        </w:rPr>
+      </w:r>
+      <w:r>
+        <w:rPr>
+          <w:lang w:val="sw_KE" w:bidi="sw_KE"/>
+        </w:rPr>
+        <w:t>Mathayo 9:11</w:t>
+      </w:r>
+    </w:p>
+    <w:p>
+      <w:pPr>
+        <w:pStyle w:val="ListBullet"/>
+        <w:spacing w:line="240" w:lineRule="auto"/>
+        <w:ind w:left="720"/>
+      </w:pPr>
+      <w:r>
+        <w:rPr>
+          <w:lang w:val="sw_KE" w:bidi="sw_KE"/>
+        </w:rPr>
+      </w:r>
+      <w:r>
+        <w:rPr>
+          <w:lang w:val="sw_KE" w:bidi="sw_KE"/>
+        </w:rPr>
+        <w:t>Mathayo 12:2</w:t>
+      </w:r>
+    </w:p>
+    <w:p>
+      <w:pPr>
+        <w:pStyle w:val="ListBullet"/>
+        <w:spacing w:line="240" w:lineRule="auto"/>
+        <w:ind w:left="720"/>
+      </w:pPr>
+      <w:r>
+        <w:rPr>
+          <w:lang w:val="sw_KE" w:bidi="sw_KE"/>
+        </w:rPr>
+      </w:r>
+      <w:r>
+        <w:rPr>
+          <w:lang w:val="sw_KE" w:bidi="sw_KE"/>
+        </w:rPr>
+        <w:t>Mathayo 12:38</w:t>
+      </w:r>
+    </w:p>
+    <w:p>
+      <w:pPr>
+        <w:pStyle w:val="ListBullet"/>
+        <w:spacing w:line="240" w:lineRule="auto"/>
+        <w:ind w:left="720"/>
+      </w:pPr>
+      <w:r>
+        <w:rPr>
+          <w:lang w:val="sw_KE" w:bidi="sw_KE"/>
+        </w:rPr>
+      </w:r>
+      <w:r>
+        <w:rPr>
+          <w:lang w:val="sw_KE" w:bidi="sw_KE"/>
+        </w:rPr>
+        <w:t>Wafilipi 3:5</w:t>
+      </w:r>
     </w:p>
     <w:p>
       <w:pPr>
@@ -4281,114 +4005,84 @@
           <w:lang w:val="sw_KE" w:bidi="sw_KE"/>
         </w:rPr>
       </w:r>
-      <w:hyperlink r:id="rId59">
-        <w:r>
-          <w:rPr>
-            <w:lang w:val="sw_KE" w:bidi="sw_KE"/>
-          </w:rPr>
-          <w:rPr>
-            <w:color w:val="0000EE"/>
-            <w:u w:val="single"/>
-          </w:rPr>
-          <w:t>1 Mambo ya Nyakati 18:9–11</w:t>
-        </w:r>
-      </w:hyperlink>
-    </w:p>
-    <w:p>
-      <w:pPr>
-        <w:pStyle w:val="ListBullet"/>
-        <w:spacing w:line="240" w:lineRule="auto"/>
-        <w:ind w:left="720"/>
-      </w:pPr>
-      <w:r>
-        <w:rPr>
-          <w:lang w:val="sw_KE" w:bidi="sw_KE"/>
-        </w:rPr>
-      </w:r>
-      <w:hyperlink r:id="rId60">
-        <w:r>
-          <w:rPr>
-            <w:lang w:val="sw_KE" w:bidi="sw_KE"/>
-          </w:rPr>
-          <w:rPr>
-            <w:color w:val="0000EE"/>
-            <w:u w:val="single"/>
-          </w:rPr>
-          <w:t>1 Samweli 2:36</w:t>
-        </w:r>
-      </w:hyperlink>
-    </w:p>
-    <w:p>
-      <w:pPr>
-        <w:pStyle w:val="ListBullet"/>
-        <w:spacing w:line="240" w:lineRule="auto"/>
-        <w:ind w:left="720"/>
-      </w:pPr>
-      <w:r>
-        <w:rPr>
-          <w:lang w:val="sw_KE" w:bidi="sw_KE"/>
-        </w:rPr>
-      </w:r>
-      <w:hyperlink r:id="rId61">
-        <w:r>
-          <w:rPr>
-            <w:lang w:val="sw_KE" w:bidi="sw_KE"/>
-          </w:rPr>
-          <w:rPr>
-            <w:color w:val="0000EE"/>
-            <w:u w:val="single"/>
-          </w:rPr>
-          <w:t>2 Wafalme 25:13–15</w:t>
-        </w:r>
-      </w:hyperlink>
-    </w:p>
-    <w:p>
-      <w:pPr>
-        <w:pStyle w:val="ListBullet"/>
-        <w:spacing w:line="240" w:lineRule="auto"/>
-        <w:ind w:left="720"/>
-      </w:pPr>
-      <w:r>
-        <w:rPr>
-          <w:lang w:val="sw_KE" w:bidi="sw_KE"/>
-        </w:rPr>
-      </w:r>
-      <w:hyperlink r:id="rId62">
-        <w:r>
-          <w:rPr>
-            <w:lang w:val="sw_KE" w:bidi="sw_KE"/>
-          </w:rPr>
-          <w:rPr>
-            <w:color w:val="0000EE"/>
-            <w:u w:val="single"/>
-          </w:rPr>
-          <w:t>Matendo 3:6</w:t>
-        </w:r>
-      </w:hyperlink>
-    </w:p>
-    <w:p>
-      <w:pPr>
-        <w:pStyle w:val="ListBullet"/>
-        <w:spacing w:line="240" w:lineRule="auto"/>
-        <w:ind w:left="720"/>
-      </w:pPr>
-      <w:r>
-        <w:rPr>
-          <w:lang w:val="sw_KE" w:bidi="sw_KE"/>
-        </w:rPr>
-      </w:r>
-      <w:hyperlink r:id="rId63">
-        <w:r>
-          <w:rPr>
-            <w:lang w:val="sw_KE" w:bidi="sw_KE"/>
-          </w:rPr>
-          <w:rPr>
-            <w:color w:val="0000EE"/>
-            <w:u w:val="single"/>
-          </w:rPr>
-          <w:t>Mathayo 26:15</w:t>
-        </w:r>
-      </w:hyperlink>
+      <w:r>
+        <w:rPr>
+          <w:lang w:val="sw_KE" w:bidi="sw_KE"/>
+        </w:rPr>
+        <w:t>1 Mambo ya Nyakati 18:9–11</w:t>
+      </w:r>
+    </w:p>
+    <w:p>
+      <w:pPr>
+        <w:pStyle w:val="ListBullet"/>
+        <w:spacing w:line="240" w:lineRule="auto"/>
+        <w:ind w:left="720"/>
+      </w:pPr>
+      <w:r>
+        <w:rPr>
+          <w:lang w:val="sw_KE" w:bidi="sw_KE"/>
+        </w:rPr>
+      </w:r>
+      <w:r>
+        <w:rPr>
+          <w:lang w:val="sw_KE" w:bidi="sw_KE"/>
+        </w:rPr>
+        <w:t>1 Samweli 2:36</w:t>
+      </w:r>
+    </w:p>
+    <w:p>
+      <w:pPr>
+        <w:pStyle w:val="ListBullet"/>
+        <w:spacing w:line="240" w:lineRule="auto"/>
+        <w:ind w:left="720"/>
+      </w:pPr>
+      <w:r>
+        <w:rPr>
+          <w:lang w:val="sw_KE" w:bidi="sw_KE"/>
+        </w:rPr>
+      </w:r>
+      <w:r>
+        <w:rPr>
+          <w:lang w:val="sw_KE" w:bidi="sw_KE"/>
+        </w:rPr>
+        <w:t>2 Wafalme 25:13–15</w:t>
+      </w:r>
+    </w:p>
+    <w:p>
+      <w:pPr>
+        <w:pStyle w:val="ListBullet"/>
+        <w:spacing w:line="240" w:lineRule="auto"/>
+        <w:ind w:left="720"/>
+      </w:pPr>
+      <w:r>
+        <w:rPr>
+          <w:lang w:val="sw_KE" w:bidi="sw_KE"/>
+        </w:rPr>
+      </w:r>
+      <w:r>
+        <w:rPr>
+          <w:lang w:val="sw_KE" w:bidi="sw_KE"/>
+        </w:rPr>
+        <w:t>Matendo 3:6</w:t>
+      </w:r>
+    </w:p>
+    <w:p>
+      <w:pPr>
+        <w:pStyle w:val="ListBullet"/>
+        <w:spacing w:line="240" w:lineRule="auto"/>
+        <w:ind w:left="720"/>
+      </w:pPr>
+      <w:r>
+        <w:rPr>
+          <w:lang w:val="sw_KE" w:bidi="sw_KE"/>
+        </w:rPr>
+      </w:r>
+      <w:r>
+        <w:rPr>
+          <w:lang w:val="sw_KE" w:bidi="sw_KE"/>
+        </w:rPr>
+        <w:t>Mathayo 26:15</w:t>
+      </w:r>
     </w:p>
     <w:p>
       <w:pPr>
@@ -4675,138 +4369,102 @@
           <w:lang w:val="sw_KE" w:bidi="sw_KE"/>
         </w:rPr>
       </w:r>
-      <w:hyperlink r:id="rId64">
-        <w:r>
-          <w:rPr>
-            <w:lang w:val="sw_KE" w:bidi="sw_KE"/>
-          </w:rPr>
-          <w:rPr>
-            <w:color w:val="0000EE"/>
-            <w:u w:val="single"/>
-          </w:rPr>
-          <w:t>1 Timotheo 2:6</w:t>
-        </w:r>
-      </w:hyperlink>
-    </w:p>
-    <w:p>
-      <w:pPr>
-        <w:pStyle w:val="ListBullet"/>
-        <w:spacing w:line="240" w:lineRule="auto"/>
-        <w:ind w:left="720"/>
-      </w:pPr>
-      <w:r>
-        <w:rPr>
-          <w:lang w:val="sw_KE" w:bidi="sw_KE"/>
-        </w:rPr>
-      </w:r>
-      <w:hyperlink r:id="rId65">
-        <w:r>
-          <w:rPr>
-            <w:lang w:val="sw_KE" w:bidi="sw_KE"/>
-          </w:rPr>
-          <w:rPr>
-            <w:color w:val="0000EE"/>
-            <w:u w:val="single"/>
-          </w:rPr>
-          <w:t>Isaya 43:3</w:t>
-        </w:r>
-      </w:hyperlink>
-    </w:p>
-    <w:p>
-      <w:pPr>
-        <w:pStyle w:val="ListBullet"/>
-        <w:spacing w:line="240" w:lineRule="auto"/>
-        <w:ind w:left="720"/>
-      </w:pPr>
-      <w:r>
-        <w:rPr>
-          <w:lang w:val="sw_KE" w:bidi="sw_KE"/>
-        </w:rPr>
-      </w:r>
-      <w:hyperlink r:id="rId66">
-        <w:r>
-          <w:rPr>
-            <w:lang w:val="sw_KE" w:bidi="sw_KE"/>
-          </w:rPr>
-          <w:rPr>
-            <w:color w:val="0000EE"/>
-            <w:u w:val="single"/>
-          </w:rPr>
-          <w:t>Ayubu 6:23</w:t>
-        </w:r>
-      </w:hyperlink>
-    </w:p>
-    <w:p>
-      <w:pPr>
-        <w:pStyle w:val="ListBullet"/>
-        <w:spacing w:line="240" w:lineRule="auto"/>
-        <w:ind w:left="720"/>
-      </w:pPr>
-      <w:r>
-        <w:rPr>
-          <w:lang w:val="sw_KE" w:bidi="sw_KE"/>
-        </w:rPr>
-      </w:r>
-      <w:hyperlink r:id="rId67">
-        <w:r>
-          <w:rPr>
-            <w:lang w:val="sw_KE" w:bidi="sw_KE"/>
-          </w:rPr>
-          <w:rPr>
-            <w:color w:val="0000EE"/>
-            <w:u w:val="single"/>
-          </w:rPr>
-          <w:t>Walawi 19:20</w:t>
-        </w:r>
-      </w:hyperlink>
-    </w:p>
-    <w:p>
-      <w:pPr>
-        <w:pStyle w:val="ListBullet"/>
-        <w:spacing w:line="240" w:lineRule="auto"/>
-        <w:ind w:left="720"/>
-      </w:pPr>
-      <w:r>
-        <w:rPr>
-          <w:lang w:val="sw_KE" w:bidi="sw_KE"/>
-        </w:rPr>
-      </w:r>
-      <w:hyperlink r:id="rId68">
-        <w:r>
-          <w:rPr>
-            <w:lang w:val="sw_KE" w:bidi="sw_KE"/>
-          </w:rPr>
-          <w:rPr>
-            <w:color w:val="0000EE"/>
-            <w:u w:val="single"/>
-          </w:rPr>
-          <w:t>Mathayo 20:28</w:t>
-        </w:r>
-      </w:hyperlink>
-    </w:p>
-    <w:p>
-      <w:pPr>
-        <w:pStyle w:val="ListBullet"/>
-        <w:spacing w:line="240" w:lineRule="auto"/>
-        <w:ind w:left="720"/>
-      </w:pPr>
-      <w:r>
-        <w:rPr>
-          <w:lang w:val="sw_KE" w:bidi="sw_KE"/>
-        </w:rPr>
-      </w:r>
-      <w:hyperlink r:id="rId69">
-        <w:r>
-          <w:rPr>
-            <w:lang w:val="sw_KE" w:bidi="sw_KE"/>
-          </w:rPr>
-          <w:rPr>
-            <w:color w:val="0000EE"/>
-            <w:u w:val="single"/>
-          </w:rPr>
-          <w:t>Zaburi 49:7</w:t>
-        </w:r>
-      </w:hyperlink>
+      <w:r>
+        <w:rPr>
+          <w:lang w:val="sw_KE" w:bidi="sw_KE"/>
+        </w:rPr>
+        <w:t>1 Timotheo 2:6</w:t>
+      </w:r>
+    </w:p>
+    <w:p>
+      <w:pPr>
+        <w:pStyle w:val="ListBullet"/>
+        <w:spacing w:line="240" w:lineRule="auto"/>
+        <w:ind w:left="720"/>
+      </w:pPr>
+      <w:r>
+        <w:rPr>
+          <w:lang w:val="sw_KE" w:bidi="sw_KE"/>
+        </w:rPr>
+      </w:r>
+      <w:r>
+        <w:rPr>
+          <w:lang w:val="sw_KE" w:bidi="sw_KE"/>
+        </w:rPr>
+        <w:t>Isaya 43:3</w:t>
+      </w:r>
+    </w:p>
+    <w:p>
+      <w:pPr>
+        <w:pStyle w:val="ListBullet"/>
+        <w:spacing w:line="240" w:lineRule="auto"/>
+        <w:ind w:left="720"/>
+      </w:pPr>
+      <w:r>
+        <w:rPr>
+          <w:lang w:val="sw_KE" w:bidi="sw_KE"/>
+        </w:rPr>
+      </w:r>
+      <w:r>
+        <w:rPr>
+          <w:lang w:val="sw_KE" w:bidi="sw_KE"/>
+        </w:rPr>
+        <w:t>Ayubu 6:23</w:t>
+      </w:r>
+    </w:p>
+    <w:p>
+      <w:pPr>
+        <w:pStyle w:val="ListBullet"/>
+        <w:spacing w:line="240" w:lineRule="auto"/>
+        <w:ind w:left="720"/>
+      </w:pPr>
+      <w:r>
+        <w:rPr>
+          <w:lang w:val="sw_KE" w:bidi="sw_KE"/>
+        </w:rPr>
+      </w:r>
+      <w:r>
+        <w:rPr>
+          <w:lang w:val="sw_KE" w:bidi="sw_KE"/>
+        </w:rPr>
+        <w:t>Walawi 19:20</w:t>
+      </w:r>
+    </w:p>
+    <w:p>
+      <w:pPr>
+        <w:pStyle w:val="ListBullet"/>
+        <w:spacing w:line="240" w:lineRule="auto"/>
+        <w:ind w:left="720"/>
+      </w:pPr>
+      <w:r>
+        <w:rPr>
+          <w:lang w:val="sw_KE" w:bidi="sw_KE"/>
+        </w:rPr>
+      </w:r>
+      <w:r>
+        <w:rPr>
+          <w:lang w:val="sw_KE" w:bidi="sw_KE"/>
+        </w:rPr>
+        <w:t>Mathayo 20:28</w:t>
+      </w:r>
+    </w:p>
+    <w:p>
+      <w:pPr>
+        <w:pStyle w:val="ListBullet"/>
+        <w:spacing w:line="240" w:lineRule="auto"/>
+        <w:ind w:left="720"/>
+      </w:pPr>
+      <w:r>
+        <w:rPr>
+          <w:lang w:val="sw_KE" w:bidi="sw_KE"/>
+        </w:rPr>
+      </w:r>
+      <w:r>
+        <w:rPr>
+          <w:lang w:val="sw_KE" w:bidi="sw_KE"/>
+        </w:rPr>
+        <w:t>Zaburi 49:7</w:t>
+      </w:r>
     </w:p>
     <w:p>
       <w:pPr>
@@ -5028,138 +4686,102 @@
           <w:lang w:val="sw_KE" w:bidi="sw_KE"/>
         </w:rPr>
       </w:r>
-      <w:hyperlink r:id="rId70">
-        <w:r>
-          <w:rPr>
-            <w:lang w:val="sw_KE" w:bidi="sw_KE"/>
-          </w:rPr>
-          <w:rPr>
-            <w:color w:val="0000EE"/>
-            <w:u w:val="single"/>
-          </w:rPr>
-          <w:t>1 Wakorintho 14:7</w:t>
-        </w:r>
-      </w:hyperlink>
-    </w:p>
-    <w:p>
-      <w:pPr>
-        <w:pStyle w:val="ListBullet"/>
-        <w:spacing w:line="240" w:lineRule="auto"/>
-        <w:ind w:left="720"/>
-      </w:pPr>
-      <w:r>
-        <w:rPr>
-          <w:lang w:val="sw_KE" w:bidi="sw_KE"/>
-        </w:rPr>
-      </w:r>
-      <w:hyperlink r:id="rId71">
-        <w:r>
-          <w:rPr>
-            <w:lang w:val="sw_KE" w:bidi="sw_KE"/>
-          </w:rPr>
-          <w:rPr>
-            <w:color w:val="0000EE"/>
-            <w:u w:val="single"/>
-          </w:rPr>
-          <w:t>1 Wafalme 1:38–40</w:t>
-        </w:r>
-      </w:hyperlink>
-    </w:p>
-    <w:p>
-      <w:pPr>
-        <w:pStyle w:val="ListBullet"/>
-        <w:spacing w:line="240" w:lineRule="auto"/>
-        <w:ind w:left="720"/>
-      </w:pPr>
-      <w:r>
-        <w:rPr>
-          <w:lang w:val="sw_KE" w:bidi="sw_KE"/>
-        </w:rPr>
-      </w:r>
-      <w:hyperlink r:id="rId72">
-        <w:r>
-          <w:rPr>
-            <w:lang w:val="sw_KE" w:bidi="sw_KE"/>
-          </w:rPr>
-          <w:rPr>
-            <w:color w:val="0000EE"/>
-            <w:u w:val="single"/>
-          </w:rPr>
-          <w:t>Danieli 3:3–5</w:t>
-        </w:r>
-      </w:hyperlink>
-    </w:p>
-    <w:p>
-      <w:pPr>
-        <w:pStyle w:val="ListBullet"/>
-        <w:spacing w:line="240" w:lineRule="auto"/>
-        <w:ind w:left="720"/>
-      </w:pPr>
-      <w:r>
-        <w:rPr>
-          <w:lang w:val="sw_KE" w:bidi="sw_KE"/>
-        </w:rPr>
-      </w:r>
-      <w:hyperlink r:id="rId73">
-        <w:r>
-          <w:rPr>
-            <w:lang w:val="sw_KE" w:bidi="sw_KE"/>
-          </w:rPr>
-          <w:rPr>
-            <w:color w:val="0000EE"/>
-            <w:u w:val="single"/>
-          </w:rPr>
-          <w:t>Luka 7:31–32</w:t>
-        </w:r>
-      </w:hyperlink>
-    </w:p>
-    <w:p>
-      <w:pPr>
-        <w:pStyle w:val="ListBullet"/>
-        <w:spacing w:line="240" w:lineRule="auto"/>
-        <w:ind w:left="720"/>
-      </w:pPr>
-      <w:r>
-        <w:rPr>
-          <w:lang w:val="sw_KE" w:bidi="sw_KE"/>
-        </w:rPr>
-      </w:r>
-      <w:hyperlink r:id="rId74">
-        <w:r>
-          <w:rPr>
-            <w:lang w:val="sw_KE" w:bidi="sw_KE"/>
-          </w:rPr>
-          <w:rPr>
-            <w:color w:val="0000EE"/>
-            <w:u w:val="single"/>
-          </w:rPr>
-          <w:t>Matayo 9:23</w:t>
-        </w:r>
-      </w:hyperlink>
-    </w:p>
-    <w:p>
-      <w:pPr>
-        <w:pStyle w:val="ListBullet"/>
-        <w:spacing w:line="240" w:lineRule="auto"/>
-        <w:ind w:left="720"/>
-      </w:pPr>
-      <w:r>
-        <w:rPr>
-          <w:lang w:val="sw_KE" w:bidi="sw_KE"/>
-        </w:rPr>
-      </w:r>
-      <w:hyperlink r:id="rId75">
-        <w:r>
-          <w:rPr>
-            <w:lang w:val="sw_KE" w:bidi="sw_KE"/>
-          </w:rPr>
-          <w:rPr>
-            <w:color w:val="0000EE"/>
-            <w:u w:val="single"/>
-          </w:rPr>
-          <w:t>Mathayo 11:17</w:t>
-        </w:r>
-      </w:hyperlink>
+      <w:r>
+        <w:rPr>
+          <w:lang w:val="sw_KE" w:bidi="sw_KE"/>
+        </w:rPr>
+        <w:t>1 Wakorintho 14:7</w:t>
+      </w:r>
+    </w:p>
+    <w:p>
+      <w:pPr>
+        <w:pStyle w:val="ListBullet"/>
+        <w:spacing w:line="240" w:lineRule="auto"/>
+        <w:ind w:left="720"/>
+      </w:pPr>
+      <w:r>
+        <w:rPr>
+          <w:lang w:val="sw_KE" w:bidi="sw_KE"/>
+        </w:rPr>
+      </w:r>
+      <w:r>
+        <w:rPr>
+          <w:lang w:val="sw_KE" w:bidi="sw_KE"/>
+        </w:rPr>
+        <w:t>1 Wafalme 1:38–40</w:t>
+      </w:r>
+    </w:p>
+    <w:p>
+      <w:pPr>
+        <w:pStyle w:val="ListBullet"/>
+        <w:spacing w:line="240" w:lineRule="auto"/>
+        <w:ind w:left="720"/>
+      </w:pPr>
+      <w:r>
+        <w:rPr>
+          <w:lang w:val="sw_KE" w:bidi="sw_KE"/>
+        </w:rPr>
+      </w:r>
+      <w:r>
+        <w:rPr>
+          <w:lang w:val="sw_KE" w:bidi="sw_KE"/>
+        </w:rPr>
+        <w:t>Danieli 3:3–5</w:t>
+      </w:r>
+    </w:p>
+    <w:p>
+      <w:pPr>
+        <w:pStyle w:val="ListBullet"/>
+        <w:spacing w:line="240" w:lineRule="auto"/>
+        <w:ind w:left="720"/>
+      </w:pPr>
+      <w:r>
+        <w:rPr>
+          <w:lang w:val="sw_KE" w:bidi="sw_KE"/>
+        </w:rPr>
+      </w:r>
+      <w:r>
+        <w:rPr>
+          <w:lang w:val="sw_KE" w:bidi="sw_KE"/>
+        </w:rPr>
+        <w:t>Luka 7:31–32</w:t>
+      </w:r>
+    </w:p>
+    <w:p>
+      <w:pPr>
+        <w:pStyle w:val="ListBullet"/>
+        <w:spacing w:line="240" w:lineRule="auto"/>
+        <w:ind w:left="720"/>
+      </w:pPr>
+      <w:r>
+        <w:rPr>
+          <w:lang w:val="sw_KE" w:bidi="sw_KE"/>
+        </w:rPr>
+      </w:r>
+      <w:r>
+        <w:rPr>
+          <w:lang w:val="sw_KE" w:bidi="sw_KE"/>
+        </w:rPr>
+        <w:t>Matayo 9:23</w:t>
+      </w:r>
+    </w:p>
+    <w:p>
+      <w:pPr>
+        <w:pStyle w:val="ListBullet"/>
+        <w:spacing w:line="240" w:lineRule="auto"/>
+        <w:ind w:left="720"/>
+      </w:pPr>
+      <w:r>
+        <w:rPr>
+          <w:lang w:val="sw_KE" w:bidi="sw_KE"/>
+        </w:rPr>
+      </w:r>
+      <w:r>
+        <w:rPr>
+          <w:lang w:val="sw_KE" w:bidi="sw_KE"/>
+        </w:rPr>
+        <w:t>Mathayo 11:17</w:t>
+      </w:r>
     </w:p>
     <w:p>
       <w:pPr>
@@ -5429,90 +5051,66 @@
           <w:lang w:val="sw_KE" w:bidi="sw_KE"/>
         </w:rPr>
       </w:r>
-      <w:hyperlink r:id="rId76">
-        <w:r>
-          <w:rPr>
-            <w:lang w:val="sw_KE" w:bidi="sw_KE"/>
-          </w:rPr>
-          <w:rPr>
-            <w:color w:val="0000EE"/>
-            <w:u w:val="single"/>
-          </w:rPr>
-          <w:t>1 Wathesalonike 2:1–2</w:t>
-        </w:r>
-      </w:hyperlink>
-    </w:p>
-    <w:p>
-      <w:pPr>
-        <w:pStyle w:val="ListBullet"/>
-        <w:spacing w:line="240" w:lineRule="auto"/>
-        <w:ind w:left="720"/>
-      </w:pPr>
-      <w:r>
-        <w:rPr>
-          <w:lang w:val="sw_KE" w:bidi="sw_KE"/>
-        </w:rPr>
-      </w:r>
-      <w:hyperlink r:id="rId77">
-        <w:r>
-          <w:rPr>
-            <w:lang w:val="sw_KE" w:bidi="sw_KE"/>
-          </w:rPr>
-          <w:rPr>
-            <w:color w:val="0000EE"/>
-            <w:u w:val="single"/>
-          </w:rPr>
-          <w:t>Matendo 16:11</w:t>
-        </w:r>
-      </w:hyperlink>
-    </w:p>
-    <w:p>
-      <w:pPr>
-        <w:pStyle w:val="ListBullet"/>
-        <w:spacing w:line="240" w:lineRule="auto"/>
-        <w:ind w:left="720"/>
-      </w:pPr>
-      <w:r>
-        <w:rPr>
-          <w:lang w:val="sw_KE" w:bidi="sw_KE"/>
-        </w:rPr>
-      </w:r>
-      <w:hyperlink r:id="rId78">
-        <w:r>
-          <w:rPr>
-            <w:lang w:val="sw_KE" w:bidi="sw_KE"/>
-          </w:rPr>
-          <w:rPr>
-            <w:color w:val="0000EE"/>
-            <w:u w:val="single"/>
-          </w:rPr>
-          <w:t>Mathayo 16:13–16</w:t>
-        </w:r>
-      </w:hyperlink>
-    </w:p>
-    <w:p>
-      <w:pPr>
-        <w:pStyle w:val="ListBullet"/>
-        <w:spacing w:line="240" w:lineRule="auto"/>
-        <w:ind w:left="720"/>
-      </w:pPr>
-      <w:r>
-        <w:rPr>
-          <w:lang w:val="sw_KE" w:bidi="sw_KE"/>
-        </w:rPr>
-      </w:r>
-      <w:hyperlink r:id="rId79">
-        <w:r>
-          <w:rPr>
-            <w:lang w:val="sw_KE" w:bidi="sw_KE"/>
-          </w:rPr>
-          <w:rPr>
-            <w:color w:val="0000EE"/>
-            <w:u w:val="single"/>
-          </w:rPr>
-          <w:t>Wafilipi 1:1</w:t>
-        </w:r>
-      </w:hyperlink>
+      <w:r>
+        <w:rPr>
+          <w:lang w:val="sw_KE" w:bidi="sw_KE"/>
+        </w:rPr>
+        <w:t>1 Wathesalonike 2:1–2</w:t>
+      </w:r>
+    </w:p>
+    <w:p>
+      <w:pPr>
+        <w:pStyle w:val="ListBullet"/>
+        <w:spacing w:line="240" w:lineRule="auto"/>
+        <w:ind w:left="720"/>
+      </w:pPr>
+      <w:r>
+        <w:rPr>
+          <w:lang w:val="sw_KE" w:bidi="sw_KE"/>
+        </w:rPr>
+      </w:r>
+      <w:r>
+        <w:rPr>
+          <w:lang w:val="sw_KE" w:bidi="sw_KE"/>
+        </w:rPr>
+        <w:t>Matendo 16:11</w:t>
+      </w:r>
+    </w:p>
+    <w:p>
+      <w:pPr>
+        <w:pStyle w:val="ListBullet"/>
+        <w:spacing w:line="240" w:lineRule="auto"/>
+        <w:ind w:left="720"/>
+      </w:pPr>
+      <w:r>
+        <w:rPr>
+          <w:lang w:val="sw_KE" w:bidi="sw_KE"/>
+        </w:rPr>
+      </w:r>
+      <w:r>
+        <w:rPr>
+          <w:lang w:val="sw_KE" w:bidi="sw_KE"/>
+        </w:rPr>
+        <w:t>Mathayo 16:13–16</w:t>
+      </w:r>
+    </w:p>
+    <w:p>
+      <w:pPr>
+        <w:pStyle w:val="ListBullet"/>
+        <w:spacing w:line="240" w:lineRule="auto"/>
+        <w:ind w:left="720"/>
+      </w:pPr>
+      <w:r>
+        <w:rPr>
+          <w:lang w:val="sw_KE" w:bidi="sw_KE"/>
+        </w:rPr>
+      </w:r>
+      <w:r>
+        <w:rPr>
+          <w:lang w:val="sw_KE" w:bidi="sw_KE"/>
+        </w:rPr>
+        <w:t>Wafilipi 1:1</w:t>
+      </w:r>
     </w:p>
     <w:p>
       <w:pPr>
@@ -5804,128 +5402,92 @@
         <w:rPr>
           <w:lang w:val="sw_KE" w:bidi="sw_KE"/>
         </w:rPr>
+      </w:r>
+      <w:r>
+        <w:rPr>
+          <w:lang w:val="sw_KE" w:bidi="sw_KE"/>
+        </w:rPr>
+        <w:t>Matendo 6:5–6</w:t>
         <w:br/>
       </w:r>
-      <w:hyperlink r:id="rId80">
-        <w:r>
-          <w:rPr>
-            <w:lang w:val="sw_KE" w:bidi="sw_KE"/>
-          </w:rPr>
-          <w:rPr>
-            <w:color w:val="0000EE"/>
-            <w:u w:val="single"/>
-          </w:rPr>
-          <w:t>Matendo 6:5–6</w:t>
-        </w:r>
-      </w:hyperlink>
-      <w:hyperlink r:id="rId81">
-        <w:r>
-          <w:rPr>
-            <w:lang w:val="sw_KE" w:bidi="sw_KE"/>
-          </w:rPr>
-          <w:rPr>
-            <w:color w:val="0000EE"/>
-            <w:u w:val="single"/>
-          </w:rPr>
-          <w:t>Matendo 8:6</w:t>
-        </w:r>
-      </w:hyperlink>
-    </w:p>
-    <w:p>
-      <w:pPr>
-        <w:pStyle w:val="ListBullet"/>
-        <w:spacing w:line="240" w:lineRule="auto"/>
-        <w:ind w:left="720"/>
-      </w:pPr>
-      <w:r>
-        <w:rPr>
-          <w:lang w:val="sw_KE" w:bidi="sw_KE"/>
-        </w:rPr>
-      </w:r>
-      <w:hyperlink r:id="rId82">
-        <w:r>
-          <w:rPr>
-            <w:lang w:val="sw_KE" w:bidi="sw_KE"/>
-          </w:rPr>
-          <w:rPr>
-            <w:color w:val="0000EE"/>
-            <w:u w:val="single"/>
-          </w:rPr>
-          <w:t>Matendo 8:13</w:t>
-        </w:r>
-      </w:hyperlink>
-    </w:p>
-    <w:p>
-      <w:pPr>
-        <w:pStyle w:val="ListBullet"/>
-        <w:spacing w:line="240" w:lineRule="auto"/>
-        <w:ind w:left="720"/>
-      </w:pPr>
-      <w:r>
-        <w:rPr>
-          <w:lang w:val="sw_KE" w:bidi="sw_KE"/>
-        </w:rPr>
-      </w:r>
-      <w:hyperlink r:id="rId83">
-        <w:r>
-          <w:rPr>
-            <w:lang w:val="sw_KE" w:bidi="sw_KE"/>
-          </w:rPr>
-          <w:rPr>
-            <w:color w:val="0000EE"/>
-            <w:u w:val="single"/>
-          </w:rPr>
-          <w:t>Matendo 8:31</w:t>
-        </w:r>
-      </w:hyperlink>
-    </w:p>
-    <w:p>
-      <w:pPr>
-        <w:pStyle w:val="ListBullet"/>
-        <w:spacing w:line="240" w:lineRule="auto"/>
-        <w:ind w:left="720"/>
-      </w:pPr>
-      <w:r>
-        <w:rPr>
-          <w:lang w:val="sw_KE" w:bidi="sw_KE"/>
-        </w:rPr>
-      </w:r>
-      <w:hyperlink r:id="rId84">
-        <w:r>
-          <w:rPr>
-            <w:lang w:val="sw_KE" w:bidi="sw_KE"/>
-          </w:rPr>
-          <w:rPr>
-            <w:color w:val="0000EE"/>
-            <w:u w:val="single"/>
-          </w:rPr>
-          <w:t>Matendo 8:36</w:t>
-        </w:r>
-      </w:hyperlink>
-    </w:p>
-    <w:p>
-      <w:pPr>
-        <w:pStyle w:val="ListBullet"/>
-        <w:spacing w:line="240" w:lineRule="auto"/>
-        <w:ind w:left="720"/>
-      </w:pPr>
-      <w:r>
-        <w:rPr>
-          <w:lang w:val="sw_KE" w:bidi="sw_KE"/>
-        </w:rPr>
-      </w:r>
-      <w:hyperlink r:id="rId85">
-        <w:r>
-          <w:rPr>
-            <w:lang w:val="sw_KE" w:bidi="sw_KE"/>
-          </w:rPr>
-          <w:rPr>
-            <w:color w:val="0000EE"/>
-            <w:u w:val="single"/>
-          </w:rPr>
-          <w:t>Matendo 8:40</w:t>
-        </w:r>
-      </w:hyperlink>
+      <w:r>
+        <w:rPr>
+          <w:lang w:val="sw_KE" w:bidi="sw_KE"/>
+        </w:rPr>
+        <w:t>Matendo 8:6</w:t>
+      </w:r>
+    </w:p>
+    <w:p>
+      <w:pPr>
+        <w:pStyle w:val="ListBullet"/>
+        <w:spacing w:line="240" w:lineRule="auto"/>
+        <w:ind w:left="720"/>
+      </w:pPr>
+      <w:r>
+        <w:rPr>
+          <w:lang w:val="sw_KE" w:bidi="sw_KE"/>
+        </w:rPr>
+      </w:r>
+      <w:r>
+        <w:rPr>
+          <w:lang w:val="sw_KE" w:bidi="sw_KE"/>
+        </w:rPr>
+        <w:t>Matendo 8:13</w:t>
+      </w:r>
+    </w:p>
+    <w:p>
+      <w:pPr>
+        <w:pStyle w:val="ListBullet"/>
+        <w:spacing w:line="240" w:lineRule="auto"/>
+        <w:ind w:left="720"/>
+      </w:pPr>
+      <w:r>
+        <w:rPr>
+          <w:lang w:val="sw_KE" w:bidi="sw_KE"/>
+        </w:rPr>
+      </w:r>
+      <w:r>
+        <w:rPr>
+          <w:lang w:val="sw_KE" w:bidi="sw_KE"/>
+        </w:rPr>
+        <w:t>Matendo 8:31</w:t>
+      </w:r>
+    </w:p>
+    <w:p>
+      <w:pPr>
+        <w:pStyle w:val="ListBullet"/>
+        <w:spacing w:line="240" w:lineRule="auto"/>
+        <w:ind w:left="720"/>
+      </w:pPr>
+      <w:r>
+        <w:rPr>
+          <w:lang w:val="sw_KE" w:bidi="sw_KE"/>
+        </w:rPr>
+      </w:r>
+      <w:r>
+        <w:rPr>
+          <w:lang w:val="sw_KE" w:bidi="sw_KE"/>
+        </w:rPr>
+        <w:t>Matendo 8:36</w:t>
+      </w:r>
+    </w:p>
+    <w:p>
+      <w:pPr>
+        <w:pStyle w:val="ListBullet"/>
+        <w:spacing w:line="240" w:lineRule="auto"/>
+        <w:ind w:left="720"/>
+      </w:pPr>
+      <w:r>
+        <w:rPr>
+          <w:lang w:val="sw_KE" w:bidi="sw_KE"/>
+        </w:rPr>
+      </w:r>
+      <w:r>
+        <w:rPr>
+          <w:lang w:val="sw_KE" w:bidi="sw_KE"/>
+        </w:rPr>
+        <w:t>Matendo 8:40</w:t>
+      </w:r>
     </w:p>
     <w:p>
       <w:pPr>
@@ -6195,114 +5757,84 @@
           <w:lang w:val="sw_KE" w:bidi="sw_KE"/>
         </w:rPr>
       </w:r>
-      <w:hyperlink r:id="rId86">
-        <w:r>
-          <w:rPr>
-            <w:lang w:val="sw_KE" w:bidi="sw_KE"/>
-          </w:rPr>
-          <w:rPr>
-            <w:color w:val="0000EE"/>
-            <w:u w:val="single"/>
-          </w:rPr>
-          <w:t>1 Wakorintho 4:21</w:t>
-        </w:r>
-      </w:hyperlink>
-    </w:p>
-    <w:p>
-      <w:pPr>
-        <w:pStyle w:val="ListBullet"/>
-        <w:spacing w:line="240" w:lineRule="auto"/>
-        <w:ind w:left="720"/>
-      </w:pPr>
-      <w:r>
-        <w:rPr>
-          <w:lang w:val="sw_KE" w:bidi="sw_KE"/>
-        </w:rPr>
-      </w:r>
-      <w:hyperlink r:id="rId87">
-        <w:r>
-          <w:rPr>
-            <w:lang w:val="sw_KE" w:bidi="sw_KE"/>
-          </w:rPr>
-          <w:rPr>
-            <w:color w:val="0000EE"/>
-            <w:u w:val="single"/>
-          </w:rPr>
-          <w:t>1 Samweli 14:43–44</w:t>
-        </w:r>
-      </w:hyperlink>
-    </w:p>
-    <w:p>
-      <w:pPr>
-        <w:pStyle w:val="ListBullet"/>
-        <w:spacing w:line="240" w:lineRule="auto"/>
-        <w:ind w:left="720"/>
-      </w:pPr>
-      <w:r>
-        <w:rPr>
-          <w:lang w:val="sw_KE" w:bidi="sw_KE"/>
-        </w:rPr>
-      </w:r>
-      <w:hyperlink r:id="rId88">
-        <w:r>
-          <w:rPr>
-            <w:lang w:val="sw_KE" w:bidi="sw_KE"/>
-          </w:rPr>
-          <w:rPr>
-            <w:color w:val="0000EE"/>
-            <w:u w:val="single"/>
-          </w:rPr>
-          <w:t>Matendo 16:23</w:t>
-        </w:r>
-      </w:hyperlink>
-    </w:p>
-    <w:p>
-      <w:pPr>
-        <w:pStyle w:val="ListBullet"/>
-        <w:spacing w:line="240" w:lineRule="auto"/>
-        <w:ind w:left="720"/>
-      </w:pPr>
-      <w:r>
-        <w:rPr>
-          <w:lang w:val="sw_KE" w:bidi="sw_KE"/>
-        </w:rPr>
-      </w:r>
-      <w:hyperlink r:id="rId89">
-        <w:r>
-          <w:rPr>
-            <w:lang w:val="sw_KE" w:bidi="sw_KE"/>
-          </w:rPr>
-          <w:rPr>
-            <w:color w:val="0000EE"/>
-            <w:u w:val="single"/>
-          </w:rPr>
-          <w:t>Kutoka 27:9–10</w:t>
-        </w:r>
-      </w:hyperlink>
-    </w:p>
-    <w:p>
-      <w:pPr>
-        <w:pStyle w:val="ListBullet"/>
-        <w:spacing w:line="240" w:lineRule="auto"/>
-        <w:ind w:left="720"/>
-      </w:pPr>
-      <w:r>
-        <w:rPr>
-          <w:lang w:val="sw_KE" w:bidi="sw_KE"/>
-        </w:rPr>
-      </w:r>
-      <w:hyperlink r:id="rId90">
-        <w:r>
-          <w:rPr>
-            <w:lang w:val="sw_KE" w:bidi="sw_KE"/>
-          </w:rPr>
-          <w:rPr>
-            <w:color w:val="0000EE"/>
-            <w:u w:val="single"/>
-          </w:rPr>
-          <w:t>Ufunuo 11:1</w:t>
-        </w:r>
-      </w:hyperlink>
+      <w:r>
+        <w:rPr>
+          <w:lang w:val="sw_KE" w:bidi="sw_KE"/>
+        </w:rPr>
+        <w:t>1 Wakorintho 4:21</w:t>
+      </w:r>
+    </w:p>
+    <w:p>
+      <w:pPr>
+        <w:pStyle w:val="ListBullet"/>
+        <w:spacing w:line="240" w:lineRule="auto"/>
+        <w:ind w:left="720"/>
+      </w:pPr>
+      <w:r>
+        <w:rPr>
+          <w:lang w:val="sw_KE" w:bidi="sw_KE"/>
+        </w:rPr>
+      </w:r>
+      <w:r>
+        <w:rPr>
+          <w:lang w:val="sw_KE" w:bidi="sw_KE"/>
+        </w:rPr>
+        <w:t>1 Samweli 14:43–44</w:t>
+      </w:r>
+    </w:p>
+    <w:p>
+      <w:pPr>
+        <w:pStyle w:val="ListBullet"/>
+        <w:spacing w:line="240" w:lineRule="auto"/>
+        <w:ind w:left="720"/>
+      </w:pPr>
+      <w:r>
+        <w:rPr>
+          <w:lang w:val="sw_KE" w:bidi="sw_KE"/>
+        </w:rPr>
+      </w:r>
+      <w:r>
+        <w:rPr>
+          <w:lang w:val="sw_KE" w:bidi="sw_KE"/>
+        </w:rPr>
+        <w:t>Matendo 16:23</w:t>
+      </w:r>
+    </w:p>
+    <w:p>
+      <w:pPr>
+        <w:pStyle w:val="ListBullet"/>
+        <w:spacing w:line="240" w:lineRule="auto"/>
+        <w:ind w:left="720"/>
+      </w:pPr>
+      <w:r>
+        <w:rPr>
+          <w:lang w:val="sw_KE" w:bidi="sw_KE"/>
+        </w:rPr>
+      </w:r>
+      <w:r>
+        <w:rPr>
+          <w:lang w:val="sw_KE" w:bidi="sw_KE"/>
+        </w:rPr>
+        <w:t>Kutoka 27:9–10</w:t>
+      </w:r>
+    </w:p>
+    <w:p>
+      <w:pPr>
+        <w:pStyle w:val="ListBullet"/>
+        <w:spacing w:line="240" w:lineRule="auto"/>
+        <w:ind w:left="720"/>
+      </w:pPr>
+      <w:r>
+        <w:rPr>
+          <w:lang w:val="sw_KE" w:bidi="sw_KE"/>
+        </w:rPr>
+      </w:r>
+      <w:r>
+        <w:rPr>
+          <w:lang w:val="sw_KE" w:bidi="sw_KE"/>
+        </w:rPr>
+        <w:t>Ufunuo 11:1</w:t>
+      </w:r>
     </w:p>
     <w:p>
       <w:pPr>
@@ -6548,138 +6080,102 @@
           <w:lang w:val="sw_KE" w:bidi="sw_KE"/>
         </w:rPr>
       </w:r>
-      <w:hyperlink r:id="rId91">
-        <w:r>
-          <w:rPr>
-            <w:lang w:val="sw_KE" w:bidi="sw_KE"/>
-          </w:rPr>
-          <w:rPr>
-            <w:color w:val="0000EE"/>
-            <w:u w:val="single"/>
-          </w:rPr>
-          <w:t>Kutoka 4:1–3</w:t>
-        </w:r>
-      </w:hyperlink>
-    </w:p>
-    <w:p>
-      <w:pPr>
-        <w:pStyle w:val="ListBullet"/>
-        <w:spacing w:line="240" w:lineRule="auto"/>
-        <w:ind w:left="720"/>
-      </w:pPr>
-      <w:r>
-        <w:rPr>
-          <w:lang w:val="sw_KE" w:bidi="sw_KE"/>
-        </w:rPr>
-      </w:r>
-      <w:hyperlink r:id="rId92">
-        <w:r>
-          <w:rPr>
-            <w:lang w:val="sw_KE" w:bidi="sw_KE"/>
-          </w:rPr>
-          <w:rPr>
-            <w:color w:val="0000EE"/>
-            <w:u w:val="single"/>
-          </w:rPr>
-          <w:t>Kutoka 7:9</w:t>
-        </w:r>
-      </w:hyperlink>
-    </w:p>
-    <w:p>
-      <w:pPr>
-        <w:pStyle w:val="ListBullet"/>
-        <w:spacing w:line="240" w:lineRule="auto"/>
-        <w:ind w:left="720"/>
-      </w:pPr>
-      <w:r>
-        <w:rPr>
-          <w:lang w:val="sw_KE" w:bidi="sw_KE"/>
-        </w:rPr>
-      </w:r>
-      <w:hyperlink r:id="rId93">
-        <w:r>
-          <w:rPr>
-            <w:lang w:val="sw_KE" w:bidi="sw_KE"/>
-          </w:rPr>
-          <w:rPr>
-            <w:color w:val="0000EE"/>
-            <w:u w:val="single"/>
-          </w:rPr>
-          <w:t>Luka 9:3</w:t>
-        </w:r>
-      </w:hyperlink>
-    </w:p>
-    <w:p>
-      <w:pPr>
-        <w:pStyle w:val="ListBullet"/>
-        <w:spacing w:line="240" w:lineRule="auto"/>
-        <w:ind w:left="720"/>
-      </w:pPr>
-      <w:r>
-        <w:rPr>
-          <w:lang w:val="sw_KE" w:bidi="sw_KE"/>
-        </w:rPr>
-      </w:r>
-      <w:hyperlink r:id="rId94">
-        <w:r>
-          <w:rPr>
-            <w:lang w:val="sw_KE" w:bidi="sw_KE"/>
-          </w:rPr>
-          <w:rPr>
-            <w:color w:val="0000EE"/>
-            <w:u w:val="single"/>
-          </w:rPr>
-          <w:t>Marko 6:7–9</w:t>
-        </w:r>
-      </w:hyperlink>
-    </w:p>
-    <w:p>
-      <w:pPr>
-        <w:pStyle w:val="ListBullet"/>
-        <w:spacing w:line="240" w:lineRule="auto"/>
-        <w:ind w:left="720"/>
-      </w:pPr>
-      <w:r>
-        <w:rPr>
-          <w:lang w:val="sw_KE" w:bidi="sw_KE"/>
-        </w:rPr>
-      </w:r>
-      <w:hyperlink r:id="rId95">
-        <w:r>
-          <w:rPr>
-            <w:lang w:val="sw_KE" w:bidi="sw_KE"/>
-          </w:rPr>
-          <w:rPr>
-            <w:color w:val="0000EE"/>
-            <w:u w:val="single"/>
-          </w:rPr>
-          <w:t>Mathayo 10:8–10</w:t>
-        </w:r>
-      </w:hyperlink>
-    </w:p>
-    <w:p>
-      <w:pPr>
-        <w:pStyle w:val="ListBullet"/>
-        <w:spacing w:line="240" w:lineRule="auto"/>
-        <w:ind w:left="720"/>
-      </w:pPr>
-      <w:r>
-        <w:rPr>
-          <w:lang w:val="sw_KE" w:bidi="sw_KE"/>
-        </w:rPr>
-      </w:r>
-      <w:hyperlink r:id="rId96">
-        <w:r>
-          <w:rPr>
-            <w:lang w:val="sw_KE" w:bidi="sw_KE"/>
-          </w:rPr>
-          <w:rPr>
-            <w:color w:val="0000EE"/>
-            <w:u w:val="single"/>
-          </w:rPr>
-          <w:t>Matthew 27:29</w:t>
-        </w:r>
-      </w:hyperlink>
+      <w:r>
+        <w:rPr>
+          <w:lang w:val="sw_KE" w:bidi="sw_KE"/>
+        </w:rPr>
+        <w:t>Kutoka 4:1–3</w:t>
+      </w:r>
+    </w:p>
+    <w:p>
+      <w:pPr>
+        <w:pStyle w:val="ListBullet"/>
+        <w:spacing w:line="240" w:lineRule="auto"/>
+        <w:ind w:left="720"/>
+      </w:pPr>
+      <w:r>
+        <w:rPr>
+          <w:lang w:val="sw_KE" w:bidi="sw_KE"/>
+        </w:rPr>
+      </w:r>
+      <w:r>
+        <w:rPr>
+          <w:lang w:val="sw_KE" w:bidi="sw_KE"/>
+        </w:rPr>
+        <w:t>Kutoka 7:9</w:t>
+      </w:r>
+    </w:p>
+    <w:p>
+      <w:pPr>
+        <w:pStyle w:val="ListBullet"/>
+        <w:spacing w:line="240" w:lineRule="auto"/>
+        <w:ind w:left="720"/>
+      </w:pPr>
+      <w:r>
+        <w:rPr>
+          <w:lang w:val="sw_KE" w:bidi="sw_KE"/>
+        </w:rPr>
+      </w:r>
+      <w:r>
+        <w:rPr>
+          <w:lang w:val="sw_KE" w:bidi="sw_KE"/>
+        </w:rPr>
+        <w:t>Luka 9:3</w:t>
+      </w:r>
+    </w:p>
+    <w:p>
+      <w:pPr>
+        <w:pStyle w:val="ListBullet"/>
+        <w:spacing w:line="240" w:lineRule="auto"/>
+        <w:ind w:left="720"/>
+      </w:pPr>
+      <w:r>
+        <w:rPr>
+          <w:lang w:val="sw_KE" w:bidi="sw_KE"/>
+        </w:rPr>
+      </w:r>
+      <w:r>
+        <w:rPr>
+          <w:lang w:val="sw_KE" w:bidi="sw_KE"/>
+        </w:rPr>
+        <w:t>Marko 6:7–9</w:t>
+      </w:r>
+    </w:p>
+    <w:p>
+      <w:pPr>
+        <w:pStyle w:val="ListBullet"/>
+        <w:spacing w:line="240" w:lineRule="auto"/>
+        <w:ind w:left="720"/>
+      </w:pPr>
+      <w:r>
+        <w:rPr>
+          <w:lang w:val="sw_KE" w:bidi="sw_KE"/>
+        </w:rPr>
+      </w:r>
+      <w:r>
+        <w:rPr>
+          <w:lang w:val="sw_KE" w:bidi="sw_KE"/>
+        </w:rPr>
+        <w:t>Mathayo 10:8–10</w:t>
+      </w:r>
+    </w:p>
+    <w:p>
+      <w:pPr>
+        <w:pStyle w:val="ListBullet"/>
+        <w:spacing w:line="240" w:lineRule="auto"/>
+        <w:ind w:left="720"/>
+      </w:pPr>
+      <w:r>
+        <w:rPr>
+          <w:lang w:val="sw_KE" w:bidi="sw_KE"/>
+        </w:rPr>
+      </w:r>
+      <w:r>
+        <w:rPr>
+          <w:lang w:val="sw_KE" w:bidi="sw_KE"/>
+        </w:rPr>
+        <w:t>Matthew 27:29</w:t>
+      </w:r>
     </w:p>
     <w:p>
       <w:pPr>
@@ -6943,138 +6439,102 @@
           <w:lang w:val="sw_KE" w:bidi="sw_KE"/>
         </w:rPr>
       </w:r>
-      <w:hyperlink r:id="rId97">
-        <w:r>
-          <w:rPr>
-            <w:lang w:val="sw_KE" w:bidi="sw_KE"/>
-          </w:rPr>
-          <w:rPr>
-            <w:color w:val="0000EE"/>
-            <w:u w:val="single"/>
-          </w:rPr>
-          <w:t>Amosi 1:5</w:t>
-        </w:r>
-      </w:hyperlink>
-    </w:p>
-    <w:p>
-      <w:pPr>
-        <w:pStyle w:val="ListBullet"/>
-        <w:spacing w:line="240" w:lineRule="auto"/>
-        <w:ind w:left="720"/>
-      </w:pPr>
-      <w:r>
-        <w:rPr>
-          <w:lang w:val="sw_KE" w:bidi="sw_KE"/>
-        </w:rPr>
-      </w:r>
-      <w:hyperlink r:id="rId98">
-        <w:r>
-          <w:rPr>
-            <w:lang w:val="sw_KE" w:bidi="sw_KE"/>
-          </w:rPr>
-          <w:rPr>
-            <w:color w:val="0000EE"/>
-            <w:u w:val="single"/>
-          </w:rPr>
-          <w:t>Esta 4:11</w:t>
-        </w:r>
-      </w:hyperlink>
-    </w:p>
-    <w:p>
-      <w:pPr>
-        <w:pStyle w:val="ListBullet"/>
-        <w:spacing w:line="240" w:lineRule="auto"/>
-        <w:ind w:left="720"/>
-      </w:pPr>
-      <w:r>
-        <w:rPr>
-          <w:lang w:val="sw_KE" w:bidi="sw_KE"/>
-        </w:rPr>
-      </w:r>
-      <w:hyperlink r:id="rId99">
-        <w:r>
-          <w:rPr>
-            <w:lang w:val="sw_KE" w:bidi="sw_KE"/>
-          </w:rPr>
-          <w:rPr>
-            <w:color w:val="0000EE"/>
-            <w:u w:val="single"/>
-          </w:rPr>
-          <w:t>Mwanzo 49:10</w:t>
-        </w:r>
-      </w:hyperlink>
-    </w:p>
-    <w:p>
-      <w:pPr>
-        <w:pStyle w:val="ListBullet"/>
-        <w:spacing w:line="240" w:lineRule="auto"/>
-        <w:ind w:left="720"/>
-      </w:pPr>
-      <w:r>
-        <w:rPr>
-          <w:lang w:val="sw_KE" w:bidi="sw_KE"/>
-        </w:rPr>
-      </w:r>
-      <w:hyperlink r:id="rId100">
-        <w:r>
-          <w:rPr>
-            <w:lang w:val="sw_KE" w:bidi="sw_KE"/>
-          </w:rPr>
-          <w:rPr>
-            <w:color w:val="0000EE"/>
-            <w:u w:val="single"/>
-          </w:rPr>
-          <w:t>Waebrania 1:8</w:t>
-        </w:r>
-      </w:hyperlink>
-    </w:p>
-    <w:p>
-      <w:pPr>
-        <w:pStyle w:val="ListBullet"/>
-        <w:spacing w:line="240" w:lineRule="auto"/>
-        <w:ind w:left="720"/>
-      </w:pPr>
-      <w:r>
-        <w:rPr>
-          <w:lang w:val="sw_KE" w:bidi="sw_KE"/>
-        </w:rPr>
-      </w:r>
-      <w:hyperlink r:id="rId101">
-        <w:r>
-          <w:rPr>
-            <w:lang w:val="sw_KE" w:bidi="sw_KE"/>
-          </w:rPr>
-          <w:rPr>
-            <w:color w:val="0000EE"/>
-            <w:u w:val="single"/>
-          </w:rPr>
-          <w:t>Hesabu 21:18</w:t>
-        </w:r>
-      </w:hyperlink>
-    </w:p>
-    <w:p>
-      <w:pPr>
-        <w:pStyle w:val="ListBullet"/>
-        <w:spacing w:line="240" w:lineRule="auto"/>
-        <w:ind w:left="720"/>
-      </w:pPr>
-      <w:r>
-        <w:rPr>
-          <w:lang w:val="sw_KE" w:bidi="sw_KE"/>
-        </w:rPr>
-      </w:r>
-      <w:hyperlink r:id="rId102">
-        <w:r>
-          <w:rPr>
-            <w:lang w:val="sw_KE" w:bidi="sw_KE"/>
-          </w:rPr>
-          <w:rPr>
-            <w:color w:val="0000EE"/>
-            <w:u w:val="single"/>
-          </w:rPr>
-          <w:t>Zaburi 45:6</w:t>
-        </w:r>
-      </w:hyperlink>
+      <w:r>
+        <w:rPr>
+          <w:lang w:val="sw_KE" w:bidi="sw_KE"/>
+        </w:rPr>
+        <w:t>Amosi 1:5</w:t>
+      </w:r>
+    </w:p>
+    <w:p>
+      <w:pPr>
+        <w:pStyle w:val="ListBullet"/>
+        <w:spacing w:line="240" w:lineRule="auto"/>
+        <w:ind w:left="720"/>
+      </w:pPr>
+      <w:r>
+        <w:rPr>
+          <w:lang w:val="sw_KE" w:bidi="sw_KE"/>
+        </w:rPr>
+      </w:r>
+      <w:r>
+        <w:rPr>
+          <w:lang w:val="sw_KE" w:bidi="sw_KE"/>
+        </w:rPr>
+        <w:t>Esta 4:11</w:t>
+      </w:r>
+    </w:p>
+    <w:p>
+      <w:pPr>
+        <w:pStyle w:val="ListBullet"/>
+        <w:spacing w:line="240" w:lineRule="auto"/>
+        <w:ind w:left="720"/>
+      </w:pPr>
+      <w:r>
+        <w:rPr>
+          <w:lang w:val="sw_KE" w:bidi="sw_KE"/>
+        </w:rPr>
+      </w:r>
+      <w:r>
+        <w:rPr>
+          <w:lang w:val="sw_KE" w:bidi="sw_KE"/>
+        </w:rPr>
+        <w:t>Mwanzo 49:10</w:t>
+      </w:r>
+    </w:p>
+    <w:p>
+      <w:pPr>
+        <w:pStyle w:val="ListBullet"/>
+        <w:spacing w:line="240" w:lineRule="auto"/>
+        <w:ind w:left="720"/>
+      </w:pPr>
+      <w:r>
+        <w:rPr>
+          <w:lang w:val="sw_KE" w:bidi="sw_KE"/>
+        </w:rPr>
+      </w:r>
+      <w:r>
+        <w:rPr>
+          <w:lang w:val="sw_KE" w:bidi="sw_KE"/>
+        </w:rPr>
+        <w:t>Waebrania 1:8</w:t>
+      </w:r>
+    </w:p>
+    <w:p>
+      <w:pPr>
+        <w:pStyle w:val="ListBullet"/>
+        <w:spacing w:line="240" w:lineRule="auto"/>
+        <w:ind w:left="720"/>
+      </w:pPr>
+      <w:r>
+        <w:rPr>
+          <w:lang w:val="sw_KE" w:bidi="sw_KE"/>
+        </w:rPr>
+      </w:r>
+      <w:r>
+        <w:rPr>
+          <w:lang w:val="sw_KE" w:bidi="sw_KE"/>
+        </w:rPr>
+        <w:t>Hesabu 21:18</w:t>
+      </w:r>
+    </w:p>
+    <w:p>
+      <w:pPr>
+        <w:pStyle w:val="ListBullet"/>
+        <w:spacing w:line="240" w:lineRule="auto"/>
+        <w:ind w:left="720"/>
+      </w:pPr>
+      <w:r>
+        <w:rPr>
+          <w:lang w:val="sw_KE" w:bidi="sw_KE"/>
+        </w:rPr>
+      </w:r>
+      <w:r>
+        <w:rPr>
+          <w:lang w:val="sw_KE" w:bidi="sw_KE"/>
+        </w:rPr>
+        <w:t>Zaburi 45:6</w:t>
+      </w:r>
     </w:p>
     <w:p>
       <w:pPr>
@@ -7364,79 +6824,55 @@
           <w:lang w:val="sw_KE" w:bidi="sw_KE"/>
         </w:rPr>
       </w:r>
-      <w:hyperlink r:id="rId103">
-        <w:r>
-          <w:rPr>
-            <w:lang w:val="sw_KE" w:bidi="sw_KE"/>
-          </w:rPr>
-          <w:rPr>
-            <w:color w:val="0000EE"/>
-            <w:u w:val="single"/>
-          </w:rPr>
-          <w:t>1 Samweli 4:4</w:t>
-        </w:r>
-      </w:hyperlink>
-    </w:p>
-    <w:p>
-      <w:pPr>
-        <w:pStyle w:val="ListBullet"/>
-        <w:spacing w:line="240" w:lineRule="auto"/>
-        <w:ind w:left="720"/>
-      </w:pPr>
-      <w:r>
-        <w:rPr>
-          <w:lang w:val="sw_KE" w:bidi="sw_KE"/>
-        </w:rPr>
+      <w:r>
+        <w:rPr>
+          <w:lang w:val="sw_KE" w:bidi="sw_KE"/>
+        </w:rPr>
+        <w:t>1 Samweli 4:4</w:t>
+      </w:r>
+    </w:p>
+    <w:p>
+      <w:pPr>
+        <w:pStyle w:val="ListBullet"/>
+        <w:spacing w:line="240" w:lineRule="auto"/>
+        <w:ind w:left="720"/>
+      </w:pPr>
+      <w:r>
+        <w:rPr>
+          <w:lang w:val="sw_KE" w:bidi="sw_KE"/>
+        </w:rPr>
+      </w:r>
+      <w:r>
+        <w:rPr>
+          <w:lang w:val="sw_KE" w:bidi="sw_KE"/>
+        </w:rPr>
+        <w:t>Ezra 8:2</w:t>
         <w:br/>
       </w:r>
-      <w:hyperlink r:id="rId104">
-        <w:r>
-          <w:rPr>
-            <w:lang w:val="sw_KE" w:bidi="sw_KE"/>
-          </w:rPr>
-          <w:rPr>
-            <w:color w:val="0000EE"/>
-            <w:u w:val="single"/>
-          </w:rPr>
-          <w:t>Ezra 8:2</w:t>
-        </w:r>
-      </w:hyperlink>
-      <w:hyperlink r:id="rId105">
-        <w:r>
-          <w:rPr>
-            <w:lang w:val="sw_KE" w:bidi="sw_KE"/>
-          </w:rPr>
-          <w:rPr>
-            <w:color w:val="0000EE"/>
-            <w:u w:val="single"/>
-          </w:rPr>
-          <w:t>Yoshua 22:13–14</w:t>
-        </w:r>
-      </w:hyperlink>
-    </w:p>
-    <w:p>
-      <w:pPr>
-        <w:pStyle w:val="ListBullet"/>
-        <w:spacing w:line="240" w:lineRule="auto"/>
-        <w:ind w:left="720"/>
-      </w:pPr>
-      <w:r>
-        <w:rPr>
-          <w:lang w:val="sw_KE" w:bidi="sw_KE"/>
-        </w:rPr>
-      </w:r>
-      <w:hyperlink r:id="rId106">
-        <w:r>
-          <w:rPr>
-            <w:lang w:val="sw_KE" w:bidi="sw_KE"/>
-          </w:rPr>
-          <w:rPr>
-            <w:color w:val="0000EE"/>
-            <w:u w:val="single"/>
-          </w:rPr>
-          <w:t>Hesabu 25:6–7</w:t>
-        </w:r>
-      </w:hyperlink>
+      <w:r>
+        <w:rPr>
+          <w:lang w:val="sw_KE" w:bidi="sw_KE"/>
+        </w:rPr>
+        <w:t>Yoshua 22:13–14</w:t>
+      </w:r>
+    </w:p>
+    <w:p>
+      <w:pPr>
+        <w:pStyle w:val="ListBullet"/>
+        <w:spacing w:line="240" w:lineRule="auto"/>
+        <w:ind w:left="720"/>
+      </w:pPr>
+      <w:r>
+        <w:rPr>
+          <w:lang w:val="sw_KE" w:bidi="sw_KE"/>
+        </w:rPr>
+      </w:r>
+      <w:r>
+        <w:rPr>
+          <w:lang w:val="sw_KE" w:bidi="sw_KE"/>
+        </w:rPr>
+        <w:t>Hesabu 25:6–7</w:t>
+      </w:r>
     </w:p>
     <w:p>
       <w:pPr>
@@ -7711,114 +7147,84 @@
           <w:lang w:val="sw_KE" w:bidi="sw_KE"/>
         </w:rPr>
       </w:r>
-      <w:hyperlink r:id="rId107">
-        <w:r>
-          <w:rPr>
-            <w:lang w:val="sw_KE" w:bidi="sw_KE"/>
-          </w:rPr>
-          <w:rPr>
-            <w:color w:val="0000EE"/>
-            <w:u w:val="single"/>
-          </w:rPr>
-          <w:t>Ezekieli 20:42–44</w:t>
-        </w:r>
-      </w:hyperlink>
-    </w:p>
-    <w:p>
-      <w:pPr>
-        <w:pStyle w:val="ListBullet"/>
-        <w:spacing w:line="240" w:lineRule="auto"/>
-        <w:ind w:left="720"/>
-      </w:pPr>
-      <w:r>
-        <w:rPr>
-          <w:lang w:val="sw_KE" w:bidi="sw_KE"/>
-        </w:rPr>
-      </w:r>
-      <w:hyperlink r:id="rId108">
-        <w:r>
-          <w:rPr>
-            <w:lang w:val="sw_KE" w:bidi="sw_KE"/>
-          </w:rPr>
-          <w:rPr>
-            <w:color w:val="0000EE"/>
-            <w:u w:val="single"/>
-          </w:rPr>
-          <w:t>Wagalatia 6:6–8</w:t>
-        </w:r>
-      </w:hyperlink>
-    </w:p>
-    <w:p>
-      <w:pPr>
-        <w:pStyle w:val="ListBullet"/>
-        <w:spacing w:line="240" w:lineRule="auto"/>
-        <w:ind w:left="720"/>
-      </w:pPr>
-      <w:r>
-        <w:rPr>
-          <w:lang w:val="sw_KE" w:bidi="sw_KE"/>
-        </w:rPr>
-      </w:r>
-      <w:hyperlink r:id="rId109">
-        <w:r>
-          <w:rPr>
-            <w:lang w:val="sw_KE" w:bidi="sw_KE"/>
-          </w:rPr>
-          <w:rPr>
-            <w:color w:val="0000EE"/>
-            <w:u w:val="single"/>
-          </w:rPr>
-          <w:t>Mwanzo 6:12</w:t>
-        </w:r>
-      </w:hyperlink>
-    </w:p>
-    <w:p>
-      <w:pPr>
-        <w:pStyle w:val="ListBullet"/>
-        <w:spacing w:line="240" w:lineRule="auto"/>
-        <w:ind w:left="720"/>
-      </w:pPr>
-      <w:r>
-        <w:rPr>
-          <w:lang w:val="sw_KE" w:bidi="sw_KE"/>
-        </w:rPr>
-      </w:r>
-      <w:hyperlink r:id="rId110">
-        <w:r>
-          <w:rPr>
-            <w:lang w:val="sw_KE" w:bidi="sw_KE"/>
-          </w:rPr>
-          <w:rPr>
-            <w:color w:val="0000EE"/>
-            <w:u w:val="single"/>
-          </w:rPr>
-          <w:t>Mathayo 12:33–35</w:t>
-        </w:r>
-      </w:hyperlink>
-    </w:p>
-    <w:p>
-      <w:pPr>
-        <w:pStyle w:val="ListBullet"/>
-        <w:spacing w:line="240" w:lineRule="auto"/>
-        <w:ind w:left="720"/>
-      </w:pPr>
-      <w:r>
-        <w:rPr>
-          <w:lang w:val="sw_KE" w:bidi="sw_KE"/>
-        </w:rPr>
-      </w:r>
-      <w:hyperlink r:id="rId111">
-        <w:r>
-          <w:rPr>
-            <w:lang w:val="sw_KE" w:bidi="sw_KE"/>
-          </w:rPr>
-          <w:rPr>
-            <w:color w:val="0000EE"/>
-            <w:u w:val="single"/>
-          </w:rPr>
-          <w:t>Zaburi 14:1</w:t>
-        </w:r>
-      </w:hyperlink>
+      <w:r>
+        <w:rPr>
+          <w:lang w:val="sw_KE" w:bidi="sw_KE"/>
+        </w:rPr>
+        <w:t>Ezekieli 20:42–44</w:t>
+      </w:r>
+    </w:p>
+    <w:p>
+      <w:pPr>
+        <w:pStyle w:val="ListBullet"/>
+        <w:spacing w:line="240" w:lineRule="auto"/>
+        <w:ind w:left="720"/>
+      </w:pPr>
+      <w:r>
+        <w:rPr>
+          <w:lang w:val="sw_KE" w:bidi="sw_KE"/>
+        </w:rPr>
+      </w:r>
+      <w:r>
+        <w:rPr>
+          <w:lang w:val="sw_KE" w:bidi="sw_KE"/>
+        </w:rPr>
+        <w:t>Wagalatia 6:6–8</w:t>
+      </w:r>
+    </w:p>
+    <w:p>
+      <w:pPr>
+        <w:pStyle w:val="ListBullet"/>
+        <w:spacing w:line="240" w:lineRule="auto"/>
+        <w:ind w:left="720"/>
+      </w:pPr>
+      <w:r>
+        <w:rPr>
+          <w:lang w:val="sw_KE" w:bidi="sw_KE"/>
+        </w:rPr>
+      </w:r>
+      <w:r>
+        <w:rPr>
+          <w:lang w:val="sw_KE" w:bidi="sw_KE"/>
+        </w:rPr>
+        <w:t>Mwanzo 6:12</w:t>
+      </w:r>
+    </w:p>
+    <w:p>
+      <w:pPr>
+        <w:pStyle w:val="ListBullet"/>
+        <w:spacing w:line="240" w:lineRule="auto"/>
+        <w:ind w:left="720"/>
+      </w:pPr>
+      <w:r>
+        <w:rPr>
+          <w:lang w:val="sw_KE" w:bidi="sw_KE"/>
+        </w:rPr>
+      </w:r>
+      <w:r>
+        <w:rPr>
+          <w:lang w:val="sw_KE" w:bidi="sw_KE"/>
+        </w:rPr>
+        <w:t>Mathayo 12:33–35</w:t>
+      </w:r>
+    </w:p>
+    <w:p>
+      <w:pPr>
+        <w:pStyle w:val="ListBullet"/>
+        <w:spacing w:line="240" w:lineRule="auto"/>
+        <w:ind w:left="720"/>
+      </w:pPr>
+      <w:r>
+        <w:rPr>
+          <w:lang w:val="sw_KE" w:bidi="sw_KE"/>
+        </w:rPr>
+      </w:r>
+      <w:r>
+        <w:rPr>
+          <w:lang w:val="sw_KE" w:bidi="sw_KE"/>
+        </w:rPr>
+        <w:t>Zaburi 14:1</w:t>
+      </w:r>
     </w:p>
     <w:p>
       <w:pPr>
@@ -8095,90 +7501,66 @@
           <w:lang w:val="sw_KE" w:bidi="sw_KE"/>
         </w:rPr>
       </w:r>
-      <w:hyperlink r:id="rId112">
-        <w:r>
-          <w:rPr>
-            <w:lang w:val="sw_KE" w:bidi="sw_KE"/>
-          </w:rPr>
-          <w:rPr>
-            <w:color w:val="0000EE"/>
-            <w:u w:val="single"/>
-          </w:rPr>
-          <w:t>Matendo 11:19–21</w:t>
-        </w:r>
-      </w:hyperlink>
-    </w:p>
-    <w:p>
-      <w:pPr>
-        <w:pStyle w:val="ListBullet"/>
-        <w:spacing w:line="240" w:lineRule="auto"/>
-        <w:ind w:left="720"/>
-      </w:pPr>
-      <w:r>
-        <w:rPr>
-          <w:lang w:val="sw_KE" w:bidi="sw_KE"/>
-        </w:rPr>
-      </w:r>
-      <w:hyperlink r:id="rId113">
-        <w:r>
-          <w:rPr>
-            <w:lang w:val="sw_KE" w:bidi="sw_KE"/>
-          </w:rPr>
-          <w:rPr>
-            <w:color w:val="0000EE"/>
-            <w:u w:val="single"/>
-          </w:rPr>
-          <w:t>Matendo 15:3–4</w:t>
-        </w:r>
-      </w:hyperlink>
-    </w:p>
-    <w:p>
-      <w:pPr>
-        <w:pStyle w:val="ListBullet"/>
-        <w:spacing w:line="240" w:lineRule="auto"/>
-        <w:ind w:left="720"/>
-      </w:pPr>
-      <w:r>
-        <w:rPr>
-          <w:lang w:val="sw_KE" w:bidi="sw_KE"/>
-        </w:rPr>
-      </w:r>
-      <w:hyperlink r:id="rId114">
-        <w:r>
-          <w:rPr>
-            <w:lang w:val="sw_KE" w:bidi="sw_KE"/>
-          </w:rPr>
-          <w:rPr>
-            <w:color w:val="0000EE"/>
-            <w:u w:val="single"/>
-          </w:rPr>
-          <w:t>Matendo 21:2</w:t>
-        </w:r>
-      </w:hyperlink>
-    </w:p>
-    <w:p>
-      <w:pPr>
-        <w:pStyle w:val="ListBullet"/>
-        <w:spacing w:line="240" w:lineRule="auto"/>
-        <w:ind w:left="720"/>
-      </w:pPr>
-      <w:r>
-        <w:rPr>
-          <w:lang w:val="sw_KE" w:bidi="sw_KE"/>
-        </w:rPr>
-      </w:r>
-      <w:hyperlink r:id="rId115">
-        <w:r>
-          <w:rPr>
-            <w:lang w:val="sw_KE" w:bidi="sw_KE"/>
-          </w:rPr>
-          <w:rPr>
-            <w:color w:val="0000EE"/>
-            <w:u w:val="single"/>
-          </w:rPr>
-          <w:t>Isaya 23:10–12</w:t>
-        </w:r>
-      </w:hyperlink>
+      <w:r>
+        <w:rPr>
+          <w:lang w:val="sw_KE" w:bidi="sw_KE"/>
+        </w:rPr>
+        <w:t>Matendo 11:19–21</w:t>
+      </w:r>
+    </w:p>
+    <w:p>
+      <w:pPr>
+        <w:pStyle w:val="ListBullet"/>
+        <w:spacing w:line="240" w:lineRule="auto"/>
+        <w:ind w:left="720"/>
+      </w:pPr>
+      <w:r>
+        <w:rPr>
+          <w:lang w:val="sw_KE" w:bidi="sw_KE"/>
+        </w:rPr>
+      </w:r>
+      <w:r>
+        <w:rPr>
+          <w:lang w:val="sw_KE" w:bidi="sw_KE"/>
+        </w:rPr>
+        <w:t>Matendo 15:3–4</w:t>
+      </w:r>
+    </w:p>
+    <w:p>
+      <w:pPr>
+        <w:pStyle w:val="ListBullet"/>
+        <w:spacing w:line="240" w:lineRule="auto"/>
+        <w:ind w:left="720"/>
+      </w:pPr>
+      <w:r>
+        <w:rPr>
+          <w:lang w:val="sw_KE" w:bidi="sw_KE"/>
+        </w:rPr>
+      </w:r>
+      <w:r>
+        <w:rPr>
+          <w:lang w:val="sw_KE" w:bidi="sw_KE"/>
+        </w:rPr>
+        <w:t>Matendo 21:2</w:t>
+      </w:r>
+    </w:p>
+    <w:p>
+      <w:pPr>
+        <w:pStyle w:val="ListBullet"/>
+        <w:spacing w:line="240" w:lineRule="auto"/>
+        <w:ind w:left="720"/>
+      </w:pPr>
+      <w:r>
+        <w:rPr>
+          <w:lang w:val="sw_KE" w:bidi="sw_KE"/>
+        </w:rPr>
+      </w:r>
+      <w:r>
+        <w:rPr>
+          <w:lang w:val="sw_KE" w:bidi="sw_KE"/>
+        </w:rPr>
+        <w:t>Isaya 23:10–12</w:t>
+      </w:r>
     </w:p>
     <w:p>
       <w:pPr>
@@ -8394,114 +7776,84 @@
           <w:lang w:val="sw_KE" w:bidi="sw_KE"/>
         </w:rPr>
       </w:r>
-      <w:hyperlink r:id="rId116">
-        <w:r>
-          <w:rPr>
-            <w:lang w:val="sw_KE" w:bidi="sw_KE"/>
-          </w:rPr>
-          <w:rPr>
-            <w:color w:val="0000EE"/>
-            <w:u w:val="single"/>
-          </w:rPr>
-          <w:t>1 Mambo ya Nyakati 5:7–9</w:t>
-        </w:r>
-      </w:hyperlink>
-    </w:p>
-    <w:p>
-      <w:pPr>
-        <w:pStyle w:val="ListBullet"/>
-        <w:spacing w:line="240" w:lineRule="auto"/>
-        <w:ind w:left="720"/>
-      </w:pPr>
-      <w:r>
-        <w:rPr>
-          <w:lang w:val="sw_KE" w:bidi="sw_KE"/>
-        </w:rPr>
-      </w:r>
-      <w:hyperlink r:id="rId117">
-        <w:r>
-          <w:rPr>
-            <w:lang w:val="sw_KE" w:bidi="sw_KE"/>
-          </w:rPr>
-          <w:rPr>
-            <w:color w:val="0000EE"/>
-            <w:u w:val="single"/>
-          </w:rPr>
-          <w:t>2 Mambo ya Nyakati 9:25–26</w:t>
-        </w:r>
-      </w:hyperlink>
-    </w:p>
-    <w:p>
-      <w:pPr>
-        <w:pStyle w:val="ListBullet"/>
-        <w:spacing w:line="240" w:lineRule="auto"/>
-        <w:ind w:left="720"/>
-      </w:pPr>
-      <w:r>
-        <w:rPr>
-          <w:lang w:val="sw_KE" w:bidi="sw_KE"/>
-        </w:rPr>
-      </w:r>
-      <w:hyperlink r:id="rId118">
-        <w:r>
-          <w:rPr>
-            <w:lang w:val="sw_KE" w:bidi="sw_KE"/>
-          </w:rPr>
-          <w:rPr>
-            <w:color w:val="0000EE"/>
-            <w:u w:val="single"/>
-          </w:rPr>
-          <w:t>Kutoka 23:30–33</w:t>
-        </w:r>
-      </w:hyperlink>
-    </w:p>
-    <w:p>
-      <w:pPr>
-        <w:pStyle w:val="ListBullet"/>
-        <w:spacing w:line="240" w:lineRule="auto"/>
-        <w:ind w:left="720"/>
-      </w:pPr>
-      <w:r>
-        <w:rPr>
-          <w:lang w:val="sw_KE" w:bidi="sw_KE"/>
-        </w:rPr>
-      </w:r>
-      <w:hyperlink r:id="rId119">
-        <w:r>
-          <w:rPr>
-            <w:lang w:val="sw_KE" w:bidi="sw_KE"/>
-          </w:rPr>
-          <w:rPr>
-            <w:color w:val="0000EE"/>
-            <w:u w:val="single"/>
-          </w:rPr>
-          <w:t>Mwanzo 2:13–14</w:t>
-        </w:r>
-      </w:hyperlink>
-    </w:p>
-    <w:p>
-      <w:pPr>
-        <w:pStyle w:val="ListBullet"/>
-        <w:spacing w:line="240" w:lineRule="auto"/>
-        <w:ind w:left="720"/>
-      </w:pPr>
-      <w:r>
-        <w:rPr>
-          <w:lang w:val="sw_KE" w:bidi="sw_KE"/>
-        </w:rPr>
-      </w:r>
-      <w:hyperlink r:id="rId120">
-        <w:r>
-          <w:rPr>
-            <w:lang w:val="sw_KE" w:bidi="sw_KE"/>
-          </w:rPr>
-          <w:rPr>
-            <w:color w:val="0000EE"/>
-            <w:u w:val="single"/>
-          </w:rPr>
-          <w:t>Isaya 7:20</w:t>
-        </w:r>
-      </w:hyperlink>
+      <w:r>
+        <w:rPr>
+          <w:lang w:val="sw_KE" w:bidi="sw_KE"/>
+        </w:rPr>
+        <w:t>1 Mambo ya Nyakati 5:7–9</w:t>
+      </w:r>
+    </w:p>
+    <w:p>
+      <w:pPr>
+        <w:pStyle w:val="ListBullet"/>
+        <w:spacing w:line="240" w:lineRule="auto"/>
+        <w:ind w:left="720"/>
+      </w:pPr>
+      <w:r>
+        <w:rPr>
+          <w:lang w:val="sw_KE" w:bidi="sw_KE"/>
+        </w:rPr>
+      </w:r>
+      <w:r>
+        <w:rPr>
+          <w:lang w:val="sw_KE" w:bidi="sw_KE"/>
+        </w:rPr>
+        <w:t>2 Mambo ya Nyakati 9:25–26</w:t>
+      </w:r>
+    </w:p>
+    <w:p>
+      <w:pPr>
+        <w:pStyle w:val="ListBullet"/>
+        <w:spacing w:line="240" w:lineRule="auto"/>
+        <w:ind w:left="720"/>
+      </w:pPr>
+      <w:r>
+        <w:rPr>
+          <w:lang w:val="sw_KE" w:bidi="sw_KE"/>
+        </w:rPr>
+      </w:r>
+      <w:r>
+        <w:rPr>
+          <w:lang w:val="sw_KE" w:bidi="sw_KE"/>
+        </w:rPr>
+        <w:t>Kutoka 23:30–33</w:t>
+      </w:r>
+    </w:p>
+    <w:p>
+      <w:pPr>
+        <w:pStyle w:val="ListBullet"/>
+        <w:spacing w:line="240" w:lineRule="auto"/>
+        <w:ind w:left="720"/>
+      </w:pPr>
+      <w:r>
+        <w:rPr>
+          <w:lang w:val="sw_KE" w:bidi="sw_KE"/>
+        </w:rPr>
+      </w:r>
+      <w:r>
+        <w:rPr>
+          <w:lang w:val="sw_KE" w:bidi="sw_KE"/>
+        </w:rPr>
+        <w:t>Mwanzo 2:13–14</w:t>
+      </w:r>
+    </w:p>
+    <w:p>
+      <w:pPr>
+        <w:pStyle w:val="ListBullet"/>
+        <w:spacing w:line="240" w:lineRule="auto"/>
+        <w:ind w:left="720"/>
+      </w:pPr>
+      <w:r>
+        <w:rPr>
+          <w:lang w:val="sw_KE" w:bidi="sw_KE"/>
+        </w:rPr>
+      </w:r>
+      <w:r>
+        <w:rPr>
+          <w:lang w:val="sw_KE" w:bidi="sw_KE"/>
+        </w:rPr>
+        <w:t>Isaya 7:20</w:t>
+      </w:r>
     </w:p>
     <w:p>
       <w:pPr>
@@ -8741,114 +8093,84 @@
           <w:lang w:val="sw_KE" w:bidi="sw_KE"/>
         </w:rPr>
       </w:r>
-      <w:hyperlink r:id="rId121">
-        <w:r>
-          <w:rPr>
-            <w:lang w:val="sw_KE" w:bidi="sw_KE"/>
-          </w:rPr>
-          <w:rPr>
-            <w:color w:val="0000EE"/>
-            <w:u w:val="single"/>
-          </w:rPr>
-          <w:t>Wakolosai 4:2–4</w:t>
-        </w:r>
-      </w:hyperlink>
-    </w:p>
-    <w:p>
-      <w:pPr>
-        <w:pStyle w:val="ListBullet"/>
-        <w:spacing w:line="240" w:lineRule="auto"/>
-        <w:ind w:left="720"/>
-      </w:pPr>
-      <w:r>
-        <w:rPr>
-          <w:lang w:val="sw_KE" w:bidi="sw_KE"/>
-        </w:rPr>
-      </w:r>
-      <w:hyperlink r:id="rId122">
-        <w:r>
-          <w:rPr>
-            <w:lang w:val="sw_KE" w:bidi="sw_KE"/>
-          </w:rPr>
-          <w:rPr>
-            <w:color w:val="0000EE"/>
-            <w:u w:val="single"/>
-          </w:rPr>
-          <w:t>Waefeso 6:19–20</w:t>
-        </w:r>
-      </w:hyperlink>
-    </w:p>
-    <w:p>
-      <w:pPr>
-        <w:pStyle w:val="ListBullet"/>
-        <w:spacing w:line="240" w:lineRule="auto"/>
-        <w:ind w:left="720"/>
-      </w:pPr>
-      <w:r>
-        <w:rPr>
-          <w:lang w:val="sw_KE" w:bidi="sw_KE"/>
-        </w:rPr>
-      </w:r>
-      <w:hyperlink r:id="rId123">
-        <w:r>
-          <w:rPr>
-            <w:lang w:val="sw_KE" w:bidi="sw_KE"/>
-          </w:rPr>
-          <w:rPr>
-            <w:color w:val="0000EE"/>
-            <w:u w:val="single"/>
-          </w:rPr>
-          <w:t>Luka 8:9–10</w:t>
-        </w:r>
-      </w:hyperlink>
-    </w:p>
-    <w:p>
-      <w:pPr>
-        <w:pStyle w:val="ListBullet"/>
-        <w:spacing w:line="240" w:lineRule="auto"/>
-        <w:ind w:left="720"/>
-      </w:pPr>
-      <w:r>
-        <w:rPr>
-          <w:lang w:val="sw_KE" w:bidi="sw_KE"/>
-        </w:rPr>
-      </w:r>
-      <w:hyperlink r:id="rId124">
-        <w:r>
-          <w:rPr>
-            <w:lang w:val="sw_KE" w:bidi="sw_KE"/>
-          </w:rPr>
-          <w:rPr>
-            <w:color w:val="0000EE"/>
-            <w:u w:val="single"/>
-          </w:rPr>
-          <w:t>Marko 4:10–12</w:t>
-        </w:r>
-      </w:hyperlink>
-    </w:p>
-    <w:p>
-      <w:pPr>
-        <w:pStyle w:val="ListBullet"/>
-        <w:spacing w:line="240" w:lineRule="auto"/>
-        <w:ind w:left="720"/>
-      </w:pPr>
-      <w:r>
-        <w:rPr>
-          <w:lang w:val="sw_KE" w:bidi="sw_KE"/>
-        </w:rPr>
-      </w:r>
-      <w:hyperlink r:id="rId125">
-        <w:r>
-          <w:rPr>
-            <w:lang w:val="sw_KE" w:bidi="sw_KE"/>
-          </w:rPr>
-          <w:rPr>
-            <w:color w:val="0000EE"/>
-            <w:u w:val="single"/>
-          </w:rPr>
-          <w:t>Mathayo 13:11</w:t>
-        </w:r>
-      </w:hyperlink>
+      <w:r>
+        <w:rPr>
+          <w:lang w:val="sw_KE" w:bidi="sw_KE"/>
+        </w:rPr>
+        <w:t>Wakolosai 4:2–4</w:t>
+      </w:r>
+    </w:p>
+    <w:p>
+      <w:pPr>
+        <w:pStyle w:val="ListBullet"/>
+        <w:spacing w:line="240" w:lineRule="auto"/>
+        <w:ind w:left="720"/>
+      </w:pPr>
+      <w:r>
+        <w:rPr>
+          <w:lang w:val="sw_KE" w:bidi="sw_KE"/>
+        </w:rPr>
+      </w:r>
+      <w:r>
+        <w:rPr>
+          <w:lang w:val="sw_KE" w:bidi="sw_KE"/>
+        </w:rPr>
+        <w:t>Waefeso 6:19–20</w:t>
+      </w:r>
+    </w:p>
+    <w:p>
+      <w:pPr>
+        <w:pStyle w:val="ListBullet"/>
+        <w:spacing w:line="240" w:lineRule="auto"/>
+        <w:ind w:left="720"/>
+      </w:pPr>
+      <w:r>
+        <w:rPr>
+          <w:lang w:val="sw_KE" w:bidi="sw_KE"/>
+        </w:rPr>
+      </w:r>
+      <w:r>
+        <w:rPr>
+          <w:lang w:val="sw_KE" w:bidi="sw_KE"/>
+        </w:rPr>
+        <w:t>Luka 8:9–10</w:t>
+      </w:r>
+    </w:p>
+    <w:p>
+      <w:pPr>
+        <w:pStyle w:val="ListBullet"/>
+        <w:spacing w:line="240" w:lineRule="auto"/>
+        <w:ind w:left="720"/>
+      </w:pPr>
+      <w:r>
+        <w:rPr>
+          <w:lang w:val="sw_KE" w:bidi="sw_KE"/>
+        </w:rPr>
+      </w:r>
+      <w:r>
+        <w:rPr>
+          <w:lang w:val="sw_KE" w:bidi="sw_KE"/>
+        </w:rPr>
+        <w:t>Marko 4:10–12</w:t>
+      </w:r>
+    </w:p>
+    <w:p>
+      <w:pPr>
+        <w:pStyle w:val="ListBullet"/>
+        <w:spacing w:line="240" w:lineRule="auto"/>
+        <w:ind w:left="720"/>
+      </w:pPr>
+      <w:r>
+        <w:rPr>
+          <w:lang w:val="sw_KE" w:bidi="sw_KE"/>
+        </w:rPr>
+      </w:r>
+      <w:r>
+        <w:rPr>
+          <w:lang w:val="sw_KE" w:bidi="sw_KE"/>
+        </w:rPr>
+        <w:t>Mathayo 13:11</w:t>
+      </w:r>
     </w:p>
     <w:p>
       <w:pPr>
@@ -9058,90 +8380,66 @@
           <w:lang w:val="sw_KE" w:bidi="sw_KE"/>
         </w:rPr>
       </w:r>
-      <w:hyperlink r:id="rId126">
-        <w:r>
-          <w:rPr>
-            <w:lang w:val="sw_KE" w:bidi="sw_KE"/>
-          </w:rPr>
-          <w:rPr>
-            <w:color w:val="0000EE"/>
-            <w:u w:val="single"/>
-          </w:rPr>
-          <w:t>1 Timotheo 1:3</w:t>
-        </w:r>
-      </w:hyperlink>
-    </w:p>
-    <w:p>
-      <w:pPr>
-        <w:pStyle w:val="ListBullet"/>
-        <w:spacing w:line="240" w:lineRule="auto"/>
-        <w:ind w:left="720"/>
-      </w:pPr>
-      <w:r>
-        <w:rPr>
-          <w:lang w:val="sw_KE" w:bidi="sw_KE"/>
-        </w:rPr>
-      </w:r>
-      <w:hyperlink r:id="rId127">
-        <w:r>
-          <w:rPr>
-            <w:lang w:val="sw_KE" w:bidi="sw_KE"/>
-          </w:rPr>
-          <w:rPr>
-            <w:color w:val="0000EE"/>
-            <w:u w:val="single"/>
-          </w:rPr>
-          <w:t>2 Timotheo 3:16–17</w:t>
-        </w:r>
-      </w:hyperlink>
-    </w:p>
-    <w:p>
-      <w:pPr>
-        <w:pStyle w:val="ListBullet"/>
-        <w:spacing w:line="240" w:lineRule="auto"/>
-        <w:ind w:left="720"/>
-      </w:pPr>
-      <w:r>
-        <w:rPr>
-          <w:lang w:val="sw_KE" w:bidi="sw_KE"/>
-        </w:rPr>
-      </w:r>
-      <w:hyperlink r:id="rId128">
-        <w:r>
-          <w:rPr>
-            <w:lang w:val="sw_KE" w:bidi="sw_KE"/>
-          </w:rPr>
-          <w:rPr>
-            <w:color w:val="0000EE"/>
-            <w:u w:val="single"/>
-          </w:rPr>
-          <w:t>Marko 7:6–7</w:t>
-        </w:r>
-      </w:hyperlink>
-    </w:p>
-    <w:p>
-      <w:pPr>
-        <w:pStyle w:val="ListBullet"/>
-        <w:spacing w:line="240" w:lineRule="auto"/>
-        <w:ind w:left="720"/>
-      </w:pPr>
-      <w:r>
-        <w:rPr>
-          <w:lang w:val="sw_KE" w:bidi="sw_KE"/>
-        </w:rPr>
-      </w:r>
-      <w:hyperlink r:id="rId129">
-        <w:r>
-          <w:rPr>
-            <w:lang w:val="sw_KE" w:bidi="sw_KE"/>
-          </w:rPr>
-          <w:rPr>
-            <w:color w:val="0000EE"/>
-            <w:u w:val="single"/>
-          </w:rPr>
-          <w:t>Mathayo 15:7–9</w:t>
-        </w:r>
-      </w:hyperlink>
+      <w:r>
+        <w:rPr>
+          <w:lang w:val="sw_KE" w:bidi="sw_KE"/>
+        </w:rPr>
+        <w:t>1 Timotheo 1:3</w:t>
+      </w:r>
+    </w:p>
+    <w:p>
+      <w:pPr>
+        <w:pStyle w:val="ListBullet"/>
+        <w:spacing w:line="240" w:lineRule="auto"/>
+        <w:ind w:left="720"/>
+      </w:pPr>
+      <w:r>
+        <w:rPr>
+          <w:lang w:val="sw_KE" w:bidi="sw_KE"/>
+        </w:rPr>
+      </w:r>
+      <w:r>
+        <w:rPr>
+          <w:lang w:val="sw_KE" w:bidi="sw_KE"/>
+        </w:rPr>
+        <w:t>2 Timotheo 3:16–17</w:t>
+      </w:r>
+    </w:p>
+    <w:p>
+      <w:pPr>
+        <w:pStyle w:val="ListBullet"/>
+        <w:spacing w:line="240" w:lineRule="auto"/>
+        <w:ind w:left="720"/>
+      </w:pPr>
+      <w:r>
+        <w:rPr>
+          <w:lang w:val="sw_KE" w:bidi="sw_KE"/>
+        </w:rPr>
+      </w:r>
+      <w:r>
+        <w:rPr>
+          <w:lang w:val="sw_KE" w:bidi="sw_KE"/>
+        </w:rPr>
+        <w:t>Marko 7:6–7</w:t>
+      </w:r>
+    </w:p>
+    <w:p>
+      <w:pPr>
+        <w:pStyle w:val="ListBullet"/>
+        <w:spacing w:line="240" w:lineRule="auto"/>
+        <w:ind w:left="720"/>
+      </w:pPr>
+      <w:r>
+        <w:rPr>
+          <w:lang w:val="sw_KE" w:bidi="sw_KE"/>
+        </w:rPr>
+      </w:r>
+      <w:r>
+        <w:rPr>
+          <w:lang w:val="sw_KE" w:bidi="sw_KE"/>
+        </w:rPr>
+        <w:t>Mathayo 15:7–9</w:t>
+      </w:r>
     </w:p>
     <w:p>
       <w:pPr>
@@ -9447,162 +8745,120 @@
           <w:lang w:val="sw_KE" w:bidi="sw_KE"/>
         </w:rPr>
       </w:r>
-      <w:hyperlink r:id="rId130">
-        <w:r>
-          <w:rPr>
-            <w:lang w:val="sw_KE" w:bidi="sw_KE"/>
-          </w:rPr>
-          <w:rPr>
-            <w:color w:val="0000EE"/>
-            <w:u w:val="single"/>
-          </w:rPr>
-          <w:t>Mwanzo 14:19–20</w:t>
-        </w:r>
-      </w:hyperlink>
-    </w:p>
-    <w:p>
-      <w:pPr>
-        <w:pStyle w:val="ListBullet"/>
-        <w:spacing w:line="240" w:lineRule="auto"/>
-        <w:ind w:left="720"/>
-      </w:pPr>
-      <w:r>
-        <w:rPr>
-          <w:lang w:val="sw_KE" w:bidi="sw_KE"/>
-        </w:rPr>
-      </w:r>
-      <w:hyperlink r:id="rId131">
-        <w:r>
-          <w:rPr>
-            <w:lang w:val="sw_KE" w:bidi="sw_KE"/>
-          </w:rPr>
-          <w:rPr>
-            <w:color w:val="0000EE"/>
-            <w:u w:val="single"/>
-          </w:rPr>
-          <w:t>Mwanzo 28:20–22</w:t>
-        </w:r>
-      </w:hyperlink>
-    </w:p>
-    <w:p>
-      <w:pPr>
-        <w:pStyle w:val="ListBullet"/>
-        <w:spacing w:line="240" w:lineRule="auto"/>
-        <w:ind w:left="720"/>
-      </w:pPr>
-      <w:r>
-        <w:rPr>
-          <w:lang w:val="sw_KE" w:bidi="sw_KE"/>
-        </w:rPr>
-      </w:r>
-      <w:hyperlink r:id="rId132">
-        <w:r>
-          <w:rPr>
-            <w:lang w:val="sw_KE" w:bidi="sw_KE"/>
-          </w:rPr>
-          <w:rPr>
-            <w:color w:val="0000EE"/>
-            <w:u w:val="single"/>
-          </w:rPr>
-          <w:t>Waebrania 7:4–6</w:t>
-        </w:r>
-      </w:hyperlink>
-    </w:p>
-    <w:p>
-      <w:pPr>
-        <w:pStyle w:val="ListBullet"/>
-        <w:spacing w:line="240" w:lineRule="auto"/>
-        <w:ind w:left="720"/>
-      </w:pPr>
-      <w:r>
-        <w:rPr>
-          <w:lang w:val="sw_KE" w:bidi="sw_KE"/>
-        </w:rPr>
-      </w:r>
-      <w:hyperlink r:id="rId133">
-        <w:r>
-          <w:rPr>
-            <w:lang w:val="sw_KE" w:bidi="sw_KE"/>
-          </w:rPr>
-          <w:rPr>
-            <w:color w:val="0000EE"/>
-            <w:u w:val="single"/>
-          </w:rPr>
-          <w:t>Isaya 6:13</w:t>
-        </w:r>
-      </w:hyperlink>
-    </w:p>
-    <w:p>
-      <w:pPr>
-        <w:pStyle w:val="ListBullet"/>
-        <w:spacing w:line="240" w:lineRule="auto"/>
-        <w:ind w:left="720"/>
-      </w:pPr>
-      <w:r>
-        <w:rPr>
-          <w:lang w:val="sw_KE" w:bidi="sw_KE"/>
-        </w:rPr>
-      </w:r>
-      <w:hyperlink r:id="rId134">
-        <w:r>
-          <w:rPr>
-            <w:lang w:val="sw_KE" w:bidi="sw_KE"/>
-          </w:rPr>
-          <w:rPr>
-            <w:color w:val="0000EE"/>
-            <w:u w:val="single"/>
-          </w:rPr>
-          <w:t>Luka 11:42</w:t>
-        </w:r>
-      </w:hyperlink>
-    </w:p>
-    <w:p>
-      <w:pPr>
-        <w:pStyle w:val="ListBullet"/>
-        <w:spacing w:line="240" w:lineRule="auto"/>
-        <w:ind w:left="720"/>
-      </w:pPr>
-      <w:r>
-        <w:rPr>
-          <w:lang w:val="sw_KE" w:bidi="sw_KE"/>
-        </w:rPr>
-      </w:r>
-      <w:hyperlink r:id="rId135">
-        <w:r>
-          <w:rPr>
-            <w:lang w:val="sw_KE" w:bidi="sw_KE"/>
-          </w:rPr>
-          <w:rPr>
-            <w:color w:val="0000EE"/>
-            <w:u w:val="single"/>
-          </w:rPr>
-          <w:t>Luka 18:11–12</w:t>
-        </w:r>
-      </w:hyperlink>
-    </w:p>
-    <w:p>
-      <w:pPr>
-        <w:pStyle w:val="ListBullet"/>
-        <w:spacing w:line="240" w:lineRule="auto"/>
-        <w:ind w:left="720"/>
-      </w:pPr>
-      <w:r>
-        <w:rPr>
-          <w:lang w:val="sw_KE" w:bidi="sw_KE"/>
-        </w:rPr>
-      </w:r>
-      <w:hyperlink r:id="rId136">
-        <w:r>
-          <w:rPr>
-            <w:lang w:val="sw_KE" w:bidi="sw_KE"/>
-          </w:rPr>
-          <w:rPr>
-            <w:color w:val="0000EE"/>
-            <w:u w:val="single"/>
-          </w:rPr>
-          <w:t>Mathayo 23:23–24</w:t>
-        </w:r>
-      </w:hyperlink>
+      <w:r>
+        <w:rPr>
+          <w:lang w:val="sw_KE" w:bidi="sw_KE"/>
+        </w:rPr>
+        <w:t>Mwanzo 14:19–20</w:t>
+      </w:r>
+    </w:p>
+    <w:p>
+      <w:pPr>
+        <w:pStyle w:val="ListBullet"/>
+        <w:spacing w:line="240" w:lineRule="auto"/>
+        <w:ind w:left="720"/>
+      </w:pPr>
+      <w:r>
+        <w:rPr>
+          <w:lang w:val="sw_KE" w:bidi="sw_KE"/>
+        </w:rPr>
+      </w:r>
+      <w:r>
+        <w:rPr>
+          <w:lang w:val="sw_KE" w:bidi="sw_KE"/>
+        </w:rPr>
+        <w:t>Mwanzo 28:20–22</w:t>
+      </w:r>
+    </w:p>
+    <w:p>
+      <w:pPr>
+        <w:pStyle w:val="ListBullet"/>
+        <w:spacing w:line="240" w:lineRule="auto"/>
+        <w:ind w:left="720"/>
+      </w:pPr>
+      <w:r>
+        <w:rPr>
+          <w:lang w:val="sw_KE" w:bidi="sw_KE"/>
+        </w:rPr>
+      </w:r>
+      <w:r>
+        <w:rPr>
+          <w:lang w:val="sw_KE" w:bidi="sw_KE"/>
+        </w:rPr>
+        <w:t>Waebrania 7:4–6</w:t>
+      </w:r>
+    </w:p>
+    <w:p>
+      <w:pPr>
+        <w:pStyle w:val="ListBullet"/>
+        <w:spacing w:line="240" w:lineRule="auto"/>
+        <w:ind w:left="720"/>
+      </w:pPr>
+      <w:r>
+        <w:rPr>
+          <w:lang w:val="sw_KE" w:bidi="sw_KE"/>
+        </w:rPr>
+      </w:r>
+      <w:r>
+        <w:rPr>
+          <w:lang w:val="sw_KE" w:bidi="sw_KE"/>
+        </w:rPr>
+        <w:t>Isaya 6:13</w:t>
+      </w:r>
+    </w:p>
+    <w:p>
+      <w:pPr>
+        <w:pStyle w:val="ListBullet"/>
+        <w:spacing w:line="240" w:lineRule="auto"/>
+        <w:ind w:left="720"/>
+      </w:pPr>
+      <w:r>
+        <w:rPr>
+          <w:lang w:val="sw_KE" w:bidi="sw_KE"/>
+        </w:rPr>
+      </w:r>
+      <w:r>
+        <w:rPr>
+          <w:lang w:val="sw_KE" w:bidi="sw_KE"/>
+        </w:rPr>
+        <w:t>Luka 11:42</w:t>
+      </w:r>
+    </w:p>
+    <w:p>
+      <w:pPr>
+        <w:pStyle w:val="ListBullet"/>
+        <w:spacing w:line="240" w:lineRule="auto"/>
+        <w:ind w:left="720"/>
+      </w:pPr>
+      <w:r>
+        <w:rPr>
+          <w:lang w:val="sw_KE" w:bidi="sw_KE"/>
+        </w:rPr>
+      </w:r>
+      <w:r>
+        <w:rPr>
+          <w:lang w:val="sw_KE" w:bidi="sw_KE"/>
+        </w:rPr>
+        <w:t>Luka 18:11–12</w:t>
+      </w:r>
+    </w:p>
+    <w:p>
+      <w:pPr>
+        <w:pStyle w:val="ListBullet"/>
+        <w:spacing w:line="240" w:lineRule="auto"/>
+        <w:ind w:left="720"/>
+      </w:pPr>
+      <w:r>
+        <w:rPr>
+          <w:lang w:val="sw_KE" w:bidi="sw_KE"/>
+        </w:rPr>
+      </w:r>
+      <w:r>
+        <w:rPr>
+          <w:lang w:val="sw_KE" w:bidi="sw_KE"/>
+        </w:rPr>
+        <w:t>Mathayo 23:23–24</w:t>
+      </w:r>
     </w:p>
     <w:p>
       <w:pPr>
@@ -9840,90 +9096,66 @@
           <w:lang w:val="sw_KE" w:bidi="sw_KE"/>
         </w:rPr>
       </w:r>
-      <w:hyperlink r:id="rId137">
-        <w:r>
-          <w:rPr>
-            <w:lang w:val="sw_KE" w:bidi="sw_KE"/>
-          </w:rPr>
-          <w:rPr>
-            <w:color w:val="0000EE"/>
-            <w:u w:val="single"/>
-          </w:rPr>
-          <w:t>Methali 8:30</w:t>
-        </w:r>
-      </w:hyperlink>
-    </w:p>
-    <w:p>
-      <w:pPr>
-        <w:pStyle w:val="ListBullet"/>
-        <w:spacing w:line="240" w:lineRule="auto"/>
-        <w:ind w:left="720"/>
-      </w:pPr>
-      <w:r>
-        <w:rPr>
-          <w:lang w:val="sw_KE" w:bidi="sw_KE"/>
-        </w:rPr>
-      </w:r>
-      <w:hyperlink r:id="rId138">
-        <w:r>
-          <w:rPr>
-            <w:lang w:val="sw_KE" w:bidi="sw_KE"/>
-          </w:rPr>
-          <w:rPr>
-            <w:color w:val="0000EE"/>
-            <w:u w:val="single"/>
-          </w:rPr>
-          <w:t>Zaburi 1:2</w:t>
-        </w:r>
-      </w:hyperlink>
-    </w:p>
-    <w:p>
-      <w:pPr>
-        <w:pStyle w:val="ListBullet"/>
-        <w:spacing w:line="240" w:lineRule="auto"/>
-        <w:ind w:left="720"/>
-      </w:pPr>
-      <w:r>
-        <w:rPr>
-          <w:lang w:val="sw_KE" w:bidi="sw_KE"/>
-        </w:rPr>
-      </w:r>
-      <w:hyperlink r:id="rId139">
-        <w:r>
-          <w:rPr>
-            <w:lang w:val="sw_KE" w:bidi="sw_KE"/>
-          </w:rPr>
-          <w:rPr>
-            <w:color w:val="0000EE"/>
-            <w:u w:val="single"/>
-          </w:rPr>
-          <w:t>Zaburi 119:69–70</w:t>
-        </w:r>
-      </w:hyperlink>
-    </w:p>
-    <w:p>
-      <w:pPr>
-        <w:pStyle w:val="ListBullet"/>
-        <w:spacing w:line="240" w:lineRule="auto"/>
-        <w:ind w:left="720"/>
-      </w:pPr>
-      <w:r>
-        <w:rPr>
-          <w:lang w:val="sw_KE" w:bidi="sw_KE"/>
-        </w:rPr>
-      </w:r>
-      <w:hyperlink r:id="rId140">
-        <w:r>
-          <w:rPr>
-            <w:lang w:val="sw_KE" w:bidi="sw_KE"/>
-          </w:rPr>
-          <w:rPr>
-            <w:color w:val="0000EE"/>
-            <w:u w:val="single"/>
-          </w:rPr>
-          <w:t>Wimbo Ulio Bora</w:t>
-        </w:r>
-      </w:hyperlink>
+      <w:r>
+        <w:rPr>
+          <w:lang w:val="sw_KE" w:bidi="sw_KE"/>
+        </w:rPr>
+        <w:t>Methali 8:30</w:t>
+      </w:r>
+    </w:p>
+    <w:p>
+      <w:pPr>
+        <w:pStyle w:val="ListBullet"/>
+        <w:spacing w:line="240" w:lineRule="auto"/>
+        <w:ind w:left="720"/>
+      </w:pPr>
+      <w:r>
+        <w:rPr>
+          <w:lang w:val="sw_KE" w:bidi="sw_KE"/>
+        </w:rPr>
+      </w:r>
+      <w:r>
+        <w:rPr>
+          <w:lang w:val="sw_KE" w:bidi="sw_KE"/>
+        </w:rPr>
+        <w:t>Zaburi 1:2</w:t>
+      </w:r>
+    </w:p>
+    <w:p>
+      <w:pPr>
+        <w:pStyle w:val="ListBullet"/>
+        <w:spacing w:line="240" w:lineRule="auto"/>
+        <w:ind w:left="720"/>
+      </w:pPr>
+      <w:r>
+        <w:rPr>
+          <w:lang w:val="sw_KE" w:bidi="sw_KE"/>
+        </w:rPr>
+      </w:r>
+      <w:r>
+        <w:rPr>
+          <w:lang w:val="sw_KE" w:bidi="sw_KE"/>
+        </w:rPr>
+        <w:t>Zaburi 119:69–70</w:t>
+      </w:r>
+    </w:p>
+    <w:p>
+      <w:pPr>
+        <w:pStyle w:val="ListBullet"/>
+        <w:spacing w:line="240" w:lineRule="auto"/>
+        <w:ind w:left="720"/>
+      </w:pPr>
+      <w:r>
+        <w:rPr>
+          <w:lang w:val="sw_KE" w:bidi="sw_KE"/>
+        </w:rPr>
+      </w:r>
+      <w:r>
+        <w:rPr>
+          <w:lang w:val="sw_KE" w:bidi="sw_KE"/>
+        </w:rPr>
+        <w:t>Wimbo Ulio Bora</w:t>
+      </w:r>
       <w:r>
         <w:rPr>
           <w:lang w:val="sw_KE" w:bidi="sw_KE"/>
@@ -10304,426 +9536,318 @@
           <w:lang w:val="sw_KE" w:bidi="sw_KE"/>
         </w:rPr>
       </w:r>
-      <w:hyperlink r:id="rId141">
-        <w:r>
-          <w:rPr>
-            <w:lang w:val="sw_KE" w:bidi="sw_KE"/>
-          </w:rPr>
-          <w:rPr>
-            <w:color w:val="0000EE"/>
-            <w:u w:val="single"/>
-          </w:rPr>
-          <w:t>Nehemia 8:10</w:t>
-        </w:r>
-      </w:hyperlink>
-    </w:p>
-    <w:p>
-      <w:pPr>
-        <w:pStyle w:val="ListBullet"/>
-        <w:spacing w:line="240" w:lineRule="auto"/>
-        <w:ind w:left="720"/>
-      </w:pPr>
-      <w:r>
-        <w:rPr>
-          <w:lang w:val="sw_KE" w:bidi="sw_KE"/>
-        </w:rPr>
-      </w:r>
-      <w:hyperlink r:id="rId142">
-        <w:r>
-          <w:rPr>
-            <w:lang w:val="sw_KE" w:bidi="sw_KE"/>
-          </w:rPr>
-          <w:rPr>
-            <w:color w:val="0000EE"/>
-            <w:u w:val="single"/>
-          </w:rPr>
-          <w:t>Zaburi 48:2</w:t>
-        </w:r>
-      </w:hyperlink>
-    </w:p>
-    <w:p>
-      <w:pPr>
-        <w:pStyle w:val="ListBullet"/>
-        <w:spacing w:line="240" w:lineRule="auto"/>
-        <w:ind w:left="720"/>
-      </w:pPr>
-      <w:r>
-        <w:rPr>
-          <w:lang w:val="sw_KE" w:bidi="sw_KE"/>
-        </w:rPr>
-      </w:r>
-      <w:hyperlink r:id="rId143">
-        <w:r>
-          <w:rPr>
-            <w:lang w:val="sw_KE" w:bidi="sw_KE"/>
-          </w:rPr>
-          <w:rPr>
-            <w:color w:val="0000EE"/>
-            <w:u w:val="single"/>
-          </w:rPr>
-          <w:t>Isaya 56:6–7</w:t>
-        </w:r>
-      </w:hyperlink>
-    </w:p>
-    <w:p>
-      <w:pPr>
-        <w:pStyle w:val="ListBullet"/>
-        <w:spacing w:line="240" w:lineRule="auto"/>
-        <w:ind w:left="720"/>
-      </w:pPr>
-      <w:r>
-        <w:rPr>
-          <w:lang w:val="sw_KE" w:bidi="sw_KE"/>
-        </w:rPr>
-      </w:r>
-      <w:hyperlink r:id="rId144">
-        <w:r>
-          <w:rPr>
-            <w:lang w:val="sw_KE" w:bidi="sw_KE"/>
-          </w:rPr>
-          <w:rPr>
-            <w:color w:val="0000EE"/>
-            <w:u w:val="single"/>
-          </w:rPr>
-          <w:t>Yeremia 15:15–16</w:t>
-        </w:r>
-      </w:hyperlink>
-    </w:p>
-    <w:p>
-      <w:pPr>
-        <w:pStyle w:val="ListBullet"/>
-        <w:spacing w:line="240" w:lineRule="auto"/>
-        <w:ind w:left="720"/>
-      </w:pPr>
-      <w:r>
-        <w:rPr>
-          <w:lang w:val="sw_KE" w:bidi="sw_KE"/>
-        </w:rPr>
-      </w:r>
-      <w:hyperlink r:id="rId145">
-        <w:r>
-          <w:rPr>
-            <w:lang w:val="sw_KE" w:bidi="sw_KE"/>
-          </w:rPr>
-          <w:rPr>
-            <w:color w:val="0000EE"/>
-            <w:u w:val="single"/>
-          </w:rPr>
-          <w:t>Mathayo 2:9–10</w:t>
-        </w:r>
-      </w:hyperlink>
-    </w:p>
-    <w:p>
-      <w:pPr>
-        <w:pStyle w:val="ListBullet"/>
-        <w:spacing w:line="240" w:lineRule="auto"/>
-        <w:ind w:left="720"/>
-      </w:pPr>
-      <w:r>
-        <w:rPr>
-          <w:lang w:val="sw_KE" w:bidi="sw_KE"/>
-        </w:rPr>
-      </w:r>
-      <w:hyperlink r:id="rId146">
-        <w:r>
-          <w:rPr>
-            <w:lang w:val="sw_KE" w:bidi="sw_KE"/>
-          </w:rPr>
-          <w:rPr>
-            <w:color w:val="0000EE"/>
-            <w:u w:val="single"/>
-          </w:rPr>
-          <w:t>Luka 15:7</w:t>
-        </w:r>
-      </w:hyperlink>
-    </w:p>
-    <w:p>
-      <w:pPr>
-        <w:pStyle w:val="ListBullet"/>
-        <w:spacing w:line="240" w:lineRule="auto"/>
-        <w:ind w:left="720"/>
-      </w:pPr>
-      <w:r>
-        <w:rPr>
-          <w:lang w:val="sw_KE" w:bidi="sw_KE"/>
-        </w:rPr>
-      </w:r>
-      <w:hyperlink r:id="rId147">
-        <w:r>
-          <w:rPr>
-            <w:lang w:val="sw_KE" w:bidi="sw_KE"/>
-          </w:rPr>
-          <w:rPr>
-            <w:color w:val="0000EE"/>
-            <w:u w:val="single"/>
-          </w:rPr>
-          <w:t>Luka 19:37–38</w:t>
-        </w:r>
-      </w:hyperlink>
-    </w:p>
-    <w:p>
-      <w:pPr>
-        <w:pStyle w:val="ListBullet"/>
-        <w:spacing w:line="240" w:lineRule="auto"/>
-        <w:ind w:left="720"/>
-      </w:pPr>
-      <w:r>
-        <w:rPr>
-          <w:lang w:val="sw_KE" w:bidi="sw_KE"/>
-        </w:rPr>
-      </w:r>
-      <w:hyperlink r:id="rId148">
-        <w:r>
-          <w:rPr>
-            <w:lang w:val="sw_KE" w:bidi="sw_KE"/>
-          </w:rPr>
-          <w:rPr>
-            <w:color w:val="0000EE"/>
-            <w:u w:val="single"/>
-          </w:rPr>
-          <w:t>Yohana 3:29</w:t>
-        </w:r>
-      </w:hyperlink>
-    </w:p>
-    <w:p>
-      <w:pPr>
-        <w:pStyle w:val="ListBullet"/>
-        <w:spacing w:line="240" w:lineRule="auto"/>
-        <w:ind w:left="720"/>
-      </w:pPr>
-      <w:r>
-        <w:rPr>
-          <w:lang w:val="sw_KE" w:bidi="sw_KE"/>
-        </w:rPr>
-      </w:r>
-      <w:hyperlink r:id="rId149">
-        <w:r>
-          <w:rPr>
-            <w:lang w:val="sw_KE" w:bidi="sw_KE"/>
-          </w:rPr>
-          <w:rPr>
-            <w:color w:val="0000EE"/>
-            <w:u w:val="single"/>
-          </w:rPr>
-          <w:t>Matendo 16:32–34</w:t>
-        </w:r>
-      </w:hyperlink>
-    </w:p>
-    <w:p>
-      <w:pPr>
-        <w:pStyle w:val="ListBullet"/>
-        <w:spacing w:line="240" w:lineRule="auto"/>
-        <w:ind w:left="720"/>
-      </w:pPr>
-      <w:r>
-        <w:rPr>
-          <w:lang w:val="sw_KE" w:bidi="sw_KE"/>
-        </w:rPr>
-      </w:r>
-      <w:hyperlink r:id="rId150">
-        <w:r>
-          <w:rPr>
-            <w:lang w:val="sw_KE" w:bidi="sw_KE"/>
-          </w:rPr>
-          <w:rPr>
-            <w:color w:val="0000EE"/>
-            <w:u w:val="single"/>
-          </w:rPr>
-          <w:t>Warumi 5:1–2</w:t>
-        </w:r>
-      </w:hyperlink>
-    </w:p>
-    <w:p>
-      <w:pPr>
-        <w:pStyle w:val="ListBullet"/>
-        <w:spacing w:line="240" w:lineRule="auto"/>
-        <w:ind w:left="720"/>
-      </w:pPr>
-      <w:r>
-        <w:rPr>
-          <w:lang w:val="sw_KE" w:bidi="sw_KE"/>
-        </w:rPr>
-      </w:r>
-      <w:hyperlink r:id="rId151">
-        <w:r>
-          <w:rPr>
-            <w:lang w:val="sw_KE" w:bidi="sw_KE"/>
-          </w:rPr>
-          <w:rPr>
-            <w:color w:val="0000EE"/>
-            <w:u w:val="single"/>
-          </w:rPr>
-          <w:t>Warumi 15:30–32</w:t>
-        </w:r>
-      </w:hyperlink>
-    </w:p>
-    <w:p>
-      <w:pPr>
-        <w:pStyle w:val="ListBullet"/>
-        <w:spacing w:line="240" w:lineRule="auto"/>
-        <w:ind w:left="720"/>
-      </w:pPr>
-      <w:r>
-        <w:rPr>
-          <w:lang w:val="sw_KE" w:bidi="sw_KE"/>
-        </w:rPr>
-      </w:r>
-      <w:hyperlink r:id="rId152">
-        <w:r>
-          <w:rPr>
-            <w:lang w:val="sw_KE" w:bidi="sw_KE"/>
-          </w:rPr>
-          <w:rPr>
-            <w:color w:val="0000EE"/>
-            <w:u w:val="single"/>
-          </w:rPr>
-          <w:t>Wagalatia 5:23</w:t>
-        </w:r>
-      </w:hyperlink>
-    </w:p>
-    <w:p>
-      <w:pPr>
-        <w:pStyle w:val="ListBullet"/>
-        <w:spacing w:line="240" w:lineRule="auto"/>
-        <w:ind w:left="720"/>
-      </w:pPr>
-      <w:r>
-        <w:rPr>
-          <w:lang w:val="sw_KE" w:bidi="sw_KE"/>
-        </w:rPr>
-      </w:r>
-      <w:hyperlink r:id="rId153">
-        <w:r>
-          <w:rPr>
-            <w:lang w:val="sw_KE" w:bidi="sw_KE"/>
-          </w:rPr>
-          <w:rPr>
-            <w:color w:val="0000EE"/>
-            <w:u w:val="single"/>
-          </w:rPr>
-          <w:t>Wafilipi 4:10–13</w:t>
-        </w:r>
-      </w:hyperlink>
-    </w:p>
-    <w:p>
-      <w:pPr>
-        <w:pStyle w:val="ListBullet"/>
-        <w:spacing w:line="240" w:lineRule="auto"/>
-        <w:ind w:left="720"/>
-      </w:pPr>
-      <w:r>
-        <w:rPr>
-          <w:lang w:val="sw_KE" w:bidi="sw_KE"/>
-        </w:rPr>
-      </w:r>
-      <w:hyperlink r:id="rId154">
-        <w:r>
-          <w:rPr>
-            <w:lang w:val="sw_KE" w:bidi="sw_KE"/>
-          </w:rPr>
-          <w:rPr>
-            <w:color w:val="0000EE"/>
-            <w:u w:val="single"/>
-          </w:rPr>
-          <w:t>1 Wathesalonike 1:6–7</w:t>
-        </w:r>
-      </w:hyperlink>
-    </w:p>
-    <w:p>
-      <w:pPr>
-        <w:pStyle w:val="ListBullet"/>
-        <w:spacing w:line="240" w:lineRule="auto"/>
-        <w:ind w:left="720"/>
-      </w:pPr>
-      <w:r>
-        <w:rPr>
-          <w:lang w:val="sw_KE" w:bidi="sw_KE"/>
-        </w:rPr>
-      </w:r>
-      <w:hyperlink r:id="rId155">
-        <w:r>
-          <w:rPr>
-            <w:lang w:val="sw_KE" w:bidi="sw_KE"/>
-          </w:rPr>
-          <w:rPr>
-            <w:color w:val="0000EE"/>
-            <w:u w:val="single"/>
-          </w:rPr>
-          <w:t>1 Wathesalonike 5:16</w:t>
-        </w:r>
-      </w:hyperlink>
-    </w:p>
-    <w:p>
-      <w:pPr>
-        <w:pStyle w:val="ListBullet"/>
-        <w:spacing w:line="240" w:lineRule="auto"/>
-        <w:ind w:left="720"/>
-      </w:pPr>
-      <w:r>
-        <w:rPr>
-          <w:lang w:val="sw_KE" w:bidi="sw_KE"/>
-        </w:rPr>
-      </w:r>
-      <w:hyperlink r:id="rId156">
-        <w:r>
-          <w:rPr>
-            <w:lang w:val="sw_KE" w:bidi="sw_KE"/>
-          </w:rPr>
-          <w:rPr>
-            <w:color w:val="0000EE"/>
-            <w:u w:val="single"/>
-          </w:rPr>
-          <w:t>Filemoni 1:4–7</w:t>
-        </w:r>
-      </w:hyperlink>
-    </w:p>
-    <w:p>
-      <w:pPr>
-        <w:pStyle w:val="ListBullet"/>
-        <w:spacing w:line="240" w:lineRule="auto"/>
-        <w:ind w:left="720"/>
-      </w:pPr>
-      <w:r>
-        <w:rPr>
-          <w:lang w:val="sw_KE" w:bidi="sw_KE"/>
-        </w:rPr>
-      </w:r>
-      <w:hyperlink r:id="rId157">
-        <w:r>
-          <w:rPr>
-            <w:lang w:val="sw_KE" w:bidi="sw_KE"/>
-          </w:rPr>
-          <w:rPr>
-            <w:color w:val="0000EE"/>
-            <w:u w:val="single"/>
-          </w:rPr>
-          <w:t>Yakobo 1:2</w:t>
-        </w:r>
-      </w:hyperlink>
-    </w:p>
-    <w:p>
-      <w:pPr>
-        <w:pStyle w:val="ListBullet"/>
-        <w:spacing w:line="240" w:lineRule="auto"/>
-        <w:ind w:left="720"/>
-      </w:pPr>
-      <w:r>
-        <w:rPr>
-          <w:lang w:val="sw_KE" w:bidi="sw_KE"/>
-        </w:rPr>
-      </w:r>
-      <w:hyperlink r:id="rId158">
-        <w:r>
-          <w:rPr>
-            <w:lang w:val="sw_KE" w:bidi="sw_KE"/>
-          </w:rPr>
-          <w:rPr>
-            <w:color w:val="0000EE"/>
-            <w:u w:val="single"/>
-          </w:rPr>
-          <w:t>3 Yohana 1:1–4</w:t>
-        </w:r>
-      </w:hyperlink>
+      <w:r>
+        <w:rPr>
+          <w:lang w:val="sw_KE" w:bidi="sw_KE"/>
+        </w:rPr>
+        <w:t>Nehemia 8:10</w:t>
+      </w:r>
+    </w:p>
+    <w:p>
+      <w:pPr>
+        <w:pStyle w:val="ListBullet"/>
+        <w:spacing w:line="240" w:lineRule="auto"/>
+        <w:ind w:left="720"/>
+      </w:pPr>
+      <w:r>
+        <w:rPr>
+          <w:lang w:val="sw_KE" w:bidi="sw_KE"/>
+        </w:rPr>
+      </w:r>
+      <w:r>
+        <w:rPr>
+          <w:lang w:val="sw_KE" w:bidi="sw_KE"/>
+        </w:rPr>
+        <w:t>Zaburi 48:2</w:t>
+      </w:r>
+    </w:p>
+    <w:p>
+      <w:pPr>
+        <w:pStyle w:val="ListBullet"/>
+        <w:spacing w:line="240" w:lineRule="auto"/>
+        <w:ind w:left="720"/>
+      </w:pPr>
+      <w:r>
+        <w:rPr>
+          <w:lang w:val="sw_KE" w:bidi="sw_KE"/>
+        </w:rPr>
+      </w:r>
+      <w:r>
+        <w:rPr>
+          <w:lang w:val="sw_KE" w:bidi="sw_KE"/>
+        </w:rPr>
+        <w:t>Isaya 56:6–7</w:t>
+      </w:r>
+    </w:p>
+    <w:p>
+      <w:pPr>
+        <w:pStyle w:val="ListBullet"/>
+        <w:spacing w:line="240" w:lineRule="auto"/>
+        <w:ind w:left="720"/>
+      </w:pPr>
+      <w:r>
+        <w:rPr>
+          <w:lang w:val="sw_KE" w:bidi="sw_KE"/>
+        </w:rPr>
+      </w:r>
+      <w:r>
+        <w:rPr>
+          <w:lang w:val="sw_KE" w:bidi="sw_KE"/>
+        </w:rPr>
+        <w:t>Yeremia 15:15–16</w:t>
+      </w:r>
+    </w:p>
+    <w:p>
+      <w:pPr>
+        <w:pStyle w:val="ListBullet"/>
+        <w:spacing w:line="240" w:lineRule="auto"/>
+        <w:ind w:left="720"/>
+      </w:pPr>
+      <w:r>
+        <w:rPr>
+          <w:lang w:val="sw_KE" w:bidi="sw_KE"/>
+        </w:rPr>
+      </w:r>
+      <w:r>
+        <w:rPr>
+          <w:lang w:val="sw_KE" w:bidi="sw_KE"/>
+        </w:rPr>
+        <w:t>Mathayo 2:9–10</w:t>
+      </w:r>
+    </w:p>
+    <w:p>
+      <w:pPr>
+        <w:pStyle w:val="ListBullet"/>
+        <w:spacing w:line="240" w:lineRule="auto"/>
+        <w:ind w:left="720"/>
+      </w:pPr>
+      <w:r>
+        <w:rPr>
+          <w:lang w:val="sw_KE" w:bidi="sw_KE"/>
+        </w:rPr>
+      </w:r>
+      <w:r>
+        <w:rPr>
+          <w:lang w:val="sw_KE" w:bidi="sw_KE"/>
+        </w:rPr>
+        <w:t>Luka 15:7</w:t>
+      </w:r>
+    </w:p>
+    <w:p>
+      <w:pPr>
+        <w:pStyle w:val="ListBullet"/>
+        <w:spacing w:line="240" w:lineRule="auto"/>
+        <w:ind w:left="720"/>
+      </w:pPr>
+      <w:r>
+        <w:rPr>
+          <w:lang w:val="sw_KE" w:bidi="sw_KE"/>
+        </w:rPr>
+      </w:r>
+      <w:r>
+        <w:rPr>
+          <w:lang w:val="sw_KE" w:bidi="sw_KE"/>
+        </w:rPr>
+        <w:t>Luka 19:37–38</w:t>
+      </w:r>
+    </w:p>
+    <w:p>
+      <w:pPr>
+        <w:pStyle w:val="ListBullet"/>
+        <w:spacing w:line="240" w:lineRule="auto"/>
+        <w:ind w:left="720"/>
+      </w:pPr>
+      <w:r>
+        <w:rPr>
+          <w:lang w:val="sw_KE" w:bidi="sw_KE"/>
+        </w:rPr>
+      </w:r>
+      <w:r>
+        <w:rPr>
+          <w:lang w:val="sw_KE" w:bidi="sw_KE"/>
+        </w:rPr>
+        <w:t>Yohana 3:29</w:t>
+      </w:r>
+    </w:p>
+    <w:p>
+      <w:pPr>
+        <w:pStyle w:val="ListBullet"/>
+        <w:spacing w:line="240" w:lineRule="auto"/>
+        <w:ind w:left="720"/>
+      </w:pPr>
+      <w:r>
+        <w:rPr>
+          <w:lang w:val="sw_KE" w:bidi="sw_KE"/>
+        </w:rPr>
+      </w:r>
+      <w:r>
+        <w:rPr>
+          <w:lang w:val="sw_KE" w:bidi="sw_KE"/>
+        </w:rPr>
+        <w:t>Matendo 16:32–34</w:t>
+      </w:r>
+    </w:p>
+    <w:p>
+      <w:pPr>
+        <w:pStyle w:val="ListBullet"/>
+        <w:spacing w:line="240" w:lineRule="auto"/>
+        <w:ind w:left="720"/>
+      </w:pPr>
+      <w:r>
+        <w:rPr>
+          <w:lang w:val="sw_KE" w:bidi="sw_KE"/>
+        </w:rPr>
+      </w:r>
+      <w:r>
+        <w:rPr>
+          <w:lang w:val="sw_KE" w:bidi="sw_KE"/>
+        </w:rPr>
+        <w:t>Warumi 5:1–2</w:t>
+      </w:r>
+    </w:p>
+    <w:p>
+      <w:pPr>
+        <w:pStyle w:val="ListBullet"/>
+        <w:spacing w:line="240" w:lineRule="auto"/>
+        <w:ind w:left="720"/>
+      </w:pPr>
+      <w:r>
+        <w:rPr>
+          <w:lang w:val="sw_KE" w:bidi="sw_KE"/>
+        </w:rPr>
+      </w:r>
+      <w:r>
+        <w:rPr>
+          <w:lang w:val="sw_KE" w:bidi="sw_KE"/>
+        </w:rPr>
+        <w:t>Warumi 15:30–32</w:t>
+      </w:r>
+    </w:p>
+    <w:p>
+      <w:pPr>
+        <w:pStyle w:val="ListBullet"/>
+        <w:spacing w:line="240" w:lineRule="auto"/>
+        <w:ind w:left="720"/>
+      </w:pPr>
+      <w:r>
+        <w:rPr>
+          <w:lang w:val="sw_KE" w:bidi="sw_KE"/>
+        </w:rPr>
+      </w:r>
+      <w:r>
+        <w:rPr>
+          <w:lang w:val="sw_KE" w:bidi="sw_KE"/>
+        </w:rPr>
+        <w:t>Wagalatia 5:23</w:t>
+      </w:r>
+    </w:p>
+    <w:p>
+      <w:pPr>
+        <w:pStyle w:val="ListBullet"/>
+        <w:spacing w:line="240" w:lineRule="auto"/>
+        <w:ind w:left="720"/>
+      </w:pPr>
+      <w:r>
+        <w:rPr>
+          <w:lang w:val="sw_KE" w:bidi="sw_KE"/>
+        </w:rPr>
+      </w:r>
+      <w:r>
+        <w:rPr>
+          <w:lang w:val="sw_KE" w:bidi="sw_KE"/>
+        </w:rPr>
+        <w:t>Wafilipi 4:10–13</w:t>
+      </w:r>
+    </w:p>
+    <w:p>
+      <w:pPr>
+        <w:pStyle w:val="ListBullet"/>
+        <w:spacing w:line="240" w:lineRule="auto"/>
+        <w:ind w:left="720"/>
+      </w:pPr>
+      <w:r>
+        <w:rPr>
+          <w:lang w:val="sw_KE" w:bidi="sw_KE"/>
+        </w:rPr>
+      </w:r>
+      <w:r>
+        <w:rPr>
+          <w:lang w:val="sw_KE" w:bidi="sw_KE"/>
+        </w:rPr>
+        <w:t>1 Wathesalonike 1:6–7</w:t>
+      </w:r>
+    </w:p>
+    <w:p>
+      <w:pPr>
+        <w:pStyle w:val="ListBullet"/>
+        <w:spacing w:line="240" w:lineRule="auto"/>
+        <w:ind w:left="720"/>
+      </w:pPr>
+      <w:r>
+        <w:rPr>
+          <w:lang w:val="sw_KE" w:bidi="sw_KE"/>
+        </w:rPr>
+      </w:r>
+      <w:r>
+        <w:rPr>
+          <w:lang w:val="sw_KE" w:bidi="sw_KE"/>
+        </w:rPr>
+        <w:t>1 Wathesalonike 5:16</w:t>
+      </w:r>
+    </w:p>
+    <w:p>
+      <w:pPr>
+        <w:pStyle w:val="ListBullet"/>
+        <w:spacing w:line="240" w:lineRule="auto"/>
+        <w:ind w:left="720"/>
+      </w:pPr>
+      <w:r>
+        <w:rPr>
+          <w:lang w:val="sw_KE" w:bidi="sw_KE"/>
+        </w:rPr>
+      </w:r>
+      <w:r>
+        <w:rPr>
+          <w:lang w:val="sw_KE" w:bidi="sw_KE"/>
+        </w:rPr>
+        <w:t>Filemoni 1:4–7</w:t>
+      </w:r>
+    </w:p>
+    <w:p>
+      <w:pPr>
+        <w:pStyle w:val="ListBullet"/>
+        <w:spacing w:line="240" w:lineRule="auto"/>
+        <w:ind w:left="720"/>
+      </w:pPr>
+      <w:r>
+        <w:rPr>
+          <w:lang w:val="sw_KE" w:bidi="sw_KE"/>
+        </w:rPr>
+      </w:r>
+      <w:r>
+        <w:rPr>
+          <w:lang w:val="sw_KE" w:bidi="sw_KE"/>
+        </w:rPr>
+        <w:t>Yakobo 1:2</w:t>
+      </w:r>
+    </w:p>
+    <w:p>
+      <w:pPr>
+        <w:pStyle w:val="ListBullet"/>
+        <w:spacing w:line="240" w:lineRule="auto"/>
+        <w:ind w:left="720"/>
+      </w:pPr>
+      <w:r>
+        <w:rPr>
+          <w:lang w:val="sw_KE" w:bidi="sw_KE"/>
+        </w:rPr>
+      </w:r>
+      <w:r>
+        <w:rPr>
+          <w:lang w:val="sw_KE" w:bidi="sw_KE"/>
+        </w:rPr>
+        <w:t>3 Yohana 1:1–4</w:t>
+      </w:r>
     </w:p>
     <w:p>
       <w:pPr>
@@ -11130,114 +10254,84 @@
           <w:lang w:val="sw_KE" w:bidi="sw_KE"/>
         </w:rPr>
       </w:r>
-      <w:hyperlink r:id="rId159">
-        <w:r>
-          <w:rPr>
-            <w:lang w:val="sw_KE" w:bidi="sw_KE"/>
-          </w:rPr>
-          <w:rPr>
-            <w:color w:val="0000EE"/>
-            <w:u w:val="single"/>
-          </w:rPr>
-          <w:t>1 Samweli 2:1</w:t>
-        </w:r>
-      </w:hyperlink>
-    </w:p>
-    <w:p>
-      <w:pPr>
-        <w:pStyle w:val="ListBullet"/>
-        <w:spacing w:line="240" w:lineRule="auto"/>
-        <w:ind w:left="720"/>
-      </w:pPr>
-      <w:r>
-        <w:rPr>
-          <w:lang w:val="sw_KE" w:bidi="sw_KE"/>
-        </w:rPr>
-      </w:r>
-      <w:hyperlink r:id="rId160">
-        <w:r>
-          <w:rPr>
-            <w:lang w:val="sw_KE" w:bidi="sw_KE"/>
-          </w:rPr>
-          <w:rPr>
-            <w:color w:val="0000EE"/>
-            <w:u w:val="single"/>
-          </w:rPr>
-          <w:t>Isaya 13:3</w:t>
-        </w:r>
-      </w:hyperlink>
-    </w:p>
-    <w:p>
-      <w:pPr>
-        <w:pStyle w:val="ListBullet"/>
-        <w:spacing w:line="240" w:lineRule="auto"/>
-        <w:ind w:left="720"/>
-      </w:pPr>
-      <w:r>
-        <w:rPr>
-          <w:lang w:val="sw_KE" w:bidi="sw_KE"/>
-        </w:rPr>
-      </w:r>
-      <w:hyperlink r:id="rId161">
-        <w:r>
-          <w:rPr>
-            <w:lang w:val="sw_KE" w:bidi="sw_KE"/>
-          </w:rPr>
-          <w:rPr>
-            <w:color w:val="0000EE"/>
-            <w:u w:val="single"/>
-          </w:rPr>
-          <w:t>Ayubu 6:10</w:t>
-        </w:r>
-      </w:hyperlink>
-    </w:p>
-    <w:p>
-      <w:pPr>
-        <w:pStyle w:val="ListBullet"/>
-        <w:spacing w:line="240" w:lineRule="auto"/>
-        <w:ind w:left="720"/>
-      </w:pPr>
-      <w:r>
-        <w:rPr>
-          <w:lang w:val="sw_KE" w:bidi="sw_KE"/>
-        </w:rPr>
-      </w:r>
-      <w:hyperlink r:id="rId162">
-        <w:r>
-          <w:rPr>
-            <w:lang w:val="sw_KE" w:bidi="sw_KE"/>
-          </w:rPr>
-          <w:rPr>
-            <w:color w:val="0000EE"/>
-            <w:u w:val="single"/>
-          </w:rPr>
-          <w:t>Zaburi 68:1–3</w:t>
-        </w:r>
-      </w:hyperlink>
-    </w:p>
-    <w:p>
-      <w:pPr>
-        <w:pStyle w:val="ListBullet"/>
-        <w:spacing w:line="240" w:lineRule="auto"/>
-        <w:ind w:left="720"/>
-      </w:pPr>
-      <w:r>
-        <w:rPr>
-          <w:lang w:val="sw_KE" w:bidi="sw_KE"/>
-        </w:rPr>
-      </w:r>
-      <w:hyperlink r:id="rId163">
-        <w:r>
-          <w:rPr>
-            <w:lang w:val="sw_KE" w:bidi="sw_KE"/>
-          </w:rPr>
-          <w:rPr>
-            <w:color w:val="0000EE"/>
-            <w:u w:val="single"/>
-          </w:rPr>
-          <w:t>Sefania 2:15</w:t>
-        </w:r>
-      </w:hyperlink>
+      <w:r>
+        <w:rPr>
+          <w:lang w:val="sw_KE" w:bidi="sw_KE"/>
+        </w:rPr>
+        <w:t>1 Samweli 2:1</w:t>
+      </w:r>
+    </w:p>
+    <w:p>
+      <w:pPr>
+        <w:pStyle w:val="ListBullet"/>
+        <w:spacing w:line="240" w:lineRule="auto"/>
+        <w:ind w:left="720"/>
+      </w:pPr>
+      <w:r>
+        <w:rPr>
+          <w:lang w:val="sw_KE" w:bidi="sw_KE"/>
+        </w:rPr>
+      </w:r>
+      <w:r>
+        <w:rPr>
+          <w:lang w:val="sw_KE" w:bidi="sw_KE"/>
+        </w:rPr>
+        <w:t>Isaya 13:3</w:t>
+      </w:r>
+    </w:p>
+    <w:p>
+      <w:pPr>
+        <w:pStyle w:val="ListBullet"/>
+        <w:spacing w:line="240" w:lineRule="auto"/>
+        <w:ind w:left="720"/>
+      </w:pPr>
+      <w:r>
+        <w:rPr>
+          <w:lang w:val="sw_KE" w:bidi="sw_KE"/>
+        </w:rPr>
+      </w:r>
+      <w:r>
+        <w:rPr>
+          <w:lang w:val="sw_KE" w:bidi="sw_KE"/>
+        </w:rPr>
+        <w:t>Ayubu 6:10</w:t>
+      </w:r>
+    </w:p>
+    <w:p>
+      <w:pPr>
+        <w:pStyle w:val="ListBullet"/>
+        <w:spacing w:line="240" w:lineRule="auto"/>
+        <w:ind w:left="720"/>
+      </w:pPr>
+      <w:r>
+        <w:rPr>
+          <w:lang w:val="sw_KE" w:bidi="sw_KE"/>
+        </w:rPr>
+      </w:r>
+      <w:r>
+        <w:rPr>
+          <w:lang w:val="sw_KE" w:bidi="sw_KE"/>
+        </w:rPr>
+        <w:t>Zaburi 68:1–3</w:t>
+      </w:r>
+    </w:p>
+    <w:p>
+      <w:pPr>
+        <w:pStyle w:val="ListBullet"/>
+        <w:spacing w:line="240" w:lineRule="auto"/>
+        <w:ind w:left="720"/>
+      </w:pPr>
+      <w:r>
+        <w:rPr>
+          <w:lang w:val="sw_KE" w:bidi="sw_KE"/>
+        </w:rPr>
+      </w:r>
+      <w:r>
+        <w:rPr>
+          <w:lang w:val="sw_KE" w:bidi="sw_KE"/>
+        </w:rPr>
+        <w:t>Sefania 2:15</w:t>
+      </w:r>
     </w:p>
     <w:p>
       <w:pPr>
@@ -11450,90 +10544,66 @@
           <w:lang w:val="sw_KE" w:bidi="sw_KE"/>
         </w:rPr>
       </w:r>
-      <w:hyperlink r:id="rId164">
-        <w:r>
-          <w:rPr>
-            <w:lang w:val="sw_KE" w:bidi="sw_KE"/>
-          </w:rPr>
-          <w:rPr>
-            <w:color w:val="0000EE"/>
-            <w:u w:val="single"/>
-          </w:rPr>
-          <w:t>Kumbukumbu la Torati 29:20</w:t>
-        </w:r>
-      </w:hyperlink>
-    </w:p>
-    <w:p>
-      <w:pPr>
-        <w:pStyle w:val="ListBullet"/>
-        <w:spacing w:line="240" w:lineRule="auto"/>
-        <w:ind w:left="720"/>
-      </w:pPr>
-      <w:r>
-        <w:rPr>
-          <w:lang w:val="sw_KE" w:bidi="sw_KE"/>
-        </w:rPr>
-      </w:r>
-      <w:hyperlink r:id="rId165">
-        <w:r>
-          <w:rPr>
-            <w:lang w:val="sw_KE" w:bidi="sw_KE"/>
-          </w:rPr>
-          <w:rPr>
-            <w:color w:val="0000EE"/>
-            <w:u w:val="single"/>
-          </w:rPr>
-          <w:t>Kutoka 32:30–32</w:t>
-        </w:r>
-      </w:hyperlink>
-    </w:p>
-    <w:p>
-      <w:pPr>
-        <w:pStyle w:val="ListBullet"/>
-        <w:spacing w:line="240" w:lineRule="auto"/>
-        <w:ind w:left="720"/>
-      </w:pPr>
-      <w:r>
-        <w:rPr>
-          <w:lang w:val="sw_KE" w:bidi="sw_KE"/>
-        </w:rPr>
-      </w:r>
-      <w:hyperlink r:id="rId166">
-        <w:r>
-          <w:rPr>
-            <w:lang w:val="sw_KE" w:bidi="sw_KE"/>
-          </w:rPr>
-          <w:rPr>
-            <w:color w:val="0000EE"/>
-            <w:u w:val="single"/>
-          </w:rPr>
-          <w:t>Mwanzo 7:23</w:t>
-        </w:r>
-      </w:hyperlink>
-    </w:p>
-    <w:p>
-      <w:pPr>
-        <w:pStyle w:val="ListBullet"/>
-        <w:spacing w:line="240" w:lineRule="auto"/>
-        <w:ind w:left="720"/>
-      </w:pPr>
-      <w:r>
-        <w:rPr>
-          <w:lang w:val="sw_KE" w:bidi="sw_KE"/>
-        </w:rPr>
-      </w:r>
-      <w:hyperlink r:id="rId167">
-        <w:r>
-          <w:rPr>
-            <w:lang w:val="sw_KE" w:bidi="sw_KE"/>
-          </w:rPr>
-          <w:rPr>
-            <w:color w:val="0000EE"/>
-            <w:u w:val="single"/>
-          </w:rPr>
-          <w:t>Zaburi 51:1</w:t>
-        </w:r>
-      </w:hyperlink>
+      <w:r>
+        <w:rPr>
+          <w:lang w:val="sw_KE" w:bidi="sw_KE"/>
+        </w:rPr>
+        <w:t>Kumbukumbu la Torati 29:20</w:t>
+      </w:r>
+    </w:p>
+    <w:p>
+      <w:pPr>
+        <w:pStyle w:val="ListBullet"/>
+        <w:spacing w:line="240" w:lineRule="auto"/>
+        <w:ind w:left="720"/>
+      </w:pPr>
+      <w:r>
+        <w:rPr>
+          <w:lang w:val="sw_KE" w:bidi="sw_KE"/>
+        </w:rPr>
+      </w:r>
+      <w:r>
+        <w:rPr>
+          <w:lang w:val="sw_KE" w:bidi="sw_KE"/>
+        </w:rPr>
+        <w:t>Kutoka 32:30–32</w:t>
+      </w:r>
+    </w:p>
+    <w:p>
+      <w:pPr>
+        <w:pStyle w:val="ListBullet"/>
+        <w:spacing w:line="240" w:lineRule="auto"/>
+        <w:ind w:left="720"/>
+      </w:pPr>
+      <w:r>
+        <w:rPr>
+          <w:lang w:val="sw_KE" w:bidi="sw_KE"/>
+        </w:rPr>
+      </w:r>
+      <w:r>
+        <w:rPr>
+          <w:lang w:val="sw_KE" w:bidi="sw_KE"/>
+        </w:rPr>
+        <w:t>Mwanzo 7:23</w:t>
+      </w:r>
+    </w:p>
+    <w:p>
+      <w:pPr>
+        <w:pStyle w:val="ListBullet"/>
+        <w:spacing w:line="240" w:lineRule="auto"/>
+        <w:ind w:left="720"/>
+      </w:pPr>
+      <w:r>
+        <w:rPr>
+          <w:lang w:val="sw_KE" w:bidi="sw_KE"/>
+        </w:rPr>
+      </w:r>
+      <w:r>
+        <w:rPr>
+          <w:lang w:val="sw_KE" w:bidi="sw_KE"/>
+        </w:rPr>
+        <w:t>Zaburi 51:1</w:t>
+      </w:r>
     </w:p>
     <w:p>
       <w:pPr>

--- a/swh/docx/007.content.docx
+++ b/swh/docx/007.content.docx
@@ -962,643 +962,607 @@
         <w:rPr>
           <w:lang w:val="sw_KE" w:bidi="sw_KE"/>
         </w:rPr>
+        <w:t>(Tazama pia: wenye thamani,</w:t>
+      </w:r>
+      <w:r>
+        <w:rPr>
+          <w:lang w:val="sw_KE" w:bidi="sw_KE"/>
+        </w:rPr>
+        <w:t>faida-kiroho</w:t>
+      </w:r>
+      <w:r>
+        <w:rPr>
+          <w:lang w:val="sw_KE" w:bidi="sw_KE"/>
+        </w:rPr>
+        <w:t>)</w:t>
+      </w:r>
+    </w:p>
+    <w:p>
+      <w:pPr>
+        <w:pStyle w:val="Heading3"/>
+      </w:pPr>
+      <w:r>
+        <w:rPr>
+          <w:lang w:val="sw_KE" w:bidi="sw_KE"/>
+        </w:rPr>
+        <w:t>Mapendekezo ya Tafsiri:</w:t>
+      </w:r>
+    </w:p>
+    <w:p>
+      <w:pPr>
+        <w:pStyle w:val="ListBullet"/>
+        <w:spacing w:line="240" w:lineRule="auto"/>
+        <w:ind w:left="720"/>
+      </w:pPr>
+      <w:r>
+        <w:rPr>
+          <w:lang w:val="sw_KE" w:bidi="sw_KE"/>
+        </w:rPr>
+      </w:r>
+      <w:r>
+        <w:rPr>
+          <w:lang w:val="sw_KE" w:bidi="sw_KE"/>
+        </w:rPr>
+        <w:t>Kulingana na muktadha, neno "faida" linaweza pia kutafsiriwa kama "manufaa" au "msaada" au "pato."</w:t>
+      </w:r>
+    </w:p>
+    <w:p>
+      <w:pPr>
+        <w:pStyle w:val="ListBullet"/>
+        <w:spacing w:line="240" w:lineRule="auto"/>
+        <w:ind w:left="720"/>
+      </w:pPr>
+      <w:r>
+        <w:rPr>
+          <w:lang w:val="sw_KE" w:bidi="sw_KE"/>
+        </w:rPr>
+      </w:r>
+      <w:r>
+        <w:rPr>
+          <w:lang w:val="sw_KE" w:bidi="sw_KE"/>
+        </w:rPr>
+        <w:t>Kulingana na muktadha, neno "faida" linaweza kutafsiriwa kama "mapato" linapohusu mishahara inayopatikana kwa kufanya kazi.</w:t>
+      </w:r>
+    </w:p>
+    <w:p>
+      <w:pPr>
+        <w:pStyle w:val="ListBullet"/>
+        <w:spacing w:line="240" w:lineRule="auto"/>
+        <w:ind w:left="720"/>
+      </w:pPr>
+      <w:r>
+        <w:rPr>
+          <w:lang w:val="sw_KE" w:bidi="sw_KE"/>
+        </w:rPr>
+      </w:r>
+      <w:r>
+        <w:rPr>
+          <w:lang w:val="sw_KE" w:bidi="sw_KE"/>
+        </w:rPr>
+        <w:t>Neno "faida" linaweza kutafsiriwa kama "lenye manufaa" au "lenye faida" au "lenye msaada."</w:t>
+      </w:r>
+    </w:p>
+    <w:p>
+      <w:pPr>
+        <w:pStyle w:val="ListBullet"/>
+        <w:spacing w:line="240" w:lineRule="auto"/>
+        <w:ind w:left="720"/>
+      </w:pPr>
+      <w:r>
+        <w:rPr>
+          <w:lang w:val="sw_KE" w:bidi="sw_KE"/>
+        </w:rPr>
+      </w:r>
+      <w:r>
+        <w:rPr>
+          <w:lang w:val="sw_KE" w:bidi="sw_KE"/>
+        </w:rPr>
+        <w:t>Neno "kufaidika" linaweza kutafsiriwa kama "kupata."</w:t>
+      </w:r>
+    </w:p>
+    <w:p>
+      <w:pPr>
+        <w:pStyle w:val="ListBullet"/>
+        <w:spacing w:line="240" w:lineRule="auto"/>
+        <w:ind w:left="720"/>
+      </w:pPr>
+      <w:r>
+        <w:rPr>
+          <w:lang w:val="sw_KE" w:bidi="sw_KE"/>
+        </w:rPr>
+      </w:r>
+      <w:r>
+        <w:rPr>
+          <w:lang w:val="sw_KE" w:bidi="sw_KE"/>
+        </w:rPr>
+        <w:t>“Kufaidika na” kitu kinaweza kutafsiriwa kama “kunufaika na” au “kupata pesa kutoka.”</w:t>
+      </w:r>
+    </w:p>
+    <w:p>
+      <w:pPr>
+        <w:pStyle w:val="ListBullet"/>
+        <w:spacing w:line="240" w:lineRule="auto"/>
+        <w:ind w:left="720"/>
+      </w:pPr>
+      <w:r>
+        <w:rPr>
+          <w:lang w:val="sw_KE" w:bidi="sw_KE"/>
+        </w:rPr>
+      </w:r>
+      <w:r>
+        <w:rPr>
+          <w:lang w:val="sw_KE" w:bidi="sw_KE"/>
+        </w:rPr>
+        <w:t>Katika muktadha wa biashara, "faida" inaweza kutafsiriwa kwa neno au kifungu kinachomaanisha "pesa zilizopatikana" au "ziada ya pesa" au "pesa za ziada."</w:t>
+      </w:r>
+    </w:p>
+    <w:p>
+      <w:pPr>
+        <w:pStyle w:val="Heading3"/>
+      </w:pPr>
+      <w:r>
+        <w:rPr>
+          <w:lang w:val="sw_KE" w:bidi="sw_KE"/>
+        </w:rPr>
+        <w:t>Marejeleo ya Biblia:</w:t>
+      </w:r>
+    </w:p>
+    <w:p>
+      <w:pPr>
+        <w:pStyle w:val="Heading3"/>
+      </w:pPr>
+      <w:r>
+        <w:rPr>
+          <w:lang w:val="sw_KE" w:bidi="sw_KE"/>
+        </w:rPr>
+        <w:t>Data ya Neno:</w:t>
+      </w:r>
+      <w:r>
+        <w:rPr>
+          <w:lang w:val="sw_KE" w:bidi="sw_KE"/>
+        </w:rPr>
+      </w:r>
+      <w:r>
+        <w:rPr>
+          <w:lang w:val="sw_KE" w:bidi="sw_KE"/>
+        </w:rPr>
+      </w:r>
+    </w:p>
+    <w:p>
+      <w:pPr/>
+      <w:r>
+        <w:rPr>
+          <w:lang w:val="sw_KE" w:bidi="sw_KE"/>
+        </w:rPr>
+      </w:r>
+    </w:p>
+    <w:p>
+      <w:pPr>
+        <w:pStyle w:val="Heading2"/>
+      </w:pPr>
+      <w:r>
+        <w:rPr>
+          <w:lang w:val="sw_KE" w:bidi="sw_KE"/>
+        </w:rPr>
+        <w:t>Faida-Kiroho</w:t>
+      </w:r>
+      <w:r>
+        <w:rPr>
+          <w:lang w:val="sw_KE" w:bidi="sw_KE"/>
+        </w:rPr>
+      </w:r>
+    </w:p>
+    <w:p>
+      <w:pPr>
+        <w:pStyle w:val="Heading3"/>
+      </w:pPr>
+      <w:r>
+        <w:rPr>
+          <w:lang w:val="sw_KE" w:bidi="sw_KE"/>
+        </w:rPr>
+        <w:t>Ufafanuzi:</w:t>
+      </w:r>
+    </w:p>
+    <w:p>
+      <w:pPr/>
+      <w:r>
+        <w:rPr>
+          <w:lang w:val="sw_KE" w:bidi="sw_KE"/>
+        </w:rPr>
+      </w:r>
+      <w:r>
+        <w:rPr>
+          <w:lang w:val="sw_KE" w:bidi="sw_KE"/>
+        </w:rPr>
+        <w:t>Inapotumika katika maana ya kiroho, maneno "faida" na "iliyo na faida" yanarejelea kupata kitu chenye manufaa ya kiroho kupitia kufanya vitendo au tabia fulani, au kwa mtu mwingine kufanya hivyo.</w:t>
+      </w:r>
+    </w:p>
+    <w:p>
+      <w:pPr/>
+      <w:r>
+        <w:rPr>
+          <w:lang w:val="sw_KE" w:bidi="sw_KE"/>
+        </w:rPr>
+      </w:r>
+      <w:r>
+        <w:rPr>
+          <w:lang w:val="sw_KE" w:bidi="sw_KE"/>
+        </w:rPr>
+        <w:t>Kitu ni "cha faida" kiroho kwa mtu ikiwa kinamletea manufaa ya kiroho.</w:t>
+      </w:r>
+    </w:p>
+    <w:p>
+      <w:pPr>
+        <w:pStyle w:val="ListBullet"/>
+        <w:spacing w:line="240" w:lineRule="auto"/>
+        <w:ind w:left="720"/>
+      </w:pPr>
+      <w:r>
+        <w:rPr>
+          <w:lang w:val="sw_KE" w:bidi="sw_KE"/>
+        </w:rPr>
+      </w:r>
+      <w:r>
+        <w:rPr>
+          <w:lang w:val="sw_KE" w:bidi="sw_KE"/>
+        </w:rPr>
+        <w:t>Vitendo vina faida ya kiroho ikiwa vinampendeza Mungu na kusababisha mtu huyo na/au wengine kupata manufaa ya kiroho.</w:t>
+      </w:r>
+    </w:p>
+    <w:p>
+      <w:pPr>
+        <w:pStyle w:val="ListBullet"/>
+        <w:spacing w:line="240" w:lineRule="auto"/>
+        <w:ind w:left="720"/>
+      </w:pPr>
+      <w:r>
+        <w:rPr>
+          <w:lang w:val="sw_KE" w:bidi="sw_KE"/>
+        </w:rPr>
+      </w:r>
+      <w:r>
+        <w:rPr>
+          <w:lang w:val="sw_KE" w:bidi="sw_KE"/>
+        </w:rPr>
+        <w:t>2 Timotheo 3:16 inasema kwamba Maandiko yote ni "yenye faida" kwa kurekebisha na kufundisha watu katika haki. Hii inamaanisha kwamba mafundisho ya Biblia ni ya msaada na yenye manufaa kwa kuwafundisha watu kuishi kulingana na mapenzi ya Mungu.</w:t>
+      </w:r>
+    </w:p>
+    <w:p>
+      <w:pPr/>
+      <w:r>
+        <w:rPr>
+          <w:lang w:val="sw_KE" w:bidi="sw_KE"/>
+        </w:rPr>
+      </w:r>
+      <w:r>
+        <w:rPr>
+          <w:lang w:val="sw_KE" w:bidi="sw_KE"/>
+        </w:rPr>
+        <w:t>Neno "lisilo na faida" katika muktadha huu linamaanisha kutokuwa na manufaa au msaada.</w:t>
+      </w:r>
+    </w:p>
+    <w:p>
+      <w:pPr>
+        <w:pStyle w:val="ListBullet"/>
+        <w:spacing w:line="240" w:lineRule="auto"/>
+        <w:ind w:left="720"/>
+      </w:pPr>
+      <w:r>
+        <w:rPr>
+          <w:lang w:val="sw_KE" w:bidi="sw_KE"/>
+        </w:rPr>
+      </w:r>
+      <w:r>
+        <w:rPr>
+          <w:lang w:val="sw_KE" w:bidi="sw_KE"/>
+        </w:rPr>
+        <w:t>Inamaanisha kutopata faida yoyote au kutosaidia mtu kupata kitu chochote chenye manufaa.</w:t>
+      </w:r>
+    </w:p>
+    <w:p>
+      <w:pPr>
+        <w:pStyle w:val="ListBullet"/>
+        <w:spacing w:line="240" w:lineRule="auto"/>
+        <w:ind w:left="720"/>
+      </w:pPr>
+      <w:r>
+        <w:rPr>
+          <w:lang w:val="sw_KE" w:bidi="sw_KE"/>
+        </w:rPr>
+      </w:r>
+      <w:r>
+        <w:rPr>
+          <w:lang w:val="sw_KE" w:bidi="sw_KE"/>
+        </w:rPr>
+        <w:t>Kitu ambacho hakina faida ya kiroho hakistahili kufanywa kwa sababu hakimpendezi Mungu na hakileti faida yoyote ya kiroho au thawabu.</w:t>
+      </w:r>
+    </w:p>
+    <w:p>
+      <w:pPr>
+        <w:pStyle w:val="ListBullet"/>
+        <w:spacing w:line="240" w:lineRule="auto"/>
+        <w:ind w:left="720"/>
+      </w:pPr>
+      <w:r>
+        <w:rPr>
+          <w:lang w:val="sw_KE" w:bidi="sw_KE"/>
+        </w:rPr>
+      </w:r>
+      <w:r>
+        <w:rPr>
+          <w:lang w:val="sw_KE" w:bidi="sw_KE"/>
+        </w:rPr>
+        <w:t>Hii inaweza kutafsiriwa kama "isiyo na manufaa," "siyo yenye manufaa," "isiyo na thamani," "siyo yenye faida," au "isiyoleta manufaa."</w:t>
+      </w:r>
+    </w:p>
+    <w:p>
+      <w:pPr/>
+      <w:r>
+        <w:rPr>
+          <w:lang w:val="sw_KE" w:bidi="sw_KE"/>
+        </w:rPr>
+      </w:r>
+      <w:r>
+        <w:rPr>
+          <w:lang w:val="sw_KE" w:bidi="sw_KE"/>
+        </w:rPr>
+        <w:t>(Tazama pia: ustahili,</w:t>
+      </w:r>
+      <w:r>
+        <w:rPr>
+          <w:lang w:val="sw_KE" w:bidi="sw_KE"/>
+        </w:rPr>
+        <w:t>faida za kidunia</w:t>
+      </w:r>
+      <w:r>
+        <w:rPr>
+          <w:lang w:val="sw_KE" w:bidi="sw_KE"/>
+        </w:rPr>
+        <w:t>)</w:t>
+      </w:r>
+    </w:p>
+    <w:p>
+      <w:pPr>
+        <w:pStyle w:val="Heading3"/>
+      </w:pPr>
+      <w:r>
+        <w:rPr>
+          <w:lang w:val="sw_KE" w:bidi="sw_KE"/>
+        </w:rPr>
+        <w:t>Mapendekezo ya Tafsiri:</w:t>
+      </w:r>
+    </w:p>
+    <w:p>
+      <w:pPr>
+        <w:pStyle w:val="ListBullet"/>
+        <w:spacing w:line="240" w:lineRule="auto"/>
+        <w:ind w:left="720"/>
+      </w:pPr>
+      <w:r>
+        <w:rPr>
+          <w:lang w:val="sw_KE" w:bidi="sw_KE"/>
+        </w:rPr>
+      </w:r>
+      <w:r>
+        <w:rPr>
+          <w:lang w:val="sw_KE" w:bidi="sw_KE"/>
+        </w:rPr>
+        <w:t>Kulingana na muktadha, neno "faida" linaweza pia kutafsiriwa kama "manufaa" au "msaada."</w:t>
+      </w:r>
+    </w:p>
+    <w:p>
+      <w:pPr>
+        <w:pStyle w:val="ListBullet"/>
+        <w:spacing w:line="240" w:lineRule="auto"/>
+        <w:ind w:left="720"/>
+      </w:pPr>
+      <w:r>
+        <w:rPr>
+          <w:lang w:val="sw_KE" w:bidi="sw_KE"/>
+        </w:rPr>
+      </w:r>
+      <w:r>
+        <w:rPr>
+          <w:lang w:val="sw_KE" w:bidi="sw_KE"/>
+        </w:rPr>
+        <w:t>Kulingana na muktadha, neno "faida" linaweza kumaanisha "muhimu," "manufaa," au "msaada."</w:t>
+      </w:r>
+    </w:p>
+    <w:p>
+      <w:pPr>
+        <w:pStyle w:val="ListBullet"/>
+        <w:spacing w:line="240" w:lineRule="auto"/>
+        <w:ind w:left="720"/>
+      </w:pPr>
+      <w:r>
+        <w:rPr>
+          <w:lang w:val="sw_KE" w:bidi="sw_KE"/>
+        </w:rPr>
+      </w:r>
+      <w:r>
+        <w:rPr>
+          <w:lang w:val="sw_KE" w:bidi="sw_KE"/>
+        </w:rPr>
+        <w:t>“Kufaidika na” kitu kinaweza kutafsiriwa kama “kunufaika na” au “kupokea msaada kutoka kwa hicho.”</w:t>
+      </w:r>
+    </w:p>
+    <w:p>
+      <w:pPr>
+        <w:pStyle w:val="Heading3"/>
+      </w:pPr>
+      <w:r>
+        <w:rPr>
+          <w:lang w:val="sw_KE" w:bidi="sw_KE"/>
+        </w:rPr>
+        <w:t>Marejeleo ya Biblia:</w:t>
+      </w:r>
+    </w:p>
+    <w:p>
+      <w:pPr>
+        <w:pStyle w:val="Heading3"/>
+      </w:pPr>
+      <w:r>
+        <w:rPr>
+          <w:lang w:val="sw_KE" w:bidi="sw_KE"/>
+        </w:rPr>
+        <w:t>Data ya Maneno:</w:t>
+      </w:r>
+      <w:r>
+        <w:rPr>
+          <w:lang w:val="sw_KE" w:bidi="sw_KE"/>
+        </w:rPr>
+      </w:r>
+      <w:r>
+        <w:rPr>
+          <w:lang w:val="sw_KE" w:bidi="sw_KE"/>
+        </w:rPr>
+      </w:r>
+    </w:p>
+    <w:p>
+      <w:pPr/>
+      <w:r>
+        <w:rPr>
+          <w:lang w:val="sw_KE" w:bidi="sw_KE"/>
+        </w:rPr>
+      </w:r>
+    </w:p>
+    <w:p>
+      <w:pPr>
+        <w:pStyle w:val="Heading2"/>
+      </w:pPr>
+      <w:r>
+        <w:rPr>
+          <w:lang w:val="sw_KE" w:bidi="sw_KE"/>
+        </w:rPr>
+        <w:t>Familia</w:t>
+      </w:r>
+      <w:r>
+        <w:rPr>
+          <w:lang w:val="sw_KE" w:bidi="sw_KE"/>
+        </w:rPr>
+      </w:r>
+    </w:p>
+    <w:p>
+      <w:pPr>
+        <w:pStyle w:val="Heading3"/>
+      </w:pPr>
+      <w:r>
+        <w:rPr>
+          <w:lang w:val="sw_KE" w:bidi="sw_KE"/>
+        </w:rPr>
+        <w:t>Ufafanuzi:</w:t>
+      </w:r>
+    </w:p>
+    <w:p>
+      <w:pPr/>
+      <w:r>
+        <w:rPr>
+          <w:lang w:val="sw_KE" w:bidi="sw_KE"/>
+        </w:rPr>
+      </w:r>
+      <w:r>
+        <w:rPr>
+          <w:lang w:val="sw_KE" w:bidi="sw_KE"/>
+        </w:rPr>
+        <w:t>Neno "familia" linarejelea kundi la watu walio na uhusiano wa damu, na kwa kawaida linajumuisha baba, mama, na watoto wao. Katika Biblia, neno hili wakati mwingine linajumuisha jamaa wa karibu kama vile babu na bibi, wajukuu, wajomba, na shangazi.</w:t>
+      </w:r>
+    </w:p>
+    <w:p>
+      <w:pPr>
+        <w:pStyle w:val="ListBullet"/>
+        <w:spacing w:line="240" w:lineRule="auto"/>
+        <w:ind w:left="720"/>
+      </w:pPr>
+      <w:r>
+        <w:rPr>
+          <w:lang w:val="sw_KE" w:bidi="sw_KE"/>
+        </w:rPr>
+      </w:r>
+      <w:r>
+        <w:rPr>
+          <w:lang w:val="sw_KE" w:bidi="sw_KE"/>
+        </w:rPr>
+        <w:t>Katika nyakati za kibiblia, kwa kawaida mwanaume mzee alikuwa na mamlaka kuu katika familia.</w:t>
+      </w:r>
+    </w:p>
+    <w:p>
+      <w:pPr>
+        <w:pStyle w:val="ListBullet"/>
+        <w:spacing w:line="240" w:lineRule="auto"/>
+        <w:ind w:left="720"/>
+      </w:pPr>
+      <w:r>
+        <w:rPr>
+          <w:lang w:val="sw_KE" w:bidi="sw_KE"/>
+        </w:rPr>
+      </w:r>
+      <w:r>
+        <w:rPr>
+          <w:lang w:val="sw_KE" w:bidi="sw_KE"/>
+        </w:rPr>
+        <w:t>Familia inaweza pia kujumuisha wafanyakazi wa nyumbani, masuria, na hata wageni.</w:t>
+      </w:r>
+    </w:p>
+    <w:p>
+      <w:pPr>
+        <w:pStyle w:val="ListBullet"/>
+        <w:spacing w:line="240" w:lineRule="auto"/>
+        <w:ind w:left="720"/>
+      </w:pPr>
+      <w:r>
+        <w:rPr>
+          <w:lang w:val="sw_KE" w:bidi="sw_KE"/>
+        </w:rPr>
+      </w:r>
+      <w:r>
+        <w:rPr>
+          <w:lang w:val="sw_KE" w:bidi="sw_KE"/>
+        </w:rPr>
+        <w:t>Lugha nyingine zinaweza kuwa na neno pana kama "kabila" au "kaya" ambalo linaweza kufaa zaidi katika muktadha ambapo zaidi ya wazazi na watoto wanatajwa.</w:t>
+      </w:r>
+    </w:p>
+    <w:p>
+      <w:pPr>
+        <w:pStyle w:val="ListBullet"/>
+        <w:spacing w:line="240" w:lineRule="auto"/>
+        <w:ind w:left="720"/>
+      </w:pPr>
+      <w:r>
+        <w:rPr>
+          <w:lang w:val="sw_KE" w:bidi="sw_KE"/>
+        </w:rPr>
+      </w:r>
+      <w:r>
+        <w:rPr>
+          <w:lang w:val="sw_KE" w:bidi="sw_KE"/>
+        </w:rPr>
+        <w:t>Agano Jipya mara nyingi hutumia maneno yanayohusiana na dhana ya "familia" kurejelea kanisa, likimaanisha watu wanaomwamini Yesu.</w:t>
+      </w:r>
+    </w:p>
+    <w:p>
+      <w:pPr/>
+      <w:r>
+        <w:rPr>
+          <w:lang w:val="sw_KE" w:bidi="sw_KE"/>
+        </w:rPr>
+      </w:r>
+      <w:r>
+        <w:rPr>
+          <w:lang w:val="sw_KE" w:bidi="sw_KE"/>
+        </w:rPr>
         <w:t xml:space="preserve">(Tazama pia: </w:t>
       </w:r>
       <w:r>
         <w:rPr>
           <w:lang w:val="sw_KE" w:bidi="sw_KE"/>
         </w:rPr>
-        <w:t>wenye thamani</w:t>
-      </w:r>
-      <w:r>
-        <w:rPr>
-          <w:lang w:val="sw_KE" w:bidi="sw_KE"/>
-        </w:rPr>
-        <w:t>,</w:t>
-      </w:r>
-      <w:r>
-        <w:rPr>
-          <w:lang w:val="sw_KE" w:bidi="sw_KE"/>
-        </w:rPr>
-        <w:t>faida-kiroho</w:t>
-      </w:r>
-      <w:r>
-        <w:rPr>
-          <w:lang w:val="sw_KE" w:bidi="sw_KE"/>
-        </w:rPr>
-        <w:t>)</w:t>
-      </w:r>
-    </w:p>
-    <w:p>
-      <w:pPr>
-        <w:pStyle w:val="Heading3"/>
-      </w:pPr>
-      <w:r>
-        <w:rPr>
-          <w:lang w:val="sw_KE" w:bidi="sw_KE"/>
-        </w:rPr>
-        <w:t>Mapendekezo ya Tafsiri:</w:t>
-      </w:r>
-    </w:p>
-    <w:p>
-      <w:pPr>
-        <w:pStyle w:val="ListBullet"/>
-        <w:spacing w:line="240" w:lineRule="auto"/>
-        <w:ind w:left="720"/>
-      </w:pPr>
-      <w:r>
-        <w:rPr>
-          <w:lang w:val="sw_KE" w:bidi="sw_KE"/>
-        </w:rPr>
-      </w:r>
-      <w:r>
-        <w:rPr>
-          <w:lang w:val="sw_KE" w:bidi="sw_KE"/>
-        </w:rPr>
-        <w:t>Kulingana na muktadha, neno "faida" linaweza pia kutafsiriwa kama "manufaa" au "msaada" au "pato."</w:t>
-      </w:r>
-    </w:p>
-    <w:p>
-      <w:pPr>
-        <w:pStyle w:val="ListBullet"/>
-        <w:spacing w:line="240" w:lineRule="auto"/>
-        <w:ind w:left="720"/>
-      </w:pPr>
-      <w:r>
-        <w:rPr>
-          <w:lang w:val="sw_KE" w:bidi="sw_KE"/>
-        </w:rPr>
-      </w:r>
-      <w:r>
-        <w:rPr>
-          <w:lang w:val="sw_KE" w:bidi="sw_KE"/>
-        </w:rPr>
-        <w:t>Kulingana na muktadha, neno "faida" linaweza kutafsiriwa kama "mapato" linapohusu mishahara inayopatikana kwa kufanya kazi.</w:t>
-      </w:r>
-    </w:p>
-    <w:p>
-      <w:pPr>
-        <w:pStyle w:val="ListBullet"/>
-        <w:spacing w:line="240" w:lineRule="auto"/>
-        <w:ind w:left="720"/>
-      </w:pPr>
-      <w:r>
-        <w:rPr>
-          <w:lang w:val="sw_KE" w:bidi="sw_KE"/>
-        </w:rPr>
-      </w:r>
-      <w:r>
-        <w:rPr>
-          <w:lang w:val="sw_KE" w:bidi="sw_KE"/>
-        </w:rPr>
-        <w:t>Neno "faida" linaweza kutafsiriwa kama "lenye manufaa" au "lenye faida" au "lenye msaada."</w:t>
-      </w:r>
-    </w:p>
-    <w:p>
-      <w:pPr>
-        <w:pStyle w:val="ListBullet"/>
-        <w:spacing w:line="240" w:lineRule="auto"/>
-        <w:ind w:left="720"/>
-      </w:pPr>
-      <w:r>
-        <w:rPr>
-          <w:lang w:val="sw_KE" w:bidi="sw_KE"/>
-        </w:rPr>
-      </w:r>
-      <w:r>
-        <w:rPr>
-          <w:lang w:val="sw_KE" w:bidi="sw_KE"/>
-        </w:rPr>
-        <w:t>Neno "kufaidika" linaweza kutafsiriwa kama "kupata."</w:t>
-      </w:r>
-    </w:p>
-    <w:p>
-      <w:pPr>
-        <w:pStyle w:val="ListBullet"/>
-        <w:spacing w:line="240" w:lineRule="auto"/>
-        <w:ind w:left="720"/>
-      </w:pPr>
-      <w:r>
-        <w:rPr>
-          <w:lang w:val="sw_KE" w:bidi="sw_KE"/>
-        </w:rPr>
-      </w:r>
-      <w:r>
-        <w:rPr>
-          <w:lang w:val="sw_KE" w:bidi="sw_KE"/>
-        </w:rPr>
-        <w:t>“Kufaidika na” kitu kinaweza kutafsiriwa kama “kunufaika na” au “kupata pesa kutoka.”</w:t>
-      </w:r>
-    </w:p>
-    <w:p>
-      <w:pPr>
-        <w:pStyle w:val="ListBullet"/>
-        <w:spacing w:line="240" w:lineRule="auto"/>
-        <w:ind w:left="720"/>
-      </w:pPr>
-      <w:r>
-        <w:rPr>
-          <w:lang w:val="sw_KE" w:bidi="sw_KE"/>
-        </w:rPr>
-      </w:r>
-      <w:r>
-        <w:rPr>
-          <w:lang w:val="sw_KE" w:bidi="sw_KE"/>
-        </w:rPr>
-        <w:t>Katika muktadha wa biashara, "faida" inaweza kutafsiriwa kwa neno au kifungu kinachomaanisha "pesa zilizopatikana" au "ziada ya pesa" au "pesa za ziada."</w:t>
-      </w:r>
-    </w:p>
-    <w:p>
-      <w:pPr>
-        <w:pStyle w:val="Heading3"/>
-      </w:pPr>
-      <w:r>
-        <w:rPr>
-          <w:lang w:val="sw_KE" w:bidi="sw_KE"/>
-        </w:rPr>
-        <w:t>Marejeleo ya Biblia:</w:t>
-      </w:r>
-    </w:p>
-    <w:p>
-      <w:pPr>
-        <w:pStyle w:val="Heading3"/>
-      </w:pPr>
-      <w:r>
-        <w:rPr>
-          <w:lang w:val="sw_KE" w:bidi="sw_KE"/>
-        </w:rPr>
-        <w:t>Data ya Neno:</w:t>
-      </w:r>
-      <w:r>
-        <w:rPr>
-          <w:lang w:val="sw_KE" w:bidi="sw_KE"/>
-        </w:rPr>
-      </w:r>
-      <w:r>
-        <w:rPr>
-          <w:lang w:val="sw_KE" w:bidi="sw_KE"/>
-        </w:rPr>
-      </w:r>
-    </w:p>
-    <w:p>
-      <w:pPr/>
-      <w:r>
-        <w:rPr>
-          <w:lang w:val="sw_KE" w:bidi="sw_KE"/>
-        </w:rPr>
-      </w:r>
-    </w:p>
-    <w:p>
-      <w:pPr>
-        <w:pStyle w:val="Heading2"/>
-      </w:pPr>
-      <w:r>
-        <w:rPr>
-          <w:lang w:val="sw_KE" w:bidi="sw_KE"/>
-        </w:rPr>
-        <w:t>Faida-Kiroho</w:t>
-      </w:r>
-      <w:r>
-        <w:rPr>
-          <w:lang w:val="sw_KE" w:bidi="sw_KE"/>
-        </w:rPr>
-      </w:r>
-    </w:p>
-    <w:p>
-      <w:pPr>
-        <w:pStyle w:val="Heading3"/>
-      </w:pPr>
-      <w:r>
-        <w:rPr>
-          <w:lang w:val="sw_KE" w:bidi="sw_KE"/>
-        </w:rPr>
-        <w:t>Ufafanuzi:</w:t>
-      </w:r>
-    </w:p>
-    <w:p>
-      <w:pPr/>
-      <w:r>
-        <w:rPr>
-          <w:lang w:val="sw_KE" w:bidi="sw_KE"/>
-        </w:rPr>
-      </w:r>
-      <w:r>
-        <w:rPr>
-          <w:lang w:val="sw_KE" w:bidi="sw_KE"/>
-        </w:rPr>
-        <w:t>Inapotumika katika maana ya kiroho, maneno "faida" na "iliyo na faida" yanarejelea kupata kitu chenye manufaa ya kiroho kupitia kufanya vitendo au tabia fulani, au kwa mtu mwingine kufanya hivyo.</w:t>
-      </w:r>
-    </w:p>
-    <w:p>
-      <w:pPr/>
-      <w:r>
-        <w:rPr>
-          <w:lang w:val="sw_KE" w:bidi="sw_KE"/>
-        </w:rPr>
-      </w:r>
-      <w:r>
-        <w:rPr>
-          <w:lang w:val="sw_KE" w:bidi="sw_KE"/>
-        </w:rPr>
-        <w:t>Kitu ni "cha faida" kiroho kwa mtu ikiwa kinamletea manufaa ya kiroho.</w:t>
-      </w:r>
-    </w:p>
-    <w:p>
-      <w:pPr>
-        <w:pStyle w:val="ListBullet"/>
-        <w:spacing w:line="240" w:lineRule="auto"/>
-        <w:ind w:left="720"/>
-      </w:pPr>
-      <w:r>
-        <w:rPr>
-          <w:lang w:val="sw_KE" w:bidi="sw_KE"/>
-        </w:rPr>
-      </w:r>
-      <w:r>
-        <w:rPr>
-          <w:lang w:val="sw_KE" w:bidi="sw_KE"/>
-        </w:rPr>
-        <w:t>Vitendo vina faida ya kiroho ikiwa vinampendeza Mungu na kusababisha mtu huyo na/au wengine kupata manufaa ya kiroho.</w:t>
-      </w:r>
-    </w:p>
-    <w:p>
-      <w:pPr>
-        <w:pStyle w:val="ListBullet"/>
-        <w:spacing w:line="240" w:lineRule="auto"/>
-        <w:ind w:left="720"/>
-      </w:pPr>
-      <w:r>
-        <w:rPr>
-          <w:lang w:val="sw_KE" w:bidi="sw_KE"/>
-        </w:rPr>
-      </w:r>
-      <w:r>
-        <w:rPr>
-          <w:lang w:val="sw_KE" w:bidi="sw_KE"/>
-        </w:rPr>
-        <w:t>2 Timotheo 3:16 inasema kwamba Maandiko yote ni "yenye faida" kwa kurekebisha na kufundisha watu katika haki. Hii inamaanisha kwamba mafundisho ya Biblia ni ya msaada na yenye manufaa kwa kuwafundisha watu kuishi kulingana na mapenzi ya Mungu.</w:t>
-      </w:r>
-    </w:p>
-    <w:p>
-      <w:pPr/>
-      <w:r>
-        <w:rPr>
-          <w:lang w:val="sw_KE" w:bidi="sw_KE"/>
-        </w:rPr>
-      </w:r>
-      <w:r>
-        <w:rPr>
-          <w:lang w:val="sw_KE" w:bidi="sw_KE"/>
-        </w:rPr>
-        <w:t>Neno "lisilo na faida" katika muktadha huu linamaanisha kutokuwa na manufaa au msaada.</w:t>
-      </w:r>
-    </w:p>
-    <w:p>
-      <w:pPr>
-        <w:pStyle w:val="ListBullet"/>
-        <w:spacing w:line="240" w:lineRule="auto"/>
-        <w:ind w:left="720"/>
-      </w:pPr>
-      <w:r>
-        <w:rPr>
-          <w:lang w:val="sw_KE" w:bidi="sw_KE"/>
-        </w:rPr>
-      </w:r>
-      <w:r>
-        <w:rPr>
-          <w:lang w:val="sw_KE" w:bidi="sw_KE"/>
-        </w:rPr>
-        <w:t>Inamaanisha kutopata faida yoyote au kutosaidia mtu kupata kitu chochote chenye manufaa.</w:t>
-      </w:r>
-    </w:p>
-    <w:p>
-      <w:pPr>
-        <w:pStyle w:val="ListBullet"/>
-        <w:spacing w:line="240" w:lineRule="auto"/>
-        <w:ind w:left="720"/>
-      </w:pPr>
-      <w:r>
-        <w:rPr>
-          <w:lang w:val="sw_KE" w:bidi="sw_KE"/>
-        </w:rPr>
-      </w:r>
-      <w:r>
-        <w:rPr>
-          <w:lang w:val="sw_KE" w:bidi="sw_KE"/>
-        </w:rPr>
-        <w:t>Kitu ambacho hakina faida ya kiroho hakistahili kufanywa kwa sababu hakimpendezi Mungu na hakileti faida yoyote ya kiroho au thawabu.</w:t>
-      </w:r>
-    </w:p>
-    <w:p>
-      <w:pPr>
-        <w:pStyle w:val="ListBullet"/>
-        <w:spacing w:line="240" w:lineRule="auto"/>
-        <w:ind w:left="720"/>
-      </w:pPr>
-      <w:r>
-        <w:rPr>
-          <w:lang w:val="sw_KE" w:bidi="sw_KE"/>
-        </w:rPr>
-      </w:r>
-      <w:r>
-        <w:rPr>
-          <w:lang w:val="sw_KE" w:bidi="sw_KE"/>
-        </w:rPr>
-        <w:t>Hii inaweza kutafsiriwa kama "isiyo na manufaa," "siyo yenye manufaa," "isiyo na thamani," "siyo yenye faida," au "isiyoleta manufaa."</w:t>
-      </w:r>
-    </w:p>
-    <w:p>
-      <w:pPr/>
-      <w:r>
-        <w:rPr>
-          <w:lang w:val="sw_KE" w:bidi="sw_KE"/>
-        </w:rPr>
-      </w:r>
-      <w:r>
-        <w:rPr>
-          <w:lang w:val="sw_KE" w:bidi="sw_KE"/>
-        </w:rPr>
-        <w:t xml:space="preserve">(Tazama pia: </w:t>
-      </w:r>
-      <w:r>
-        <w:rPr>
-          <w:lang w:val="sw_KE" w:bidi="sw_KE"/>
-        </w:rPr>
-        <w:t>ustahili</w:t>
-      </w:r>
-      <w:r>
-        <w:rPr>
-          <w:lang w:val="sw_KE" w:bidi="sw_KE"/>
-        </w:rPr>
-        <w:t>,</w:t>
-      </w:r>
-      <w:r>
-        <w:rPr>
-          <w:lang w:val="sw_KE" w:bidi="sw_KE"/>
-        </w:rPr>
-        <w:t>faida za kidunia</w:t>
-      </w:r>
-      <w:r>
-        <w:rPr>
-          <w:lang w:val="sw_KE" w:bidi="sw_KE"/>
-        </w:rPr>
-        <w:t>)</w:t>
-      </w:r>
-    </w:p>
-    <w:p>
-      <w:pPr>
-        <w:pStyle w:val="Heading3"/>
-      </w:pPr>
-      <w:r>
-        <w:rPr>
-          <w:lang w:val="sw_KE" w:bidi="sw_KE"/>
-        </w:rPr>
-        <w:t>Mapendekezo ya Tafsiri:</w:t>
-      </w:r>
-    </w:p>
-    <w:p>
-      <w:pPr>
-        <w:pStyle w:val="ListBullet"/>
-        <w:spacing w:line="240" w:lineRule="auto"/>
-        <w:ind w:left="720"/>
-      </w:pPr>
-      <w:r>
-        <w:rPr>
-          <w:lang w:val="sw_KE" w:bidi="sw_KE"/>
-        </w:rPr>
-      </w:r>
-      <w:r>
-        <w:rPr>
-          <w:lang w:val="sw_KE" w:bidi="sw_KE"/>
-        </w:rPr>
-        <w:t>Kulingana na muktadha, neno "faida" linaweza pia kutafsiriwa kama "manufaa" au "msaada."</w:t>
-      </w:r>
-    </w:p>
-    <w:p>
-      <w:pPr>
-        <w:pStyle w:val="ListBullet"/>
-        <w:spacing w:line="240" w:lineRule="auto"/>
-        <w:ind w:left="720"/>
-      </w:pPr>
-      <w:r>
-        <w:rPr>
-          <w:lang w:val="sw_KE" w:bidi="sw_KE"/>
-        </w:rPr>
-      </w:r>
-      <w:r>
-        <w:rPr>
-          <w:lang w:val="sw_KE" w:bidi="sw_KE"/>
-        </w:rPr>
-        <w:t>Kulingana na muktadha, neno "faida" linaweza kumaanisha "muhimu," "manufaa," au "msaada."</w:t>
-      </w:r>
-    </w:p>
-    <w:p>
-      <w:pPr>
-        <w:pStyle w:val="ListBullet"/>
-        <w:spacing w:line="240" w:lineRule="auto"/>
-        <w:ind w:left="720"/>
-      </w:pPr>
-      <w:r>
-        <w:rPr>
-          <w:lang w:val="sw_KE" w:bidi="sw_KE"/>
-        </w:rPr>
-      </w:r>
-      <w:r>
-        <w:rPr>
-          <w:lang w:val="sw_KE" w:bidi="sw_KE"/>
-        </w:rPr>
-        <w:t>“Kufaidika na” kitu kinaweza kutafsiriwa kama “kunufaika na” au “kupokea msaada kutoka kwa hicho.”</w:t>
-      </w:r>
-    </w:p>
-    <w:p>
-      <w:pPr>
-        <w:pStyle w:val="Heading3"/>
-      </w:pPr>
-      <w:r>
-        <w:rPr>
-          <w:lang w:val="sw_KE" w:bidi="sw_KE"/>
-        </w:rPr>
-        <w:t>Marejeleo ya Biblia:</w:t>
-      </w:r>
-    </w:p>
-    <w:p>
-      <w:pPr>
-        <w:pStyle w:val="Heading3"/>
-      </w:pPr>
-      <w:r>
-        <w:rPr>
-          <w:lang w:val="sw_KE" w:bidi="sw_KE"/>
-        </w:rPr>
-        <w:t>Data ya Maneno:</w:t>
-      </w:r>
-      <w:r>
-        <w:rPr>
-          <w:lang w:val="sw_KE" w:bidi="sw_KE"/>
-        </w:rPr>
-      </w:r>
-      <w:r>
-        <w:rPr>
-          <w:lang w:val="sw_KE" w:bidi="sw_KE"/>
-        </w:rPr>
-      </w:r>
-    </w:p>
-    <w:p>
-      <w:pPr/>
-      <w:r>
-        <w:rPr>
-          <w:lang w:val="sw_KE" w:bidi="sw_KE"/>
-        </w:rPr>
-      </w:r>
-    </w:p>
-    <w:p>
-      <w:pPr>
-        <w:pStyle w:val="Heading2"/>
-      </w:pPr>
-      <w:r>
-        <w:rPr>
-          <w:lang w:val="sw_KE" w:bidi="sw_KE"/>
-        </w:rPr>
-        <w:t>Familia</w:t>
-      </w:r>
-      <w:r>
-        <w:rPr>
-          <w:lang w:val="sw_KE" w:bidi="sw_KE"/>
-        </w:rPr>
-      </w:r>
-    </w:p>
-    <w:p>
-      <w:pPr>
-        <w:pStyle w:val="Heading3"/>
-      </w:pPr>
-      <w:r>
-        <w:rPr>
-          <w:lang w:val="sw_KE" w:bidi="sw_KE"/>
-        </w:rPr>
-        <w:t>Ufafanuzi:</w:t>
-      </w:r>
-    </w:p>
-    <w:p>
-      <w:pPr/>
-      <w:r>
-        <w:rPr>
-          <w:lang w:val="sw_KE" w:bidi="sw_KE"/>
-        </w:rPr>
-      </w:r>
-      <w:r>
-        <w:rPr>
-          <w:lang w:val="sw_KE" w:bidi="sw_KE"/>
-        </w:rPr>
-        <w:t>Neno "familia" linarejelea kundi la watu walio na uhusiano wa damu, na kwa kawaida linajumuisha baba, mama, na watoto wao. Katika Biblia, neno hili wakati mwingine linajumuisha jamaa wa karibu kama vile babu na bibi, wajukuu, wajomba, na shangazi.</w:t>
-      </w:r>
-    </w:p>
-    <w:p>
-      <w:pPr>
-        <w:pStyle w:val="ListBullet"/>
-        <w:spacing w:line="240" w:lineRule="auto"/>
-        <w:ind w:left="720"/>
-      </w:pPr>
-      <w:r>
-        <w:rPr>
-          <w:lang w:val="sw_KE" w:bidi="sw_KE"/>
-        </w:rPr>
-      </w:r>
-      <w:r>
-        <w:rPr>
-          <w:lang w:val="sw_KE" w:bidi="sw_KE"/>
-        </w:rPr>
-        <w:t>Katika nyakati za kibiblia, kwa kawaida mwanaume mzee alikuwa na mamlaka kuu katika familia.</w:t>
-      </w:r>
-    </w:p>
-    <w:p>
-      <w:pPr>
-        <w:pStyle w:val="ListBullet"/>
-        <w:spacing w:line="240" w:lineRule="auto"/>
-        <w:ind w:left="720"/>
-      </w:pPr>
-      <w:r>
-        <w:rPr>
-          <w:lang w:val="sw_KE" w:bidi="sw_KE"/>
-        </w:rPr>
-      </w:r>
-      <w:r>
-        <w:rPr>
-          <w:lang w:val="sw_KE" w:bidi="sw_KE"/>
-        </w:rPr>
-        <w:t>Familia inaweza pia kujumuisha wafanyakazi wa nyumbani, masuria, na hata wageni.</w:t>
-      </w:r>
-    </w:p>
-    <w:p>
-      <w:pPr>
-        <w:pStyle w:val="ListBullet"/>
-        <w:spacing w:line="240" w:lineRule="auto"/>
-        <w:ind w:left="720"/>
-      </w:pPr>
-      <w:r>
-        <w:rPr>
-          <w:lang w:val="sw_KE" w:bidi="sw_KE"/>
-        </w:rPr>
-      </w:r>
-      <w:r>
-        <w:rPr>
-          <w:lang w:val="sw_KE" w:bidi="sw_KE"/>
-        </w:rPr>
-        <w:t>Lugha nyingine zinaweza kuwa na neno pana kama "kabila" au "kaya" ambalo linaweza kufaa zaidi katika muktadha ambapo zaidi ya wazazi na watoto wanatajwa.</w:t>
-      </w:r>
-    </w:p>
-    <w:p>
-      <w:pPr>
-        <w:pStyle w:val="ListBullet"/>
-        <w:spacing w:line="240" w:lineRule="auto"/>
-        <w:ind w:left="720"/>
-      </w:pPr>
-      <w:r>
-        <w:rPr>
-          <w:lang w:val="sw_KE" w:bidi="sw_KE"/>
-        </w:rPr>
-      </w:r>
-      <w:r>
-        <w:rPr>
-          <w:lang w:val="sw_KE" w:bidi="sw_KE"/>
-        </w:rPr>
-        <w:t>Agano Jipya mara nyingi hutumia maneno yanayohusiana na dhana ya "familia" kurejelea kanisa, likimaanisha watu wanaomwamini Yesu.</w:t>
-      </w:r>
-    </w:p>
-    <w:p>
-      <w:pPr/>
-      <w:r>
-        <w:rPr>
-          <w:lang w:val="sw_KE" w:bidi="sw_KE"/>
-        </w:rPr>
-      </w:r>
-      <w:r>
-        <w:rPr>
-          <w:lang w:val="sw_KE" w:bidi="sw_KE"/>
-        </w:rPr>
-        <w:t xml:space="preserve">(Tazama pia: </w:t>
-      </w:r>
-      <w:r>
-        <w:rPr>
-          <w:lang w:val="sw_KE" w:bidi="sw_KE"/>
-        </w:rPr>
         <w:t>kabila</w:t>
       </w:r>
       <w:r>
         <w:rPr>
           <w:lang w:val="sw_KE" w:bidi="sw_KE"/>
         </w:rPr>
-        <w:t xml:space="preserve">, </w:t>
-      </w:r>
-      <w:r>
-        <w:rPr>
-          <w:lang w:val="sw_KE" w:bidi="sw_KE"/>
-        </w:rPr>
-        <w:t>mzee wa ukoo</w:t>
-      </w:r>
-      <w:r>
-        <w:rPr>
-          <w:lang w:val="sw_KE" w:bidi="sw_KE"/>
-        </w:rPr>
-        <w:t xml:space="preserve">, </w:t>
+        <w:t xml:space="preserve">, mzee wa ukoo, </w:t>
       </w:r>
       <w:r>
         <w:rPr>
@@ -6019,19 +5983,7 @@
         <w:rPr>
           <w:lang w:val="sw_KE" w:bidi="sw_KE"/>
         </w:rPr>
-        <w:t xml:space="preserve">, </w:t>
-      </w:r>
-      <w:r>
-        <w:rPr>
-          <w:lang w:val="sw_KE" w:bidi="sw_KE"/>
-        </w:rPr>
-        <w:t>nguvu</w:t>
-      </w:r>
-      <w:r>
-        <w:rPr>
-          <w:lang w:val="sw_KE" w:bidi="sw_KE"/>
-        </w:rPr>
-        <w:t xml:space="preserve">, </w:t>
+        <w:t xml:space="preserve">, nguvu, </w:t>
       </w:r>
       <w:r>
         <w:rPr>
@@ -8056,13 +8008,641 @@
         <w:rPr>
           <w:lang w:val="sw_KE" w:bidi="sw_KE"/>
         </w:rPr>
+        <w:t>, kweli)</w:t>
+      </w:r>
+    </w:p>
+    <w:p>
+      <w:pPr>
+        <w:pStyle w:val="Heading3"/>
+      </w:pPr>
+      <w:r>
+        <w:rPr>
+          <w:lang w:val="sw_KE" w:bidi="sw_KE"/>
+        </w:rPr>
+        <w:t>Marejeleo ya Biblia:</w:t>
+      </w:r>
+    </w:p>
+    <w:p>
+      <w:pPr>
+        <w:pStyle w:val="ListBullet"/>
+        <w:spacing w:line="240" w:lineRule="auto"/>
+        <w:ind w:left="720"/>
+      </w:pPr>
+      <w:r>
+        <w:rPr>
+          <w:lang w:val="sw_KE" w:bidi="sw_KE"/>
+        </w:rPr>
+      </w:r>
+      <w:r>
+        <w:rPr>
+          <w:lang w:val="sw_KE" w:bidi="sw_KE"/>
+        </w:rPr>
+        <w:t>Wakolosai 4:2–4</w:t>
+      </w:r>
+    </w:p>
+    <w:p>
+      <w:pPr>
+        <w:pStyle w:val="ListBullet"/>
+        <w:spacing w:line="240" w:lineRule="auto"/>
+        <w:ind w:left="720"/>
+      </w:pPr>
+      <w:r>
+        <w:rPr>
+          <w:lang w:val="sw_KE" w:bidi="sw_KE"/>
+        </w:rPr>
+      </w:r>
+      <w:r>
+        <w:rPr>
+          <w:lang w:val="sw_KE" w:bidi="sw_KE"/>
+        </w:rPr>
+        <w:t>Waefeso 6:19–20</w:t>
+      </w:r>
+    </w:p>
+    <w:p>
+      <w:pPr>
+        <w:pStyle w:val="ListBullet"/>
+        <w:spacing w:line="240" w:lineRule="auto"/>
+        <w:ind w:left="720"/>
+      </w:pPr>
+      <w:r>
+        <w:rPr>
+          <w:lang w:val="sw_KE" w:bidi="sw_KE"/>
+        </w:rPr>
+      </w:r>
+      <w:r>
+        <w:rPr>
+          <w:lang w:val="sw_KE" w:bidi="sw_KE"/>
+        </w:rPr>
+        <w:t>Luka 8:9–10</w:t>
+      </w:r>
+    </w:p>
+    <w:p>
+      <w:pPr>
+        <w:pStyle w:val="ListBullet"/>
+        <w:spacing w:line="240" w:lineRule="auto"/>
+        <w:ind w:left="720"/>
+      </w:pPr>
+      <w:r>
+        <w:rPr>
+          <w:lang w:val="sw_KE" w:bidi="sw_KE"/>
+        </w:rPr>
+      </w:r>
+      <w:r>
+        <w:rPr>
+          <w:lang w:val="sw_KE" w:bidi="sw_KE"/>
+        </w:rPr>
+        <w:t>Marko 4:10–12</w:t>
+      </w:r>
+    </w:p>
+    <w:p>
+      <w:pPr>
+        <w:pStyle w:val="ListBullet"/>
+        <w:spacing w:line="240" w:lineRule="auto"/>
+        <w:ind w:left="720"/>
+      </w:pPr>
+      <w:r>
+        <w:rPr>
+          <w:lang w:val="sw_KE" w:bidi="sw_KE"/>
+        </w:rPr>
+      </w:r>
+      <w:r>
+        <w:rPr>
+          <w:lang w:val="sw_KE" w:bidi="sw_KE"/>
+        </w:rPr>
+        <w:t>Mathayo 13:11</w:t>
+      </w:r>
+    </w:p>
+    <w:p>
+      <w:pPr>
+        <w:pStyle w:val="Heading3"/>
+      </w:pPr>
+      <w:r>
+        <w:rPr>
+          <w:lang w:val="sw_KE" w:bidi="sw_KE"/>
+        </w:rPr>
+        <w:t>Data ya Neno:</w:t>
+      </w:r>
+    </w:p>
+    <w:p>
+      <w:pPr>
+        <w:pStyle w:val="ListBullet"/>
+        <w:spacing w:line="240" w:lineRule="auto"/>
+        <w:ind w:left="720"/>
+      </w:pPr>
+      <w:r>
+        <w:rPr>
+          <w:lang w:val="sw_KE" w:bidi="sw_KE"/>
+        </w:rPr>
+      </w:r>
+      <w:r>
+        <w:rPr>
+          <w:lang w:val="sw_KE" w:bidi="sw_KE"/>
+        </w:rPr>
+        <w:t>Strong's: H1219, H7328, G34660</w:t>
+      </w:r>
+      <w:r>
+        <w:rPr>
+          <w:lang w:val="sw_KE" w:bidi="sw_KE"/>
+        </w:rPr>
+      </w:r>
+      <w:r>
+        <w:rPr>
+          <w:lang w:val="sw_KE" w:bidi="sw_KE"/>
+        </w:rPr>
+      </w:r>
+    </w:p>
+    <w:p>
+      <w:pPr/>
+      <w:r>
+        <w:rPr>
+          <w:lang w:val="sw_KE" w:bidi="sw_KE"/>
+        </w:rPr>
+      </w:r>
+    </w:p>
+    <w:p>
+      <w:pPr>
+        <w:pStyle w:val="Heading2"/>
+      </w:pPr>
+      <w:r>
+        <w:rPr>
+          <w:lang w:val="sw_KE" w:bidi="sw_KE"/>
+        </w:rPr>
+        <w:t>Fundisho</w:t>
+      </w:r>
+      <w:r>
+        <w:rPr>
+          <w:lang w:val="sw_KE" w:bidi="sw_KE"/>
+        </w:rPr>
+      </w:r>
+    </w:p>
+    <w:p>
+      <w:pPr>
+        <w:pStyle w:val="Heading3"/>
+      </w:pPr>
+      <w:r>
+        <w:rPr>
+          <w:lang w:val="sw_KE" w:bidi="sw_KE"/>
+        </w:rPr>
+        <w:t>Ufafanuzi:</w:t>
+      </w:r>
+    </w:p>
+    <w:p>
+      <w:pPr/>
+      <w:r>
+        <w:rPr>
+          <w:lang w:val="sw_KE" w:bidi="sw_KE"/>
+        </w:rPr>
+      </w:r>
+      <w:r>
+        <w:rPr>
+          <w:lang w:val="sw_KE" w:bidi="sw_KE"/>
+        </w:rPr>
+        <w:t>Neno "fundisho" kwa kihalisi linamaanisha "funzo". Kawaida linahusu funzo la kidini.</w:t>
+      </w:r>
+    </w:p>
+    <w:p>
+      <w:pPr>
+        <w:pStyle w:val="ListBullet"/>
+        <w:spacing w:line="240" w:lineRule="auto"/>
+        <w:ind w:left="720"/>
+      </w:pPr>
+      <w:r>
+        <w:rPr>
+          <w:lang w:val="sw_KE" w:bidi="sw_KE"/>
+        </w:rPr>
+      </w:r>
+      <w:r>
+        <w:rPr>
+          <w:lang w:val="sw_KE" w:bidi="sw_KE"/>
+        </w:rPr>
+        <w:t>Katika muktadha wa mafundisho ya Kikristo, "fundisho" linarejelea mafundisho yote kuhusu Mungu—Baba, Mwana na Roho Mtakatifu—ikiwa ni pamoja na sifa zake zote na kila kitu alichofanya.</w:t>
+      </w:r>
+    </w:p>
+    <w:p>
+      <w:pPr>
+        <w:pStyle w:val="ListBullet"/>
+        <w:spacing w:line="240" w:lineRule="auto"/>
+        <w:ind w:left="720"/>
+      </w:pPr>
+      <w:r>
+        <w:rPr>
+          <w:lang w:val="sw_KE" w:bidi="sw_KE"/>
+        </w:rPr>
+      </w:r>
+      <w:r>
+        <w:rPr>
+          <w:lang w:val="sw_KE" w:bidi="sw_KE"/>
+        </w:rPr>
+        <w:t>Pia inahusu kila kitu Mungu anafundisha Wakristo kuhusu jinsi ya kuishi maisha matakatifu yanayomletea utukufu.</w:t>
+      </w:r>
+    </w:p>
+    <w:p>
+      <w:pPr>
+        <w:pStyle w:val="ListBullet"/>
+        <w:spacing w:line="240" w:lineRule="auto"/>
+        <w:ind w:left="720"/>
+      </w:pPr>
+      <w:r>
+        <w:rPr>
+          <w:lang w:val="sw_KE" w:bidi="sw_KE"/>
+        </w:rPr>
+      </w:r>
+      <w:r>
+        <w:rPr>
+          <w:lang w:val="sw_KE" w:bidi="sw_KE"/>
+        </w:rPr>
+        <w:t>Neno "fundisho" wakati mwingine pia hutumiwa kurejelea mafundisho ya kidini ya uongo au ya kidunia yanayotoka kwa wanadamu. Muktadha hufanya maana kuwa wazi.</w:t>
+      </w:r>
+    </w:p>
+    <w:p>
+      <w:pPr>
+        <w:pStyle w:val="ListBullet"/>
+        <w:spacing w:line="240" w:lineRule="auto"/>
+        <w:ind w:left="720"/>
+      </w:pPr>
+      <w:r>
+        <w:rPr>
+          <w:lang w:val="sw_KE" w:bidi="sw_KE"/>
+        </w:rPr>
+      </w:r>
+      <w:r>
+        <w:rPr>
+          <w:lang w:val="sw_KE" w:bidi="sw_KE"/>
+        </w:rPr>
+        <w:t>Neno hili linaweza pia kutafsiriwa kama "funzo."</w:t>
+      </w:r>
+    </w:p>
+    <w:p>
+      <w:pPr/>
+      <w:r>
+        <w:rPr>
+          <w:lang w:val="sw_KE" w:bidi="sw_KE"/>
+        </w:rPr>
+      </w:r>
+      <w:r>
+        <w:rPr>
+          <w:lang w:val="sw_KE" w:bidi="sw_KE"/>
+        </w:rPr>
+        <w:t>(Tazama pia: fundisha)</w:t>
+      </w:r>
+    </w:p>
+    <w:p>
+      <w:pPr>
+        <w:pStyle w:val="Heading3"/>
+      </w:pPr>
+      <w:r>
+        <w:rPr>
+          <w:lang w:val="sw_KE" w:bidi="sw_KE"/>
+        </w:rPr>
+        <w:t>Marejeleo ya Biblia:</w:t>
+      </w:r>
+    </w:p>
+    <w:p>
+      <w:pPr>
+        <w:pStyle w:val="ListBullet"/>
+        <w:spacing w:line="240" w:lineRule="auto"/>
+        <w:ind w:left="720"/>
+      </w:pPr>
+      <w:r>
+        <w:rPr>
+          <w:lang w:val="sw_KE" w:bidi="sw_KE"/>
+        </w:rPr>
+      </w:r>
+      <w:r>
+        <w:rPr>
+          <w:lang w:val="sw_KE" w:bidi="sw_KE"/>
+        </w:rPr>
+        <w:t>1 Timotheo 1:3</w:t>
+      </w:r>
+    </w:p>
+    <w:p>
+      <w:pPr>
+        <w:pStyle w:val="ListBullet"/>
+        <w:spacing w:line="240" w:lineRule="auto"/>
+        <w:ind w:left="720"/>
+      </w:pPr>
+      <w:r>
+        <w:rPr>
+          <w:lang w:val="sw_KE" w:bidi="sw_KE"/>
+        </w:rPr>
+      </w:r>
+      <w:r>
+        <w:rPr>
+          <w:lang w:val="sw_KE" w:bidi="sw_KE"/>
+        </w:rPr>
+        <w:t>2 Timotheo 3:16–17</w:t>
+      </w:r>
+    </w:p>
+    <w:p>
+      <w:pPr>
+        <w:pStyle w:val="ListBullet"/>
+        <w:spacing w:line="240" w:lineRule="auto"/>
+        <w:ind w:left="720"/>
+      </w:pPr>
+      <w:r>
+        <w:rPr>
+          <w:lang w:val="sw_KE" w:bidi="sw_KE"/>
+        </w:rPr>
+      </w:r>
+      <w:r>
+        <w:rPr>
+          <w:lang w:val="sw_KE" w:bidi="sw_KE"/>
+        </w:rPr>
+        <w:t>Marko 7:6–7</w:t>
+      </w:r>
+    </w:p>
+    <w:p>
+      <w:pPr>
+        <w:pStyle w:val="ListBullet"/>
+        <w:spacing w:line="240" w:lineRule="auto"/>
+        <w:ind w:left="720"/>
+      </w:pPr>
+      <w:r>
+        <w:rPr>
+          <w:lang w:val="sw_KE" w:bidi="sw_KE"/>
+        </w:rPr>
+      </w:r>
+      <w:r>
+        <w:rPr>
+          <w:lang w:val="sw_KE" w:bidi="sw_KE"/>
+        </w:rPr>
+        <w:t>Mathayo 15:7–9</w:t>
+      </w:r>
+    </w:p>
+    <w:p>
+      <w:pPr>
+        <w:pStyle w:val="Heading3"/>
+      </w:pPr>
+      <w:r>
+        <w:rPr>
+          <w:lang w:val="sw_KE" w:bidi="sw_KE"/>
+        </w:rPr>
+        <w:t>Data ya Neno:</w:t>
+      </w:r>
+    </w:p>
+    <w:p>
+      <w:pPr>
+        <w:pStyle w:val="ListBullet"/>
+        <w:spacing w:line="240" w:lineRule="auto"/>
+        <w:ind w:left="720"/>
+      </w:pPr>
+      <w:r>
+        <w:rPr>
+          <w:lang w:val="sw_KE" w:bidi="sw_KE"/>
+        </w:rPr>
+      </w:r>
+      <w:r>
+        <w:rPr>
+          <w:lang w:val="sw_KE" w:bidi="sw_KE"/>
+        </w:rPr>
+        <w:t>Strong's: H3948, G13190, G13220, G20850</w:t>
+      </w:r>
+      <w:r>
+        <w:rPr>
+          <w:lang w:val="sw_KE" w:bidi="sw_KE"/>
+        </w:rPr>
+      </w:r>
+      <w:r>
+        <w:rPr>
+          <w:lang w:val="sw_KE" w:bidi="sw_KE"/>
+        </w:rPr>
+      </w:r>
+    </w:p>
+    <w:p>
+      <w:pPr/>
+      <w:r>
+        <w:rPr>
+          <w:lang w:val="sw_KE" w:bidi="sw_KE"/>
+        </w:rPr>
+      </w:r>
+    </w:p>
+    <w:p>
+      <w:pPr>
+        <w:pStyle w:val="Heading2"/>
+      </w:pPr>
+      <w:r>
+        <w:rPr>
+          <w:lang w:val="sw_KE" w:bidi="sw_KE"/>
+        </w:rPr>
+        <w:t>Fungu la kumi</w:t>
+      </w:r>
+      <w:r>
+        <w:rPr>
+          <w:lang w:val="sw_KE" w:bidi="sw_KE"/>
+        </w:rPr>
+      </w:r>
+    </w:p>
+    <w:p>
+      <w:pPr>
+        <w:pStyle w:val="Heading3"/>
+      </w:pPr>
+      <w:r>
+        <w:rPr>
+          <w:lang w:val="sw_KE" w:bidi="sw_KE"/>
+        </w:rPr>
+        <w:t>Ufafanuzi:</w:t>
+      </w:r>
+    </w:p>
+    <w:p>
+      <w:pPr/>
+      <w:r>
+        <w:rPr>
+          <w:lang w:val="sw_KE" w:bidi="sw_KE"/>
+        </w:rPr>
+      </w:r>
+      <w:r>
+        <w:rPr>
+          <w:lang w:val="sw_KE" w:bidi="sw_KE"/>
+        </w:rPr>
+        <w:t>Maneno "fungu la kumi" na "zaka" yanarejelea "asilimia kumi" au "sehemu moja kati ya kumi" ya pesa, mazao, mifugo, au mali nyingine, ambayo hutolewa kwa Mungu.</w:t>
+      </w:r>
+    </w:p>
+    <w:p>
+      <w:pPr>
+        <w:pStyle w:val="ListBullet"/>
+        <w:spacing w:line="240" w:lineRule="auto"/>
+        <w:ind w:left="720"/>
+      </w:pPr>
+      <w:r>
+        <w:rPr>
+          <w:lang w:val="sw_KE" w:bidi="sw_KE"/>
+        </w:rPr>
+      </w:r>
+      <w:r>
+        <w:rPr>
+          <w:lang w:val="sw_KE" w:bidi="sw_KE"/>
+        </w:rPr>
+        <w:t>Kwenye Agano la Kale, Mungu aliwaagiza Waisraeli kuweka kando sehemu ya kumi ya mali zao kama sadaka ya shukrani kwake.</w:t>
+      </w:r>
+    </w:p>
+    <w:p>
+      <w:pPr>
+        <w:pStyle w:val="ListBullet"/>
+        <w:spacing w:line="240" w:lineRule="auto"/>
+        <w:ind w:left="720"/>
+      </w:pPr>
+      <w:r>
+        <w:rPr>
+          <w:lang w:val="sw_KE" w:bidi="sw_KE"/>
+        </w:rPr>
+      </w:r>
+      <w:r>
+        <w:rPr>
+          <w:lang w:val="sw_KE" w:bidi="sw_KE"/>
+        </w:rPr>
+        <w:t>Dhabihu hili lilitumika kusaidia kabila la Walawi wa Israeli ambao waliwahudumia Waisraeli kama makuhani na watunzaji wa hema na baadaye, hekalu.</w:t>
+      </w:r>
+    </w:p>
+    <w:p>
+      <w:pPr>
+        <w:pStyle w:val="ListBullet"/>
+        <w:spacing w:line="240" w:lineRule="auto"/>
+        <w:ind w:left="720"/>
+      </w:pPr>
+      <w:r>
+        <w:rPr>
+          <w:lang w:val="sw_KE" w:bidi="sw_KE"/>
+        </w:rPr>
+      </w:r>
+      <w:r>
+        <w:rPr>
+          <w:lang w:val="sw_KE" w:bidi="sw_KE"/>
+        </w:rPr>
+        <w:t>Kwenye Agano Jipya, Mungu hahitaji kutoa fungu la kumi, bali anawaagiza waumini kusaidia kwa ukarimu na furaha watu wenye uhitaji na kuunga mkono kazi ya huduma ya Kikristo.</w:t>
+      </w:r>
+    </w:p>
+    <w:p>
+      <w:pPr>
+        <w:pStyle w:val="ListBullet"/>
+        <w:spacing w:line="240" w:lineRule="auto"/>
+        <w:ind w:left="720"/>
+      </w:pPr>
+      <w:r>
+        <w:rPr>
+          <w:lang w:val="sw_KE" w:bidi="sw_KE"/>
+        </w:rPr>
+      </w:r>
+      <w:r>
+        <w:rPr>
+          <w:lang w:val="sw_KE" w:bidi="sw_KE"/>
+        </w:rPr>
+        <w:t>Hii inaweza pia kutafsiriwa kama "moja ya kumi" au "moja kati ya kumi."</w:t>
+      </w:r>
+    </w:p>
+    <w:p>
+      <w:pPr/>
+      <w:r>
+        <w:rPr>
+          <w:lang w:val="sw_KE" w:bidi="sw_KE"/>
+        </w:rPr>
+      </w:r>
+      <w:r>
+        <w:rPr>
+          <w:lang w:val="sw_KE" w:bidi="sw_KE"/>
+        </w:rPr>
+        <w:t xml:space="preserve">(Tazama pia: </w:t>
+      </w:r>
+      <w:r>
+        <w:rPr>
+          <w:lang w:val="sw_KE" w:bidi="sw_KE"/>
+        </w:rPr>
+        <w:t>amini</w:t>
+      </w:r>
+      <w:r>
+        <w:rPr>
+          <w:lang w:val="sw_KE" w:bidi="sw_KE"/>
+        </w:rPr>
         <w:t xml:space="preserve">, </w:t>
       </w:r>
       <w:r>
         <w:rPr>
           <w:lang w:val="sw_KE" w:bidi="sw_KE"/>
         </w:rPr>
-        <w:t>kweli</w:t>
+        <w:t>Mwisraeli</w:t>
+      </w:r>
+      <w:r>
+        <w:rPr>
+          <w:lang w:val="sw_KE" w:bidi="sw_KE"/>
+        </w:rPr>
+        <w:t xml:space="preserve">, </w:t>
+      </w:r>
+      <w:r>
+        <w:rPr>
+          <w:lang w:val="sw_KE" w:bidi="sw_KE"/>
+        </w:rPr>
+        <w:t>Mlawi</w:t>
+      </w:r>
+      <w:r>
+        <w:rPr>
+          <w:lang w:val="sw_KE" w:bidi="sw_KE"/>
+        </w:rPr>
+        <w:t xml:space="preserve">, </w:t>
+      </w:r>
+      <w:r>
+        <w:rPr>
+          <w:lang w:val="sw_KE" w:bidi="sw_KE"/>
+        </w:rPr>
+        <w:t>mifugo</w:t>
+      </w:r>
+      <w:r>
+        <w:rPr>
+          <w:lang w:val="sw_KE" w:bidi="sw_KE"/>
+        </w:rPr>
+        <w:t xml:space="preserve">, </w:t>
+      </w:r>
+      <w:r>
+        <w:rPr>
+          <w:lang w:val="sw_KE" w:bidi="sw_KE"/>
+        </w:rPr>
+        <w:t>Melkizedeki</w:t>
+      </w:r>
+      <w:r>
+        <w:rPr>
+          <w:lang w:val="sw_KE" w:bidi="sw_KE"/>
+        </w:rPr>
+        <w:t xml:space="preserve">, </w:t>
+      </w:r>
+      <w:r>
+        <w:rPr>
+          <w:lang w:val="sw_KE" w:bidi="sw_KE"/>
+        </w:rPr>
+        <w:t>waziri</w:t>
+      </w:r>
+      <w:r>
+        <w:rPr>
+          <w:lang w:val="sw_KE" w:bidi="sw_KE"/>
+        </w:rPr>
+        <w:t xml:space="preserve">, </w:t>
+      </w:r>
+      <w:r>
+        <w:rPr>
+          <w:lang w:val="sw_KE" w:bidi="sw_KE"/>
+        </w:rPr>
+        <w:t>dhabihu</w:t>
+      </w:r>
+      <w:r>
+        <w:rPr>
+          <w:lang w:val="sw_KE" w:bidi="sw_KE"/>
+        </w:rPr>
+        <w:t xml:space="preserve">, </w:t>
+      </w:r>
+      <w:r>
+        <w:rPr>
+          <w:lang w:val="sw_KE" w:bidi="sw_KE"/>
+        </w:rPr>
+        <w:t>hema</w:t>
+      </w:r>
+      <w:r>
+        <w:rPr>
+          <w:lang w:val="sw_KE" w:bidi="sw_KE"/>
+        </w:rPr>
+        <w:t xml:space="preserve">, </w:t>
+      </w:r>
+      <w:r>
+        <w:rPr>
+          <w:lang w:val="sw_KE" w:bidi="sw_KE"/>
+        </w:rPr>
+        <w:t>hekalu</w:t>
       </w:r>
       <w:r>
         <w:rPr>
@@ -8097,79 +8677,115 @@
         <w:rPr>
           <w:lang w:val="sw_KE" w:bidi="sw_KE"/>
         </w:rPr>
-        <w:t>Wakolosai 4:2–4</w:t>
-      </w:r>
-    </w:p>
-    <w:p>
-      <w:pPr>
-        <w:pStyle w:val="ListBullet"/>
-        <w:spacing w:line="240" w:lineRule="auto"/>
-        <w:ind w:left="720"/>
-      </w:pPr>
-      <w:r>
-        <w:rPr>
-          <w:lang w:val="sw_KE" w:bidi="sw_KE"/>
-        </w:rPr>
-      </w:r>
-      <w:r>
-        <w:rPr>
-          <w:lang w:val="sw_KE" w:bidi="sw_KE"/>
-        </w:rPr>
-        <w:t>Waefeso 6:19–20</w:t>
-      </w:r>
-    </w:p>
-    <w:p>
-      <w:pPr>
-        <w:pStyle w:val="ListBullet"/>
-        <w:spacing w:line="240" w:lineRule="auto"/>
-        <w:ind w:left="720"/>
-      </w:pPr>
-      <w:r>
-        <w:rPr>
-          <w:lang w:val="sw_KE" w:bidi="sw_KE"/>
-        </w:rPr>
-      </w:r>
-      <w:r>
-        <w:rPr>
-          <w:lang w:val="sw_KE" w:bidi="sw_KE"/>
-        </w:rPr>
-        <w:t>Luka 8:9–10</w:t>
-      </w:r>
-    </w:p>
-    <w:p>
-      <w:pPr>
-        <w:pStyle w:val="ListBullet"/>
-        <w:spacing w:line="240" w:lineRule="auto"/>
-        <w:ind w:left="720"/>
-      </w:pPr>
-      <w:r>
-        <w:rPr>
-          <w:lang w:val="sw_KE" w:bidi="sw_KE"/>
-        </w:rPr>
-      </w:r>
-      <w:r>
-        <w:rPr>
-          <w:lang w:val="sw_KE" w:bidi="sw_KE"/>
-        </w:rPr>
-        <w:t>Marko 4:10–12</w:t>
-      </w:r>
-    </w:p>
-    <w:p>
-      <w:pPr>
-        <w:pStyle w:val="ListBullet"/>
-        <w:spacing w:line="240" w:lineRule="auto"/>
-        <w:ind w:left="720"/>
-      </w:pPr>
-      <w:r>
-        <w:rPr>
-          <w:lang w:val="sw_KE" w:bidi="sw_KE"/>
-        </w:rPr>
-      </w:r>
-      <w:r>
-        <w:rPr>
-          <w:lang w:val="sw_KE" w:bidi="sw_KE"/>
-        </w:rPr>
-        <w:t>Mathayo 13:11</w:t>
+        <w:t>Mwanzo 14:19–20</w:t>
+      </w:r>
+    </w:p>
+    <w:p>
+      <w:pPr>
+        <w:pStyle w:val="ListBullet"/>
+        <w:spacing w:line="240" w:lineRule="auto"/>
+        <w:ind w:left="720"/>
+      </w:pPr>
+      <w:r>
+        <w:rPr>
+          <w:lang w:val="sw_KE" w:bidi="sw_KE"/>
+        </w:rPr>
+      </w:r>
+      <w:r>
+        <w:rPr>
+          <w:lang w:val="sw_KE" w:bidi="sw_KE"/>
+        </w:rPr>
+        <w:t>Mwanzo 28:20–22</w:t>
+      </w:r>
+    </w:p>
+    <w:p>
+      <w:pPr>
+        <w:pStyle w:val="ListBullet"/>
+        <w:spacing w:line="240" w:lineRule="auto"/>
+        <w:ind w:left="720"/>
+      </w:pPr>
+      <w:r>
+        <w:rPr>
+          <w:lang w:val="sw_KE" w:bidi="sw_KE"/>
+        </w:rPr>
+      </w:r>
+      <w:r>
+        <w:rPr>
+          <w:lang w:val="sw_KE" w:bidi="sw_KE"/>
+        </w:rPr>
+        <w:t>Waebrania 7:4–6</w:t>
+      </w:r>
+    </w:p>
+    <w:p>
+      <w:pPr>
+        <w:pStyle w:val="ListBullet"/>
+        <w:spacing w:line="240" w:lineRule="auto"/>
+        <w:ind w:left="720"/>
+      </w:pPr>
+      <w:r>
+        <w:rPr>
+          <w:lang w:val="sw_KE" w:bidi="sw_KE"/>
+        </w:rPr>
+      </w:r>
+      <w:r>
+        <w:rPr>
+          <w:lang w:val="sw_KE" w:bidi="sw_KE"/>
+        </w:rPr>
+        <w:t>Isaya 6:13</w:t>
+      </w:r>
+    </w:p>
+    <w:p>
+      <w:pPr>
+        <w:pStyle w:val="ListBullet"/>
+        <w:spacing w:line="240" w:lineRule="auto"/>
+        <w:ind w:left="720"/>
+      </w:pPr>
+      <w:r>
+        <w:rPr>
+          <w:lang w:val="sw_KE" w:bidi="sw_KE"/>
+        </w:rPr>
+      </w:r>
+      <w:r>
+        <w:rPr>
+          <w:lang w:val="sw_KE" w:bidi="sw_KE"/>
+        </w:rPr>
+        <w:t>Luka 11:42</w:t>
+      </w:r>
+    </w:p>
+    <w:p>
+      <w:pPr>
+        <w:pStyle w:val="ListBullet"/>
+        <w:spacing w:line="240" w:lineRule="auto"/>
+        <w:ind w:left="720"/>
+      </w:pPr>
+      <w:r>
+        <w:rPr>
+          <w:lang w:val="sw_KE" w:bidi="sw_KE"/>
+        </w:rPr>
+      </w:r>
+      <w:r>
+        <w:rPr>
+          <w:lang w:val="sw_KE" w:bidi="sw_KE"/>
+        </w:rPr>
+        <w:t>Luka 18:11–12</w:t>
+      </w:r>
+    </w:p>
+    <w:p>
+      <w:pPr>
+        <w:pStyle w:val="ListBullet"/>
+        <w:spacing w:line="240" w:lineRule="auto"/>
+        <w:ind w:left="720"/>
+      </w:pPr>
+      <w:r>
+        <w:rPr>
+          <w:lang w:val="sw_KE" w:bidi="sw_KE"/>
+        </w:rPr>
+      </w:r>
+      <w:r>
+        <w:rPr>
+          <w:lang w:val="sw_KE" w:bidi="sw_KE"/>
+        </w:rPr>
+        <w:t>Mathayo 23:23–24</w:t>
       </w:r>
     </w:p>
     <w:p>
@@ -8198,7 +8814,7 @@
         <w:rPr>
           <w:lang w:val="sw_KE" w:bidi="sw_KE"/>
         </w:rPr>
-        <w:t>Strong's: H1219, H7328, G34660</w:t>
+        <w:t>Strong's: H4643, H6237, H6241, G05860, G11810, G11830</w:t>
       </w:r>
       <w:r>
         <w:rPr>
@@ -8227,7 +8843,7 @@
         <w:rPr>
           <w:lang w:val="sw_KE" w:bidi="sw_KE"/>
         </w:rPr>
-        <w:t>Fundisho</w:t>
+        <w:t>Furaha</w:t>
       </w:r>
       <w:r>
         <w:rPr>
@@ -8257,79 +8873,261 @@
         <w:rPr>
           <w:lang w:val="sw_KE" w:bidi="sw_KE"/>
         </w:rPr>
-        <w:t>Neno "fundisho" kwa kihalisi linamaanisha "funzo". Kawaida linahusu funzo la kidini.</w:t>
-      </w:r>
-    </w:p>
-    <w:p>
-      <w:pPr>
-        <w:pStyle w:val="ListBullet"/>
-        <w:spacing w:line="240" w:lineRule="auto"/>
-        <w:ind w:left="720"/>
-      </w:pPr>
-      <w:r>
-        <w:rPr>
-          <w:lang w:val="sw_KE" w:bidi="sw_KE"/>
-        </w:rPr>
-      </w:r>
-      <w:r>
-        <w:rPr>
-          <w:lang w:val="sw_KE" w:bidi="sw_KE"/>
-        </w:rPr>
-        <w:t>Katika muktadha wa mafundisho ya Kikristo, "fundisho" linarejelea mafundisho yote kuhusu Mungu—Baba, Mwana na Roho Mtakatifu—ikiwa ni pamoja na sifa zake zote na kila kitu alichofanya.</w:t>
-      </w:r>
-    </w:p>
-    <w:p>
-      <w:pPr>
-        <w:pStyle w:val="ListBullet"/>
-        <w:spacing w:line="240" w:lineRule="auto"/>
-        <w:ind w:left="720"/>
-      </w:pPr>
-      <w:r>
-        <w:rPr>
-          <w:lang w:val="sw_KE" w:bidi="sw_KE"/>
-        </w:rPr>
-      </w:r>
-      <w:r>
-        <w:rPr>
-          <w:lang w:val="sw_KE" w:bidi="sw_KE"/>
-        </w:rPr>
-        <w:t>Pia inahusu kila kitu Mungu anafundisha Wakristo kuhusu jinsi ya kuishi maisha matakatifu yanayomletea utukufu.</w:t>
-      </w:r>
-    </w:p>
-    <w:p>
-      <w:pPr>
-        <w:pStyle w:val="ListBullet"/>
-        <w:spacing w:line="240" w:lineRule="auto"/>
-        <w:ind w:left="720"/>
-      </w:pPr>
-      <w:r>
-        <w:rPr>
-          <w:lang w:val="sw_KE" w:bidi="sw_KE"/>
-        </w:rPr>
-      </w:r>
-      <w:r>
-        <w:rPr>
-          <w:lang w:val="sw_KE" w:bidi="sw_KE"/>
-        </w:rPr>
-        <w:t>Neno "fundisho" wakati mwingine pia hutumiwa kurejelea mafundisho ya kidini ya uongo au ya kidunia yanayotoka kwa wanadamu. Muktadha hufanya maana kuwa wazi.</w:t>
-      </w:r>
-    </w:p>
-    <w:p>
-      <w:pPr>
-        <w:pStyle w:val="ListBullet"/>
-        <w:spacing w:line="240" w:lineRule="auto"/>
-        <w:ind w:left="720"/>
-      </w:pPr>
-      <w:r>
-        <w:rPr>
-          <w:lang w:val="sw_KE" w:bidi="sw_KE"/>
-        </w:rPr>
-      </w:r>
-      <w:r>
-        <w:rPr>
-          <w:lang w:val="sw_KE" w:bidi="sw_KE"/>
-        </w:rPr>
-        <w:t>Neno hili linaweza pia kutafsiriwa kama "funzo."</w:t>
+        <w:t>Neno "furaha" linamaanisha raha tele au furaha kubwa.</w:t>
+      </w:r>
+    </w:p>
+    <w:p>
+      <w:pPr>
+        <w:pStyle w:val="ListBullet"/>
+        <w:spacing w:line="240" w:lineRule="auto"/>
+        <w:ind w:left="720"/>
+      </w:pPr>
+      <w:r>
+        <w:rPr>
+          <w:lang w:val="sw_KE" w:bidi="sw_KE"/>
+        </w:rPr>
+      </w:r>
+      <w:r>
+        <w:rPr>
+          <w:lang w:val="sw_KE" w:bidi="sw_KE"/>
+        </w:rPr>
+        <w:t>Kufurahia kitu inamaanisha "kuchukua furaha katika" au "kufurahia" au "kuwa na furaha kuhusu" kitu hicho. Ikiwa mtu "anapendezwa na" kitu, inamaanisha kwamba anakifurahia sana.</w:t>
+      </w:r>
+    </w:p>
+    <w:p>
+      <w:pPr>
+        <w:pStyle w:val="ListBullet"/>
+        <w:spacing w:line="240" w:lineRule="auto"/>
+        <w:ind w:left="720"/>
+      </w:pPr>
+      <w:r>
+        <w:rPr>
+          <w:lang w:val="sw_KE" w:bidi="sw_KE"/>
+        </w:rPr>
+      </w:r>
+      <w:r>
+        <w:rPr>
+          <w:lang w:val="sw_KE" w:bidi="sw_KE"/>
+        </w:rPr>
+        <w:t>Wakati kitu ni cha kupendeza sana au kinachofurahisha kinaitwa "cha kupendeza."</w:t>
+      </w:r>
+    </w:p>
+    <w:p>
+      <w:pPr>
+        <w:pStyle w:val="ListBullet"/>
+        <w:spacing w:line="240" w:lineRule="auto"/>
+        <w:ind w:left="720"/>
+      </w:pPr>
+      <w:r>
+        <w:rPr>
+          <w:lang w:val="sw_KE" w:bidi="sw_KE"/>
+        </w:rPr>
+      </w:r>
+      <w:r>
+        <w:rPr>
+          <w:lang w:val="sw_KE" w:bidi="sw_KE"/>
+        </w:rPr>
+        <w:t>Usemi "furaha yangu iko katika sheria ya Bwana" unaweza kutafsiriwa kama "sheria ya Bwana inanipa furaha kubwa" au "napenda kutii sheria za Bwana" au "nina furaha ninapofuata amri za Bwana."</w:t>
+      </w:r>
+    </w:p>
+    <w:p>
+      <w:pPr>
+        <w:pStyle w:val="ListBullet"/>
+        <w:spacing w:line="240" w:lineRule="auto"/>
+        <w:ind w:left="720"/>
+      </w:pPr>
+      <w:r>
+        <w:rPr>
+          <w:lang w:val="sw_KE" w:bidi="sw_KE"/>
+        </w:rPr>
+      </w:r>
+      <w:r>
+        <w:rPr>
+          <w:lang w:val="sw_KE" w:bidi="sw_KE"/>
+        </w:rPr>
+        <w:t>Maneno "kutopendezwa na" na "kutokuwa na furaha na" yanaweza kutafsiriwa kama "kutofurahishwa kabisa na" au "kutokuwa na furaha kuhusu."</w:t>
+      </w:r>
+    </w:p>
+    <w:p>
+      <w:pPr>
+        <w:pStyle w:val="ListBullet"/>
+        <w:spacing w:line="240" w:lineRule="auto"/>
+        <w:ind w:left="720"/>
+      </w:pPr>
+      <w:r>
+        <w:rPr>
+          <w:lang w:val="sw_KE" w:bidi="sw_KE"/>
+        </w:rPr>
+      </w:r>
+      <w:r>
+        <w:rPr>
+          <w:lang w:val="sw_KE" w:bidi="sw_KE"/>
+        </w:rPr>
+        <w:t>Maneno "kufurahia ndani ya" yanamaanisha "anapenda kufanya" kitu au "anafurahia sana" kitu au mtu.</w:t>
+      </w:r>
+    </w:p>
+    <w:p>
+      <w:pPr>
+        <w:pStyle w:val="ListBullet"/>
+        <w:spacing w:line="240" w:lineRule="auto"/>
+        <w:ind w:left="720"/>
+      </w:pPr>
+      <w:r>
+        <w:rPr>
+          <w:lang w:val="sw_KE" w:bidi="sw_KE"/>
+        </w:rPr>
+      </w:r>
+      <w:r>
+        <w:rPr>
+          <w:lang w:val="sw_KE" w:bidi="sw_KE"/>
+        </w:rPr>
+        <w:t>Neno "furaha" linamaanisha vitu ambavyo mtu anafurahia. Hii inaweza kutafsiriwa kama "raha" au "vitu vinavyotoa furaha."</w:t>
+      </w:r>
+    </w:p>
+    <w:p>
+      <w:pPr>
+        <w:pStyle w:val="ListBullet"/>
+        <w:spacing w:line="240" w:lineRule="auto"/>
+        <w:ind w:left="720"/>
+      </w:pPr>
+      <w:r>
+        <w:rPr>
+          <w:lang w:val="sw_KE" w:bidi="sw_KE"/>
+        </w:rPr>
+      </w:r>
+      <w:r>
+        <w:rPr>
+          <w:lang w:val="sw_KE" w:bidi="sw_KE"/>
+        </w:rPr>
+        <w:t>Maneno kama “Ninafurahia kufanya mapenzi yako” yanaweza pia kutafsiriwa kama “Ninapenda kufanya mapenzi yako” au “Nina furaha sana ninapokutii.”</w:t>
+      </w:r>
+    </w:p>
+    <w:p>
+      <w:pPr>
+        <w:pStyle w:val="Heading3"/>
+      </w:pPr>
+      <w:r>
+        <w:rPr>
+          <w:lang w:val="sw_KE" w:bidi="sw_KE"/>
+        </w:rPr>
+        <w:t>Marejeleo ya Biblia:</w:t>
+      </w:r>
+    </w:p>
+    <w:p>
+      <w:pPr>
+        <w:pStyle w:val="ListBullet"/>
+        <w:spacing w:line="240" w:lineRule="auto"/>
+        <w:ind w:left="720"/>
+      </w:pPr>
+      <w:r>
+        <w:rPr>
+          <w:lang w:val="sw_KE" w:bidi="sw_KE"/>
+        </w:rPr>
+      </w:r>
+      <w:r>
+        <w:rPr>
+          <w:lang w:val="sw_KE" w:bidi="sw_KE"/>
+        </w:rPr>
+        <w:t>Methali 8:30</w:t>
+      </w:r>
+    </w:p>
+    <w:p>
+      <w:pPr>
+        <w:pStyle w:val="ListBullet"/>
+        <w:spacing w:line="240" w:lineRule="auto"/>
+        <w:ind w:left="720"/>
+      </w:pPr>
+      <w:r>
+        <w:rPr>
+          <w:lang w:val="sw_KE" w:bidi="sw_KE"/>
+        </w:rPr>
+      </w:r>
+      <w:r>
+        <w:rPr>
+          <w:lang w:val="sw_KE" w:bidi="sw_KE"/>
+        </w:rPr>
+        <w:t>Zaburi 1:2</w:t>
+      </w:r>
+    </w:p>
+    <w:p>
+      <w:pPr>
+        <w:pStyle w:val="ListBullet"/>
+        <w:spacing w:line="240" w:lineRule="auto"/>
+        <w:ind w:left="720"/>
+      </w:pPr>
+      <w:r>
+        <w:rPr>
+          <w:lang w:val="sw_KE" w:bidi="sw_KE"/>
+        </w:rPr>
+      </w:r>
+      <w:r>
+        <w:rPr>
+          <w:lang w:val="sw_KE" w:bidi="sw_KE"/>
+        </w:rPr>
+        <w:t>Zaburi 119:69–70</w:t>
+      </w:r>
+    </w:p>
+    <w:p>
+      <w:pPr>
+        <w:pStyle w:val="ListBullet"/>
+        <w:spacing w:line="240" w:lineRule="auto"/>
+        <w:ind w:left="720"/>
+      </w:pPr>
+      <w:r>
+        <w:rPr>
+          <w:lang w:val="sw_KE" w:bidi="sw_KE"/>
+        </w:rPr>
+      </w:r>
+      <w:r>
+        <w:rPr>
+          <w:lang w:val="sw_KE" w:bidi="sw_KE"/>
+        </w:rPr>
+        <w:t>Wimbo Ulio Bora</w:t>
+      </w:r>
+      <w:r>
+        <w:rPr>
+          <w:lang w:val="sw_KE" w:bidi="sw_KE"/>
+        </w:rPr>
+        <w:t xml:space="preserve"> 1:3</w:t>
+      </w:r>
+    </w:p>
+    <w:p>
+      <w:pPr>
+        <w:pStyle w:val="Heading3"/>
+      </w:pPr>
+      <w:r>
+        <w:rPr>
+          <w:lang w:val="sw_KE" w:bidi="sw_KE"/>
+        </w:rPr>
+        <w:t>Data ya Neno:</w:t>
+      </w:r>
+    </w:p>
+    <w:p>
+      <w:pPr>
+        <w:pStyle w:val="ListBullet"/>
+        <w:spacing w:line="240" w:lineRule="auto"/>
+        <w:ind w:left="720"/>
+      </w:pPr>
+      <w:r>
+        <w:rPr>
+          <w:lang w:val="sw_KE" w:bidi="sw_KE"/>
+        </w:rPr>
+      </w:r>
+      <w:r>
+        <w:rPr>
+          <w:lang w:val="sw_KE" w:bidi="sw_KE"/>
+        </w:rPr>
+        <w:t>Strong's: H1523, H2530, H2531, H2532, H2654, H2655, H2656, H2836, H4574, H5276, H5727, H5730, H6026, H6027, H7306, H7381, H7521, H7522, H8057, H8173, H8191, H8588, H8597</w:t>
+      </w:r>
+      <w:r>
+        <w:rPr>
+          <w:lang w:val="sw_KE" w:bidi="sw_KE"/>
+        </w:rPr>
+      </w:r>
+      <w:r>
+        <w:rPr>
+          <w:lang w:val="sw_KE" w:bidi="sw_KE"/>
+        </w:rPr>
       </w:r>
     </w:p>
     <w:p>
@@ -8339,6 +9137,974 @@
           <w:lang w:val="sw_KE" w:bidi="sw_KE"/>
         </w:rPr>
       </w:r>
+    </w:p>
+    <w:p>
+      <w:pPr>
+        <w:pStyle w:val="Heading2"/>
+      </w:pPr>
+      <w:r>
+        <w:rPr>
+          <w:lang w:val="sw_KE" w:bidi="sw_KE"/>
+        </w:rPr>
+        <w:t>Furaha</w:t>
+      </w:r>
+      <w:r>
+        <w:rPr>
+          <w:lang w:val="sw_KE" w:bidi="sw_KE"/>
+        </w:rPr>
+      </w:r>
+    </w:p>
+    <w:p>
+      <w:pPr>
+        <w:pStyle w:val="Heading3"/>
+      </w:pPr>
+      <w:r>
+        <w:rPr>
+          <w:lang w:val="sw_KE" w:bidi="sw_KE"/>
+        </w:rPr>
+        <w:t>Ufafanuzi:</w:t>
+      </w:r>
+    </w:p>
+    <w:p>
+      <w:pPr>
+        <w:pStyle w:val="Heading4"/>
+      </w:pPr>
+      <w:r>
+        <w:rPr>
+          <w:lang w:val="sw_KE" w:bidi="sw_KE"/>
+        </w:rPr>
+        <w:t>furaha</w:t>
+      </w:r>
+    </w:p>
+    <w:p>
+      <w:pPr/>
+      <w:r>
+        <w:rPr>
+          <w:lang w:val="sw_KE" w:bidi="sw_KE"/>
+        </w:rPr>
+      </w:r>
+      <w:r>
+        <w:rPr>
+          <w:lang w:val="sw_KE" w:bidi="sw_KE"/>
+        </w:rPr>
+        <w:t>Neno "furaha" linamaanisha hisia ya kufurahia au kuridhika kwa kina. Neno linalohusiana "wenye furaha" linaelezea mtu anayejisikia furaha sana na amejaa furaha ya kina.</w:t>
+      </w:r>
+    </w:p>
+    <w:p>
+      <w:pPr>
+        <w:pStyle w:val="ListBullet"/>
+        <w:spacing w:line="240" w:lineRule="auto"/>
+        <w:ind w:left="720"/>
+      </w:pPr>
+      <w:r>
+        <w:rPr>
+          <w:lang w:val="sw_KE" w:bidi="sw_KE"/>
+        </w:rPr>
+      </w:r>
+      <w:r>
+        <w:rPr>
+          <w:lang w:val="sw_KE" w:bidi="sw_KE"/>
+        </w:rPr>
+        <w:t>Mtu anahisi furaha anapokuwa na hisia ya kina kwamba kile anachokipitia ni kizuri sana.</w:t>
+      </w:r>
+    </w:p>
+    <w:p>
+      <w:pPr>
+        <w:pStyle w:val="ListBullet"/>
+        <w:spacing w:line="240" w:lineRule="auto"/>
+        <w:ind w:left="720"/>
+      </w:pPr>
+      <w:r>
+        <w:rPr>
+          <w:lang w:val="sw_KE" w:bidi="sw_KE"/>
+        </w:rPr>
+      </w:r>
+      <w:r>
+        <w:rPr>
+          <w:lang w:val="sw_KE" w:bidi="sw_KE"/>
+        </w:rPr>
+        <w:t>Mungu ndiye anayewapa watu furaha ya kweli.</w:t>
+      </w:r>
+    </w:p>
+    <w:p>
+      <w:pPr>
+        <w:pStyle w:val="ListBullet"/>
+        <w:spacing w:line="240" w:lineRule="auto"/>
+        <w:ind w:left="720"/>
+      </w:pPr>
+      <w:r>
+        <w:rPr>
+          <w:lang w:val="sw_KE" w:bidi="sw_KE"/>
+        </w:rPr>
+      </w:r>
+      <w:r>
+        <w:rPr>
+          <w:lang w:val="sw_KE" w:bidi="sw_KE"/>
+        </w:rPr>
+        <w:t>Kuwa na furaha hakutegemei hali nzuri. Mungu anaweza kuwapa watu furaha hata wakati mambo magumu sana yanapotokea katika maisha yao.</w:t>
+      </w:r>
+    </w:p>
+    <w:p>
+      <w:pPr>
+        <w:pStyle w:val="ListBullet"/>
+        <w:spacing w:line="240" w:lineRule="auto"/>
+        <w:ind w:left="720"/>
+      </w:pPr>
+      <w:r>
+        <w:rPr>
+          <w:lang w:val="sw_KE" w:bidi="sw_KE"/>
+        </w:rPr>
+      </w:r>
+      <w:r>
+        <w:rPr>
+          <w:lang w:val="sw_KE" w:bidi="sw_KE"/>
+        </w:rPr>
+        <w:t>Wakati mwingine maeneo yanaelezewa kama yenye furaha, kama vile nyumba au miji. Hii inamaanisha kuwa watu wanaoishi hapo wana furaha.</w:t>
+      </w:r>
+    </w:p>
+    <w:p>
+      <w:pPr>
+        <w:pStyle w:val="Heading4"/>
+      </w:pPr>
+      <w:r>
+        <w:rPr>
+          <w:lang w:val="sw_KE" w:bidi="sw_KE"/>
+        </w:rPr>
+        <w:t>furahia</w:t>
+      </w:r>
+    </w:p>
+    <w:p>
+      <w:pPr/>
+      <w:r>
+        <w:rPr>
+          <w:lang w:val="sw_KE" w:bidi="sw_KE"/>
+        </w:rPr>
+      </w:r>
+      <w:r>
+        <w:rPr>
+          <w:lang w:val="sw_KE" w:bidi="sw_KE"/>
+        </w:rPr>
+        <w:t>Neno "furahia" linamaanisha kuwa na furaha na shangwe tele.</w:t>
+      </w:r>
+    </w:p>
+    <w:p>
+      <w:pPr>
+        <w:pStyle w:val="ListBullet"/>
+        <w:spacing w:line="240" w:lineRule="auto"/>
+        <w:ind w:left="720"/>
+      </w:pPr>
+      <w:r>
+        <w:rPr>
+          <w:lang w:val="sw_KE" w:bidi="sw_KE"/>
+        </w:rPr>
+      </w:r>
+      <w:r>
+        <w:rPr>
+          <w:lang w:val="sw_KE" w:bidi="sw_KE"/>
+        </w:rPr>
+        <w:t>Neno hili mara nyingi linarejelea kuwa na furaha sana kuhusu mambo mazuri ambayo Mungu amefanya.</w:t>
+      </w:r>
+    </w:p>
+    <w:p>
+      <w:pPr>
+        <w:pStyle w:val="ListBullet"/>
+        <w:spacing w:line="240" w:lineRule="auto"/>
+        <w:ind w:left="720"/>
+      </w:pPr>
+      <w:r>
+        <w:rPr>
+          <w:lang w:val="sw_KE" w:bidi="sw_KE"/>
+        </w:rPr>
+      </w:r>
+      <w:r>
+        <w:rPr>
+          <w:lang w:val="sw_KE" w:bidi="sw_KE"/>
+        </w:rPr>
+        <w:t>Inaweza kutafsiriwa kama "kuwa na furaha sana" au "kuwa na furaha kubwa" au "kuwa na furaha tele."</w:t>
+      </w:r>
+    </w:p>
+    <w:p>
+      <w:pPr>
+        <w:pStyle w:val="ListBullet"/>
+        <w:spacing w:line="240" w:lineRule="auto"/>
+        <w:ind w:left="720"/>
+      </w:pPr>
+      <w:r>
+        <w:rPr>
+          <w:lang w:val="sw_KE" w:bidi="sw_KE"/>
+        </w:rPr>
+      </w:r>
+      <w:r>
+        <w:rPr>
+          <w:lang w:val="sw_KE" w:bidi="sw_KE"/>
+        </w:rPr>
+        <w:t>Wakati Mariamu alisema “nafsi yangu inafurahi katika Mungu Mwokozi wangu,” alimaanisha “Mungu Mwokozi wangu amenifanya niwe na furaha sana” au “Ninajisikia furaha sana kwa sababu ya kile Mungu Mwokozi wangu amenitendea.”</w:t>
+      </w:r>
+    </w:p>
+    <w:p>
+      <w:pPr>
+        <w:pStyle w:val="Heading3"/>
+      </w:pPr>
+      <w:r>
+        <w:rPr>
+          <w:lang w:val="sw_KE" w:bidi="sw_KE"/>
+        </w:rPr>
+        <w:t>Mapendekezo ya Tafsiri:</w:t>
+      </w:r>
+    </w:p>
+    <w:p>
+      <w:pPr>
+        <w:pStyle w:val="ListBullet"/>
+        <w:spacing w:line="240" w:lineRule="auto"/>
+        <w:ind w:left="720"/>
+      </w:pPr>
+      <w:r>
+        <w:rPr>
+          <w:lang w:val="sw_KE" w:bidi="sw_KE"/>
+        </w:rPr>
+      </w:r>
+      <w:r>
+        <w:rPr>
+          <w:lang w:val="sw_KE" w:bidi="sw_KE"/>
+        </w:rPr>
+        <w:t>Neno "furaha" linaweza pia kutafsiriwa kama "kufurahi" au "raha" au "furaha tele."</w:t>
+      </w:r>
+    </w:p>
+    <w:p>
+      <w:pPr>
+        <w:pStyle w:val="ListBullet"/>
+        <w:spacing w:line="240" w:lineRule="auto"/>
+        <w:ind w:left="720"/>
+      </w:pPr>
+      <w:r>
+        <w:rPr>
+          <w:lang w:val="sw_KE" w:bidi="sw_KE"/>
+        </w:rPr>
+      </w:r>
+      <w:r>
+        <w:rPr>
+          <w:lang w:val="sw_KE" w:bidi="sw_KE"/>
+        </w:rPr>
+        <w:t>Maneno, "kuwa na furaha" yanaweza kutafsiriwa kama "furahia" au "kuwa na furaha sana" au yanaweza kutafsiriwa "kuwa na furaha sana katika wema wa Mungu."</w:t>
+      </w:r>
+    </w:p>
+    <w:p>
+      <w:pPr>
+        <w:pStyle w:val="ListBullet"/>
+        <w:spacing w:line="240" w:lineRule="auto"/>
+        <w:ind w:left="720"/>
+      </w:pPr>
+      <w:r>
+        <w:rPr>
+          <w:lang w:val="sw_KE" w:bidi="sw_KE"/>
+        </w:rPr>
+      </w:r>
+      <w:r>
+        <w:rPr>
+          <w:lang w:val="sw_KE" w:bidi="sw_KE"/>
+        </w:rPr>
+        <w:t>Mtu mwenye furaha anaweza kuelezewa kama "mwenye furaha sana" au "aliyefurahi" au "aliyefurahi sana."</w:t>
+      </w:r>
+    </w:p>
+    <w:p>
+      <w:pPr>
+        <w:pStyle w:val="ListBullet"/>
+        <w:spacing w:line="240" w:lineRule="auto"/>
+        <w:ind w:left="720"/>
+      </w:pPr>
+      <w:r>
+        <w:rPr>
+          <w:lang w:val="sw_KE" w:bidi="sw_KE"/>
+        </w:rPr>
+      </w:r>
+      <w:r>
+        <w:rPr>
+          <w:lang w:val="sw_KE" w:bidi="sw_KE"/>
+        </w:rPr>
+        <w:t>Fungu kama "toa sauti ya furaha" linaweza kutafsiriwa kama "piga kelele kwa njia inayoonyesha kuwa una furaha sana."</w:t>
+      </w:r>
+    </w:p>
+    <w:p>
+      <w:pPr>
+        <w:pStyle w:val="ListBullet"/>
+        <w:spacing w:line="240" w:lineRule="auto"/>
+        <w:ind w:left="720"/>
+      </w:pPr>
+      <w:r>
+        <w:rPr>
+          <w:lang w:val="sw_KE" w:bidi="sw_KE"/>
+        </w:rPr>
+      </w:r>
+      <w:r>
+        <w:rPr>
+          <w:lang w:val="sw_KE" w:bidi="sw_KE"/>
+        </w:rPr>
+        <w:t>Mji wa furaha au nyumba ya furaha inaweza kutafsiriwa kama "mji ambapo watu wenye furaha wanaishi" au "nyumba iliyojaa watu wenye furaha" au "mji ambao watu wake wana furaha sana." (Tazama: metonymy)</w:t>
+      </w:r>
+    </w:p>
+    <w:p>
+      <w:pPr>
+        <w:pStyle w:val="Heading3"/>
+      </w:pPr>
+      <w:r>
+        <w:rPr>
+          <w:lang w:val="sw_KE" w:bidi="sw_KE"/>
+        </w:rPr>
+        <w:t>Marejeleo ya Biblia:</w:t>
+      </w:r>
+    </w:p>
+    <w:p>
+      <w:pPr>
+        <w:pStyle w:val="ListBullet"/>
+        <w:spacing w:line="240" w:lineRule="auto"/>
+        <w:ind w:left="720"/>
+      </w:pPr>
+      <w:r>
+        <w:rPr>
+          <w:lang w:val="sw_KE" w:bidi="sw_KE"/>
+        </w:rPr>
+      </w:r>
+      <w:r>
+        <w:rPr>
+          <w:lang w:val="sw_KE" w:bidi="sw_KE"/>
+        </w:rPr>
+        <w:t>Nehemia 8:10</w:t>
+      </w:r>
+    </w:p>
+    <w:p>
+      <w:pPr>
+        <w:pStyle w:val="ListBullet"/>
+        <w:spacing w:line="240" w:lineRule="auto"/>
+        <w:ind w:left="720"/>
+      </w:pPr>
+      <w:r>
+        <w:rPr>
+          <w:lang w:val="sw_KE" w:bidi="sw_KE"/>
+        </w:rPr>
+      </w:r>
+      <w:r>
+        <w:rPr>
+          <w:lang w:val="sw_KE" w:bidi="sw_KE"/>
+        </w:rPr>
+        <w:t>Zaburi 48:2</w:t>
+      </w:r>
+    </w:p>
+    <w:p>
+      <w:pPr>
+        <w:pStyle w:val="ListBullet"/>
+        <w:spacing w:line="240" w:lineRule="auto"/>
+        <w:ind w:left="720"/>
+      </w:pPr>
+      <w:r>
+        <w:rPr>
+          <w:lang w:val="sw_KE" w:bidi="sw_KE"/>
+        </w:rPr>
+      </w:r>
+      <w:r>
+        <w:rPr>
+          <w:lang w:val="sw_KE" w:bidi="sw_KE"/>
+        </w:rPr>
+        <w:t>Isaya 56:6–7</w:t>
+      </w:r>
+    </w:p>
+    <w:p>
+      <w:pPr>
+        <w:pStyle w:val="ListBullet"/>
+        <w:spacing w:line="240" w:lineRule="auto"/>
+        <w:ind w:left="720"/>
+      </w:pPr>
+      <w:r>
+        <w:rPr>
+          <w:lang w:val="sw_KE" w:bidi="sw_KE"/>
+        </w:rPr>
+      </w:r>
+      <w:r>
+        <w:rPr>
+          <w:lang w:val="sw_KE" w:bidi="sw_KE"/>
+        </w:rPr>
+        <w:t>Yeremia 15:15–16</w:t>
+      </w:r>
+    </w:p>
+    <w:p>
+      <w:pPr>
+        <w:pStyle w:val="ListBullet"/>
+        <w:spacing w:line="240" w:lineRule="auto"/>
+        <w:ind w:left="720"/>
+      </w:pPr>
+      <w:r>
+        <w:rPr>
+          <w:lang w:val="sw_KE" w:bidi="sw_KE"/>
+        </w:rPr>
+      </w:r>
+      <w:r>
+        <w:rPr>
+          <w:lang w:val="sw_KE" w:bidi="sw_KE"/>
+        </w:rPr>
+        <w:t>Mathayo 2:9–10</w:t>
+      </w:r>
+    </w:p>
+    <w:p>
+      <w:pPr>
+        <w:pStyle w:val="ListBullet"/>
+        <w:spacing w:line="240" w:lineRule="auto"/>
+        <w:ind w:left="720"/>
+      </w:pPr>
+      <w:r>
+        <w:rPr>
+          <w:lang w:val="sw_KE" w:bidi="sw_KE"/>
+        </w:rPr>
+      </w:r>
+      <w:r>
+        <w:rPr>
+          <w:lang w:val="sw_KE" w:bidi="sw_KE"/>
+        </w:rPr>
+        <w:t>Luka 15:7</w:t>
+      </w:r>
+    </w:p>
+    <w:p>
+      <w:pPr>
+        <w:pStyle w:val="ListBullet"/>
+        <w:spacing w:line="240" w:lineRule="auto"/>
+        <w:ind w:left="720"/>
+      </w:pPr>
+      <w:r>
+        <w:rPr>
+          <w:lang w:val="sw_KE" w:bidi="sw_KE"/>
+        </w:rPr>
+      </w:r>
+      <w:r>
+        <w:rPr>
+          <w:lang w:val="sw_KE" w:bidi="sw_KE"/>
+        </w:rPr>
+        <w:t>Luka 19:37–38</w:t>
+      </w:r>
+    </w:p>
+    <w:p>
+      <w:pPr>
+        <w:pStyle w:val="ListBullet"/>
+        <w:spacing w:line="240" w:lineRule="auto"/>
+        <w:ind w:left="720"/>
+      </w:pPr>
+      <w:r>
+        <w:rPr>
+          <w:lang w:val="sw_KE" w:bidi="sw_KE"/>
+        </w:rPr>
+      </w:r>
+      <w:r>
+        <w:rPr>
+          <w:lang w:val="sw_KE" w:bidi="sw_KE"/>
+        </w:rPr>
+        <w:t>Yohana 3:29</w:t>
+      </w:r>
+    </w:p>
+    <w:p>
+      <w:pPr>
+        <w:pStyle w:val="ListBullet"/>
+        <w:spacing w:line="240" w:lineRule="auto"/>
+        <w:ind w:left="720"/>
+      </w:pPr>
+      <w:r>
+        <w:rPr>
+          <w:lang w:val="sw_KE" w:bidi="sw_KE"/>
+        </w:rPr>
+      </w:r>
+      <w:r>
+        <w:rPr>
+          <w:lang w:val="sw_KE" w:bidi="sw_KE"/>
+        </w:rPr>
+        <w:t>Matendo 16:32–34</w:t>
+      </w:r>
+    </w:p>
+    <w:p>
+      <w:pPr>
+        <w:pStyle w:val="ListBullet"/>
+        <w:spacing w:line="240" w:lineRule="auto"/>
+        <w:ind w:left="720"/>
+      </w:pPr>
+      <w:r>
+        <w:rPr>
+          <w:lang w:val="sw_KE" w:bidi="sw_KE"/>
+        </w:rPr>
+      </w:r>
+      <w:r>
+        <w:rPr>
+          <w:lang w:val="sw_KE" w:bidi="sw_KE"/>
+        </w:rPr>
+        <w:t>Warumi 5:1–2</w:t>
+      </w:r>
+    </w:p>
+    <w:p>
+      <w:pPr>
+        <w:pStyle w:val="ListBullet"/>
+        <w:spacing w:line="240" w:lineRule="auto"/>
+        <w:ind w:left="720"/>
+      </w:pPr>
+      <w:r>
+        <w:rPr>
+          <w:lang w:val="sw_KE" w:bidi="sw_KE"/>
+        </w:rPr>
+      </w:r>
+      <w:r>
+        <w:rPr>
+          <w:lang w:val="sw_KE" w:bidi="sw_KE"/>
+        </w:rPr>
+        <w:t>Warumi 15:30–32</w:t>
+      </w:r>
+    </w:p>
+    <w:p>
+      <w:pPr>
+        <w:pStyle w:val="ListBullet"/>
+        <w:spacing w:line="240" w:lineRule="auto"/>
+        <w:ind w:left="720"/>
+      </w:pPr>
+      <w:r>
+        <w:rPr>
+          <w:lang w:val="sw_KE" w:bidi="sw_KE"/>
+        </w:rPr>
+      </w:r>
+      <w:r>
+        <w:rPr>
+          <w:lang w:val="sw_KE" w:bidi="sw_KE"/>
+        </w:rPr>
+        <w:t>Wagalatia 5:23</w:t>
+      </w:r>
+    </w:p>
+    <w:p>
+      <w:pPr>
+        <w:pStyle w:val="ListBullet"/>
+        <w:spacing w:line="240" w:lineRule="auto"/>
+        <w:ind w:left="720"/>
+      </w:pPr>
+      <w:r>
+        <w:rPr>
+          <w:lang w:val="sw_KE" w:bidi="sw_KE"/>
+        </w:rPr>
+      </w:r>
+      <w:r>
+        <w:rPr>
+          <w:lang w:val="sw_KE" w:bidi="sw_KE"/>
+        </w:rPr>
+        <w:t>Wafilipi 4:10–13</w:t>
+      </w:r>
+    </w:p>
+    <w:p>
+      <w:pPr>
+        <w:pStyle w:val="ListBullet"/>
+        <w:spacing w:line="240" w:lineRule="auto"/>
+        <w:ind w:left="720"/>
+      </w:pPr>
+      <w:r>
+        <w:rPr>
+          <w:lang w:val="sw_KE" w:bidi="sw_KE"/>
+        </w:rPr>
+      </w:r>
+      <w:r>
+        <w:rPr>
+          <w:lang w:val="sw_KE" w:bidi="sw_KE"/>
+        </w:rPr>
+        <w:t>1 Wathesalonike 1:6–7</w:t>
+      </w:r>
+    </w:p>
+    <w:p>
+      <w:pPr>
+        <w:pStyle w:val="ListBullet"/>
+        <w:spacing w:line="240" w:lineRule="auto"/>
+        <w:ind w:left="720"/>
+      </w:pPr>
+      <w:r>
+        <w:rPr>
+          <w:lang w:val="sw_KE" w:bidi="sw_KE"/>
+        </w:rPr>
+      </w:r>
+      <w:r>
+        <w:rPr>
+          <w:lang w:val="sw_KE" w:bidi="sw_KE"/>
+        </w:rPr>
+        <w:t>1 Wathesalonike 5:16</w:t>
+      </w:r>
+    </w:p>
+    <w:p>
+      <w:pPr>
+        <w:pStyle w:val="ListBullet"/>
+        <w:spacing w:line="240" w:lineRule="auto"/>
+        <w:ind w:left="720"/>
+      </w:pPr>
+      <w:r>
+        <w:rPr>
+          <w:lang w:val="sw_KE" w:bidi="sw_KE"/>
+        </w:rPr>
+      </w:r>
+      <w:r>
+        <w:rPr>
+          <w:lang w:val="sw_KE" w:bidi="sw_KE"/>
+        </w:rPr>
+        <w:t>Filemoni 1:4–7</w:t>
+      </w:r>
+    </w:p>
+    <w:p>
+      <w:pPr>
+        <w:pStyle w:val="ListBullet"/>
+        <w:spacing w:line="240" w:lineRule="auto"/>
+        <w:ind w:left="720"/>
+      </w:pPr>
+      <w:r>
+        <w:rPr>
+          <w:lang w:val="sw_KE" w:bidi="sw_KE"/>
+        </w:rPr>
+      </w:r>
+      <w:r>
+        <w:rPr>
+          <w:lang w:val="sw_KE" w:bidi="sw_KE"/>
+        </w:rPr>
+        <w:t>Yakobo 1:2</w:t>
+      </w:r>
+    </w:p>
+    <w:p>
+      <w:pPr>
+        <w:pStyle w:val="ListBullet"/>
+        <w:spacing w:line="240" w:lineRule="auto"/>
+        <w:ind w:left="720"/>
+      </w:pPr>
+      <w:r>
+        <w:rPr>
+          <w:lang w:val="sw_KE" w:bidi="sw_KE"/>
+        </w:rPr>
+      </w:r>
+      <w:r>
+        <w:rPr>
+          <w:lang w:val="sw_KE" w:bidi="sw_KE"/>
+        </w:rPr>
+        <w:t>3 Yohana 1:1–4</w:t>
+      </w:r>
+    </w:p>
+    <w:p>
+      <w:pPr>
+        <w:pStyle w:val="Heading3"/>
+      </w:pPr>
+      <w:r>
+        <w:rPr>
+          <w:lang w:val="sw_KE" w:bidi="sw_KE"/>
+        </w:rPr>
+        <w:t>Mifano kutoka kwa hadithi za Biblia:</w:t>
+      </w:r>
+    </w:p>
+    <w:p>
+      <w:pPr>
+        <w:pStyle w:val="ListBullet"/>
+        <w:spacing w:line="240" w:lineRule="auto"/>
+        <w:ind w:left="720"/>
+      </w:pPr>
+      <w:r>
+        <w:rPr>
+          <w:lang w:val="sw_KE" w:bidi="sw_KE"/>
+        </w:rPr>
+      </w:r>
+      <w:r>
+        <w:rPr>
+          <w:b/>
+          <w:lang w:val="sw_KE" w:bidi="sw_KE"/>
+        </w:rPr>
+        <w:t>33:7</w:t>
+      </w:r>
+      <w:r>
+        <w:rPr>
+          <w:lang w:val="sw_KE" w:bidi="sw_KE"/>
+        </w:rPr>
+        <w:t xml:space="preserve"> “Ardhi yenye miamba ni mtu anayesikia neno la Mungu na kulikubali kwa </w:t>
+      </w:r>
+      <w:r>
+        <w:rPr>
+          <w:b/>
+          <w:lang w:val="sw_KE" w:bidi="sw_KE"/>
+        </w:rPr>
+        <w:t>furaha</w:t>
+      </w:r>
+      <w:r>
+        <w:rPr>
+          <w:lang w:val="sw_KE" w:bidi="sw_KE"/>
+        </w:rPr>
+        <w:t>.”</w:t>
+      </w:r>
+    </w:p>
+    <w:p>
+      <w:pPr>
+        <w:pStyle w:val="ListBullet"/>
+        <w:spacing w:line="240" w:lineRule="auto"/>
+        <w:ind w:left="720"/>
+      </w:pPr>
+      <w:r>
+        <w:rPr>
+          <w:lang w:val="sw_KE" w:bidi="sw_KE"/>
+        </w:rPr>
+      </w:r>
+      <w:r>
+        <w:rPr>
+          <w:b/>
+          <w:lang w:val="sw_KE" w:bidi="sw_KE"/>
+        </w:rPr>
+        <w:t>34:4</w:t>
+      </w:r>
+      <w:r>
+        <w:rPr>
+          <w:lang w:val="sw_KE" w:bidi="sw_KE"/>
+        </w:rPr>
+        <w:t xml:space="preserve"> “Ufalme wa Mungu pia ni kama hazina iliyofichwa ambayo mtu aliificha katika shamba. Mtu mwingine alikuta hazina hiyo kisha akaifukia tena. Alijawa na </w:t>
+      </w:r>
+      <w:r>
+        <w:rPr>
+          <w:b/>
+          <w:lang w:val="sw_KE" w:bidi="sw_KE"/>
+        </w:rPr>
+        <w:t>furaha</w:t>
+      </w:r>
+      <w:r>
+        <w:rPr>
+          <w:lang w:val="sw_KE" w:bidi="sw_KE"/>
+        </w:rPr>
+        <w:t xml:space="preserve"> sana, kiasi kwamba alienda kuuza kila kitu alichokuwa nacho na kutumia pesa kununua shamba hilo.”</w:t>
+      </w:r>
+    </w:p>
+    <w:p>
+      <w:pPr>
+        <w:pStyle w:val="ListBullet"/>
+        <w:spacing w:line="240" w:lineRule="auto"/>
+        <w:ind w:left="720"/>
+      </w:pPr>
+      <w:r>
+        <w:rPr>
+          <w:lang w:val="sw_KE" w:bidi="sw_KE"/>
+        </w:rPr>
+      </w:r>
+      <w:r>
+        <w:rPr>
+          <w:b/>
+          <w:lang w:val="sw_KE" w:bidi="sw_KE"/>
+        </w:rPr>
+        <w:t>41:7</w:t>
+      </w:r>
+      <w:r>
+        <w:rPr>
+          <w:lang w:val="sw_KE" w:bidi="sw_KE"/>
+        </w:rPr>
+        <w:t xml:space="preserve"> Wanawake walikuwa wamejaa hofu na Yarebu </w:t>
+      </w:r>
+      <w:r>
+        <w:rPr>
+          <w:b/>
+          <w:lang w:val="sw_KE" w:bidi="sw_KE"/>
+        </w:rPr>
+        <w:t>furaha</w:t>
+      </w:r>
+      <w:r>
+        <w:rPr>
+          <w:lang w:val="sw_KE" w:bidi="sw_KE"/>
+        </w:rPr>
+        <w:t>. Walikimbia kuwaambia wanafunzi Habari Njema.</w:t>
+      </w:r>
+    </w:p>
+    <w:p>
+      <w:pPr>
+        <w:pStyle w:val="Heading3"/>
+      </w:pPr>
+      <w:r>
+        <w:rPr>
+          <w:lang w:val="sw_KE" w:bidi="sw_KE"/>
+        </w:rPr>
+        <w:t>Data Neno:</w:t>
+      </w:r>
+    </w:p>
+    <w:p>
+      <w:pPr>
+        <w:pStyle w:val="ListBullet"/>
+        <w:spacing w:line="240" w:lineRule="auto"/>
+        <w:ind w:left="720"/>
+      </w:pPr>
+      <w:r>
+        <w:rPr>
+          <w:lang w:val="sw_KE" w:bidi="sw_KE"/>
+        </w:rPr>
+      </w:r>
+      <w:r>
+        <w:rPr>
+          <w:lang w:val="sw_KE" w:bidi="sw_KE"/>
+        </w:rPr>
+        <w:t>Strong's: H1523, H1524, H1525, H2302, H2304, H2305, H2654, H2898, H4885, H5937, H5947, H5965, H5970, H6342, H6670, H7440, H7442, H7444, H7445, H7797, H7832, H8055, H8056, H8057, H8342, H8643, G00200, G00210, G21650, G21670, G27440, G46400, G47960, G49130, G54630, G54790</w:t>
+      </w:r>
+      <w:r>
+        <w:rPr>
+          <w:lang w:val="sw_KE" w:bidi="sw_KE"/>
+        </w:rPr>
+      </w:r>
+      <w:r>
+        <w:rPr>
+          <w:lang w:val="sw_KE" w:bidi="sw_KE"/>
+        </w:rPr>
+      </w:r>
+    </w:p>
+    <w:p>
+      <w:pPr/>
+      <w:r>
+        <w:rPr>
+          <w:lang w:val="sw_KE" w:bidi="sw_KE"/>
+        </w:rPr>
+      </w:r>
+    </w:p>
+    <w:p>
+      <w:pPr>
+        <w:pStyle w:val="Heading2"/>
+      </w:pPr>
+      <w:r>
+        <w:rPr>
+          <w:lang w:val="sw_KE" w:bidi="sw_KE"/>
+        </w:rPr>
+        <w:t>Furahia</w:t>
+      </w:r>
+      <w:r>
+        <w:rPr>
+          <w:lang w:val="sw_KE" w:bidi="sw_KE"/>
+        </w:rPr>
+      </w:r>
+    </w:p>
+    <w:p>
+      <w:pPr>
+        <w:pStyle w:val="Heading3"/>
+      </w:pPr>
+      <w:r>
+        <w:rPr>
+          <w:lang w:val="sw_KE" w:bidi="sw_KE"/>
+        </w:rPr>
+        <w:t>Ufafanuzi:</w:t>
+      </w:r>
+    </w:p>
+    <w:p>
+      <w:pPr/>
+      <w:r>
+        <w:rPr>
+          <w:lang w:val="sw_KE" w:bidi="sw_KE"/>
+        </w:rPr>
+      </w:r>
+      <w:r>
+        <w:rPr>
+          <w:lang w:val="sw_KE" w:bidi="sw_KE"/>
+        </w:rPr>
+        <w:t>Maneno "furahi" na " mwenye furaha" yanahusu kuwa na furaha sana kwa sababu ya mafanikio au baraka maalum.</w:t>
+      </w:r>
+    </w:p>
+    <w:p>
+      <w:pPr>
+        <w:pStyle w:val="ListBullet"/>
+        <w:spacing w:line="240" w:lineRule="auto"/>
+        <w:ind w:left="720"/>
+      </w:pPr>
+      <w:r>
+        <w:rPr>
+          <w:lang w:val="sw_KE" w:bidi="sw_KE"/>
+        </w:rPr>
+      </w:r>
+      <w:r>
+        <w:rPr>
+          <w:lang w:val="sw_KE" w:bidi="sw_KE"/>
+        </w:rPr>
+        <w:t>Kuinuka</w:t>
+      </w:r>
+      <w:r>
+        <w:rPr>
+          <w:lang w:val="sw_KE" w:bidi="sw_KE"/>
+        </w:rPr>
+        <w:t xml:space="preserve"> kunajumuisha hisia ya kusherehekea kitu cha ajabu.</w:t>
+      </w:r>
+    </w:p>
+    <w:p>
+      <w:pPr>
+        <w:pStyle w:val="ListBullet"/>
+        <w:spacing w:line="240" w:lineRule="auto"/>
+        <w:ind w:left="720"/>
+      </w:pPr>
+      <w:r>
+        <w:rPr>
+          <w:lang w:val="sw_KE" w:bidi="sw_KE"/>
+        </w:rPr>
+      </w:r>
+      <w:r>
+        <w:rPr>
+          <w:lang w:val="sw_KE" w:bidi="sw_KE"/>
+        </w:rPr>
+        <w:t>Mtu anaweza kufurahi katika wema wa Mungu.</w:t>
+      </w:r>
+    </w:p>
+    <w:p>
+      <w:pPr>
+        <w:pStyle w:val="ListBullet"/>
+        <w:spacing w:line="240" w:lineRule="auto"/>
+        <w:ind w:left="720"/>
+      </w:pPr>
+      <w:r>
+        <w:rPr>
+          <w:lang w:val="sw_KE" w:bidi="sw_KE"/>
+        </w:rPr>
+      </w:r>
+      <w:r>
+        <w:rPr>
+          <w:lang w:val="sw_KE" w:bidi="sw_KE"/>
+        </w:rPr>
+        <w:t>Neno "mwenye furaha" linaweza pia kumaanisha kuwa na kiburi katika hisia za furaha kuhusu mafanikio au ustawi.</w:t>
+      </w:r>
+    </w:p>
+    <w:p>
+      <w:pPr>
+        <w:pStyle w:val="ListBullet"/>
+        <w:spacing w:line="240" w:lineRule="auto"/>
+        <w:ind w:left="720"/>
+      </w:pPr>
+      <w:r>
+        <w:rPr>
+          <w:lang w:val="sw_KE" w:bidi="sw_KE"/>
+        </w:rPr>
+      </w:r>
+      <w:r>
+        <w:rPr>
+          <w:lang w:val="sw_KE" w:bidi="sw_KE"/>
+        </w:rPr>
+        <w:t>Neno "furahi" linaweza pia kutafsiriwa kama "sherehekea kwa furaha" au "</w:t>
+      </w:r>
+      <w:r>
+        <w:rPr>
+          <w:lang w:val="sw_KE" w:bidi="sw_KE"/>
+        </w:rPr>
+        <w:t>Sifu kwa furaha kubwa</w:t>
+      </w:r>
+      <w:r>
+        <w:rPr>
+          <w:lang w:val="sw_KE" w:bidi="sw_KE"/>
+        </w:rPr>
+        <w:t>."</w:t>
+      </w:r>
+    </w:p>
+    <w:p>
+      <w:pPr>
+        <w:pStyle w:val="ListBullet"/>
+        <w:spacing w:line="240" w:lineRule="auto"/>
+        <w:ind w:left="720"/>
+      </w:pPr>
+      <w:r>
+        <w:rPr>
+          <w:lang w:val="sw_KE" w:bidi="sw_KE"/>
+        </w:rPr>
+      </w:r>
+      <w:r>
+        <w:rPr>
+          <w:lang w:val="sw_KE" w:bidi="sw_KE"/>
+        </w:rPr>
+        <w:t>Kulingana na muktadha, neno "mwenye furaha" linaweza kutafsiriwa kama "kusifu kwa ushindi" au "kusherehekea kwa kujisifu" au "kiburi."</w:t>
+      </w:r>
+    </w:p>
+    <w:p>
+      <w:pPr/>
+      <w:r>
+        <w:rPr>
+          <w:lang w:val="sw_KE" w:bidi="sw_KE"/>
+        </w:rPr>
+      </w:r>
       <w:r>
         <w:rPr>
           <w:lang w:val="sw_KE" w:bidi="sw_KE"/>
@@ -8349,276 +10115,7 @@
         <w:rPr>
           <w:lang w:val="sw_KE" w:bidi="sw_KE"/>
         </w:rPr>
-        <w:t>fundisha</w:t>
-      </w:r>
-      <w:r>
-        <w:rPr>
-          <w:lang w:val="sw_KE" w:bidi="sw_KE"/>
-        </w:rPr>
-        <w:t>)</w:t>
-      </w:r>
-    </w:p>
-    <w:p>
-      <w:pPr>
-        <w:pStyle w:val="Heading3"/>
-      </w:pPr>
-      <w:r>
-        <w:rPr>
-          <w:lang w:val="sw_KE" w:bidi="sw_KE"/>
-        </w:rPr>
-        <w:t>Marejeleo ya Biblia:</w:t>
-      </w:r>
-    </w:p>
-    <w:p>
-      <w:pPr>
-        <w:pStyle w:val="ListBullet"/>
-        <w:spacing w:line="240" w:lineRule="auto"/>
-        <w:ind w:left="720"/>
-      </w:pPr>
-      <w:r>
-        <w:rPr>
-          <w:lang w:val="sw_KE" w:bidi="sw_KE"/>
-        </w:rPr>
-      </w:r>
-      <w:r>
-        <w:rPr>
-          <w:lang w:val="sw_KE" w:bidi="sw_KE"/>
-        </w:rPr>
-        <w:t>1 Timotheo 1:3</w:t>
-      </w:r>
-    </w:p>
-    <w:p>
-      <w:pPr>
-        <w:pStyle w:val="ListBullet"/>
-        <w:spacing w:line="240" w:lineRule="auto"/>
-        <w:ind w:left="720"/>
-      </w:pPr>
-      <w:r>
-        <w:rPr>
-          <w:lang w:val="sw_KE" w:bidi="sw_KE"/>
-        </w:rPr>
-      </w:r>
-      <w:r>
-        <w:rPr>
-          <w:lang w:val="sw_KE" w:bidi="sw_KE"/>
-        </w:rPr>
-        <w:t>2 Timotheo 3:16–17</w:t>
-      </w:r>
-    </w:p>
-    <w:p>
-      <w:pPr>
-        <w:pStyle w:val="ListBullet"/>
-        <w:spacing w:line="240" w:lineRule="auto"/>
-        <w:ind w:left="720"/>
-      </w:pPr>
-      <w:r>
-        <w:rPr>
-          <w:lang w:val="sw_KE" w:bidi="sw_KE"/>
-        </w:rPr>
-      </w:r>
-      <w:r>
-        <w:rPr>
-          <w:lang w:val="sw_KE" w:bidi="sw_KE"/>
-        </w:rPr>
-        <w:t>Marko 7:6–7</w:t>
-      </w:r>
-    </w:p>
-    <w:p>
-      <w:pPr>
-        <w:pStyle w:val="ListBullet"/>
-        <w:spacing w:line="240" w:lineRule="auto"/>
-        <w:ind w:left="720"/>
-      </w:pPr>
-      <w:r>
-        <w:rPr>
-          <w:lang w:val="sw_KE" w:bidi="sw_KE"/>
-        </w:rPr>
-      </w:r>
-      <w:r>
-        <w:rPr>
-          <w:lang w:val="sw_KE" w:bidi="sw_KE"/>
-        </w:rPr>
-        <w:t>Mathayo 15:7–9</w:t>
-      </w:r>
-    </w:p>
-    <w:p>
-      <w:pPr>
-        <w:pStyle w:val="Heading3"/>
-      </w:pPr>
-      <w:r>
-        <w:rPr>
-          <w:lang w:val="sw_KE" w:bidi="sw_KE"/>
-        </w:rPr>
-        <w:t>Data ya Neno:</w:t>
-      </w:r>
-    </w:p>
-    <w:p>
-      <w:pPr>
-        <w:pStyle w:val="ListBullet"/>
-        <w:spacing w:line="240" w:lineRule="auto"/>
-        <w:ind w:left="720"/>
-      </w:pPr>
-      <w:r>
-        <w:rPr>
-          <w:lang w:val="sw_KE" w:bidi="sw_KE"/>
-        </w:rPr>
-      </w:r>
-      <w:r>
-        <w:rPr>
-          <w:lang w:val="sw_KE" w:bidi="sw_KE"/>
-        </w:rPr>
-        <w:t>Strong's: H3948, G13190, G13220, G20850</w:t>
-      </w:r>
-      <w:r>
-        <w:rPr>
-          <w:lang w:val="sw_KE" w:bidi="sw_KE"/>
-        </w:rPr>
-      </w:r>
-      <w:r>
-        <w:rPr>
-          <w:lang w:val="sw_KE" w:bidi="sw_KE"/>
-        </w:rPr>
-      </w:r>
-    </w:p>
-    <w:p>
-      <w:pPr/>
-      <w:r>
-        <w:rPr>
-          <w:lang w:val="sw_KE" w:bidi="sw_KE"/>
-        </w:rPr>
-      </w:r>
-    </w:p>
-    <w:p>
-      <w:pPr>
-        <w:pStyle w:val="Heading2"/>
-      </w:pPr>
-      <w:r>
-        <w:rPr>
-          <w:lang w:val="sw_KE" w:bidi="sw_KE"/>
-        </w:rPr>
-        <w:t>Fungu la kumi</w:t>
-      </w:r>
-      <w:r>
-        <w:rPr>
-          <w:lang w:val="sw_KE" w:bidi="sw_KE"/>
-        </w:rPr>
-      </w:r>
-    </w:p>
-    <w:p>
-      <w:pPr>
-        <w:pStyle w:val="Heading3"/>
-      </w:pPr>
-      <w:r>
-        <w:rPr>
-          <w:lang w:val="sw_KE" w:bidi="sw_KE"/>
-        </w:rPr>
-        <w:t>Ufafanuzi:</w:t>
-      </w:r>
-    </w:p>
-    <w:p>
-      <w:pPr/>
-      <w:r>
-        <w:rPr>
-          <w:lang w:val="sw_KE" w:bidi="sw_KE"/>
-        </w:rPr>
-      </w:r>
-      <w:r>
-        <w:rPr>
-          <w:lang w:val="sw_KE" w:bidi="sw_KE"/>
-        </w:rPr>
-        <w:t>Maneno "fungu la kumi" na "zaka" yanarejelea "asilimia kumi" au "sehemu moja kati ya kumi" ya pesa, mazao, mifugo, au mali nyingine, ambayo hutolewa kwa Mungu.</w:t>
-      </w:r>
-    </w:p>
-    <w:p>
-      <w:pPr>
-        <w:pStyle w:val="ListBullet"/>
-        <w:spacing w:line="240" w:lineRule="auto"/>
-        <w:ind w:left="720"/>
-      </w:pPr>
-      <w:r>
-        <w:rPr>
-          <w:lang w:val="sw_KE" w:bidi="sw_KE"/>
-        </w:rPr>
-      </w:r>
-      <w:r>
-        <w:rPr>
-          <w:lang w:val="sw_KE" w:bidi="sw_KE"/>
-        </w:rPr>
-        <w:t>Kwenye Agano la Kale, Mungu aliwaagiza Waisraeli kuweka kando sehemu ya kumi ya mali zao kama sadaka ya shukrani kwake.</w:t>
-      </w:r>
-    </w:p>
-    <w:p>
-      <w:pPr>
-        <w:pStyle w:val="ListBullet"/>
-        <w:spacing w:line="240" w:lineRule="auto"/>
-        <w:ind w:left="720"/>
-      </w:pPr>
-      <w:r>
-        <w:rPr>
-          <w:lang w:val="sw_KE" w:bidi="sw_KE"/>
-        </w:rPr>
-      </w:r>
-      <w:r>
-        <w:rPr>
-          <w:lang w:val="sw_KE" w:bidi="sw_KE"/>
-        </w:rPr>
-        <w:t>Dhabihu hili lilitumika kusaidia kabila la Walawi wa Israeli ambao waliwahudumia Waisraeli kama makuhani na watunzaji wa hema na baadaye, hekalu.</w:t>
-      </w:r>
-    </w:p>
-    <w:p>
-      <w:pPr>
-        <w:pStyle w:val="ListBullet"/>
-        <w:spacing w:line="240" w:lineRule="auto"/>
-        <w:ind w:left="720"/>
-      </w:pPr>
-      <w:r>
-        <w:rPr>
-          <w:lang w:val="sw_KE" w:bidi="sw_KE"/>
-        </w:rPr>
-      </w:r>
-      <w:r>
-        <w:rPr>
-          <w:lang w:val="sw_KE" w:bidi="sw_KE"/>
-        </w:rPr>
-        <w:t>Kwenye Agano Jipya, Mungu hahitaji kutoa fungu la kumi, bali anawaagiza waumini kusaidia kwa ukarimu na furaha watu wenye uhitaji na kuunga mkono kazi ya huduma ya Kikristo.</w:t>
-      </w:r>
-    </w:p>
-    <w:p>
-      <w:pPr>
-        <w:pStyle w:val="ListBullet"/>
-        <w:spacing w:line="240" w:lineRule="auto"/>
-        <w:ind w:left="720"/>
-      </w:pPr>
-      <w:r>
-        <w:rPr>
-          <w:lang w:val="sw_KE" w:bidi="sw_KE"/>
-        </w:rPr>
-      </w:r>
-      <w:r>
-        <w:rPr>
-          <w:lang w:val="sw_KE" w:bidi="sw_KE"/>
-        </w:rPr>
-        <w:t>Hii inaweza pia kutafsiriwa kama "moja ya kumi" au "moja kati ya kumi."</w:t>
-      </w:r>
-    </w:p>
-    <w:p>
-      <w:pPr/>
-      <w:r>
-        <w:rPr>
-          <w:lang w:val="sw_KE" w:bidi="sw_KE"/>
-        </w:rPr>
-      </w:r>
-      <w:r>
-        <w:rPr>
-          <w:lang w:val="sw_KE" w:bidi="sw_KE"/>
-        </w:rPr>
-        <w:t xml:space="preserve">(Tazama pia: </w:t>
-      </w:r>
-      <w:r>
-        <w:rPr>
-          <w:lang w:val="sw_KE" w:bidi="sw_KE"/>
-        </w:rPr>
-        <w:t>amini</w:t>
+        <w:t>mwenye kiburi</w:t>
       </w:r>
       <w:r>
         <w:rPr>
@@ -8630,7 +10127,7 @@
         <w:rPr>
           <w:lang w:val="sw_KE" w:bidi="sw_KE"/>
         </w:rPr>
-        <w:t>Mwisraeli</w:t>
+        <w:t>furaha</w:t>
       </w:r>
       <w:r>
         <w:rPr>
@@ -8642,1594 +10139,13 @@
         <w:rPr>
           <w:lang w:val="sw_KE" w:bidi="sw_KE"/>
         </w:rPr>
-        <w:t>Mlawi</w:t>
-      </w:r>
-      <w:r>
-        <w:rPr>
-          <w:lang w:val="sw_KE" w:bidi="sw_KE"/>
-        </w:rPr>
-        <w:t xml:space="preserve">, </w:t>
-      </w:r>
-      <w:r>
-        <w:rPr>
-          <w:lang w:val="sw_KE" w:bidi="sw_KE"/>
-        </w:rPr>
-        <w:t>mifugo</w:t>
-      </w:r>
-      <w:r>
-        <w:rPr>
-          <w:lang w:val="sw_KE" w:bidi="sw_KE"/>
-        </w:rPr>
-        <w:t xml:space="preserve">, </w:t>
-      </w:r>
-      <w:r>
-        <w:rPr>
-          <w:lang w:val="sw_KE" w:bidi="sw_KE"/>
-        </w:rPr>
-        <w:t>Melkizedeki</w:t>
-      </w:r>
-      <w:r>
-        <w:rPr>
-          <w:lang w:val="sw_KE" w:bidi="sw_KE"/>
-        </w:rPr>
-        <w:t xml:space="preserve">, </w:t>
-      </w:r>
-      <w:r>
-        <w:rPr>
-          <w:lang w:val="sw_KE" w:bidi="sw_KE"/>
-        </w:rPr>
-        <w:t>waziri</w:t>
-      </w:r>
-      <w:r>
-        <w:rPr>
-          <w:lang w:val="sw_KE" w:bidi="sw_KE"/>
-        </w:rPr>
-        <w:t xml:space="preserve">, </w:t>
-      </w:r>
-      <w:r>
-        <w:rPr>
-          <w:lang w:val="sw_KE" w:bidi="sw_KE"/>
-        </w:rPr>
-        <w:t>dhabihu</w:t>
-      </w:r>
-      <w:r>
-        <w:rPr>
-          <w:lang w:val="sw_KE" w:bidi="sw_KE"/>
-        </w:rPr>
-        <w:t xml:space="preserve">, </w:t>
-      </w:r>
-      <w:r>
-        <w:rPr>
-          <w:lang w:val="sw_KE" w:bidi="sw_KE"/>
-        </w:rPr>
-        <w:t>hema</w:t>
-      </w:r>
-      <w:r>
-        <w:rPr>
-          <w:lang w:val="sw_KE" w:bidi="sw_KE"/>
-        </w:rPr>
-        <w:t xml:space="preserve">, </w:t>
-      </w:r>
-      <w:r>
-        <w:rPr>
-          <w:lang w:val="sw_KE" w:bidi="sw_KE"/>
-        </w:rPr>
-        <w:t>hekalu</w:t>
-      </w:r>
-      <w:r>
-        <w:rPr>
-          <w:lang w:val="sw_KE" w:bidi="sw_KE"/>
-        </w:rPr>
-        <w:t>)</w:t>
-      </w:r>
-    </w:p>
-    <w:p>
-      <w:pPr>
-        <w:pStyle w:val="Heading3"/>
-      </w:pPr>
-      <w:r>
-        <w:rPr>
-          <w:lang w:val="sw_KE" w:bidi="sw_KE"/>
-        </w:rPr>
-        <w:t>Marejeleo ya Biblia:</w:t>
-      </w:r>
-    </w:p>
-    <w:p>
-      <w:pPr>
-        <w:pStyle w:val="ListBullet"/>
-        <w:spacing w:line="240" w:lineRule="auto"/>
-        <w:ind w:left="720"/>
-      </w:pPr>
-      <w:r>
-        <w:rPr>
-          <w:lang w:val="sw_KE" w:bidi="sw_KE"/>
-        </w:rPr>
-      </w:r>
-      <w:r>
-        <w:rPr>
-          <w:lang w:val="sw_KE" w:bidi="sw_KE"/>
-        </w:rPr>
-        <w:t>Mwanzo 14:19–20</w:t>
-      </w:r>
-    </w:p>
-    <w:p>
-      <w:pPr>
-        <w:pStyle w:val="ListBullet"/>
-        <w:spacing w:line="240" w:lineRule="auto"/>
-        <w:ind w:left="720"/>
-      </w:pPr>
-      <w:r>
-        <w:rPr>
-          <w:lang w:val="sw_KE" w:bidi="sw_KE"/>
-        </w:rPr>
-      </w:r>
-      <w:r>
-        <w:rPr>
-          <w:lang w:val="sw_KE" w:bidi="sw_KE"/>
-        </w:rPr>
-        <w:t>Mwanzo 28:20–22</w:t>
-      </w:r>
-    </w:p>
-    <w:p>
-      <w:pPr>
-        <w:pStyle w:val="ListBullet"/>
-        <w:spacing w:line="240" w:lineRule="auto"/>
-        <w:ind w:left="720"/>
-      </w:pPr>
-      <w:r>
-        <w:rPr>
-          <w:lang w:val="sw_KE" w:bidi="sw_KE"/>
-        </w:rPr>
-      </w:r>
-      <w:r>
-        <w:rPr>
-          <w:lang w:val="sw_KE" w:bidi="sw_KE"/>
-        </w:rPr>
-        <w:t>Waebrania 7:4–6</w:t>
-      </w:r>
-    </w:p>
-    <w:p>
-      <w:pPr>
-        <w:pStyle w:val="ListBullet"/>
-        <w:spacing w:line="240" w:lineRule="auto"/>
-        <w:ind w:left="720"/>
-      </w:pPr>
-      <w:r>
-        <w:rPr>
-          <w:lang w:val="sw_KE" w:bidi="sw_KE"/>
-        </w:rPr>
-      </w:r>
-      <w:r>
-        <w:rPr>
-          <w:lang w:val="sw_KE" w:bidi="sw_KE"/>
-        </w:rPr>
-        <w:t>Isaya 6:13</w:t>
-      </w:r>
-    </w:p>
-    <w:p>
-      <w:pPr>
-        <w:pStyle w:val="ListBullet"/>
-        <w:spacing w:line="240" w:lineRule="auto"/>
-        <w:ind w:left="720"/>
-      </w:pPr>
-      <w:r>
-        <w:rPr>
-          <w:lang w:val="sw_KE" w:bidi="sw_KE"/>
-        </w:rPr>
-      </w:r>
-      <w:r>
-        <w:rPr>
-          <w:lang w:val="sw_KE" w:bidi="sw_KE"/>
-        </w:rPr>
-        <w:t>Luka 11:42</w:t>
-      </w:r>
-    </w:p>
-    <w:p>
-      <w:pPr>
-        <w:pStyle w:val="ListBullet"/>
-        <w:spacing w:line="240" w:lineRule="auto"/>
-        <w:ind w:left="720"/>
-      </w:pPr>
-      <w:r>
-        <w:rPr>
-          <w:lang w:val="sw_KE" w:bidi="sw_KE"/>
-        </w:rPr>
-      </w:r>
-      <w:r>
-        <w:rPr>
-          <w:lang w:val="sw_KE" w:bidi="sw_KE"/>
-        </w:rPr>
-        <w:t>Luka 18:11–12</w:t>
-      </w:r>
-    </w:p>
-    <w:p>
-      <w:pPr>
-        <w:pStyle w:val="ListBullet"/>
-        <w:spacing w:line="240" w:lineRule="auto"/>
-        <w:ind w:left="720"/>
-      </w:pPr>
-      <w:r>
-        <w:rPr>
-          <w:lang w:val="sw_KE" w:bidi="sw_KE"/>
-        </w:rPr>
-      </w:r>
-      <w:r>
-        <w:rPr>
-          <w:lang w:val="sw_KE" w:bidi="sw_KE"/>
-        </w:rPr>
-        <w:t>Mathayo 23:23–24</w:t>
-      </w:r>
-    </w:p>
-    <w:p>
-      <w:pPr>
-        <w:pStyle w:val="Heading3"/>
-      </w:pPr>
-      <w:r>
-        <w:rPr>
-          <w:lang w:val="sw_KE" w:bidi="sw_KE"/>
-        </w:rPr>
-        <w:t>Data ya Neno:</w:t>
-      </w:r>
-    </w:p>
-    <w:p>
-      <w:pPr>
-        <w:pStyle w:val="ListBullet"/>
-        <w:spacing w:line="240" w:lineRule="auto"/>
-        <w:ind w:left="720"/>
-      </w:pPr>
-      <w:r>
-        <w:rPr>
-          <w:lang w:val="sw_KE" w:bidi="sw_KE"/>
-        </w:rPr>
-      </w:r>
-      <w:r>
-        <w:rPr>
-          <w:lang w:val="sw_KE" w:bidi="sw_KE"/>
-        </w:rPr>
-        <w:t>Strong's: H4643, H6237, H6241, G05860, G11810, G11830</w:t>
-      </w:r>
-      <w:r>
-        <w:rPr>
-          <w:lang w:val="sw_KE" w:bidi="sw_KE"/>
-        </w:rPr>
-      </w:r>
-      <w:r>
-        <w:rPr>
-          <w:lang w:val="sw_KE" w:bidi="sw_KE"/>
-        </w:rPr>
-      </w:r>
-    </w:p>
-    <w:p>
-      <w:pPr/>
-      <w:r>
-        <w:rPr>
-          <w:lang w:val="sw_KE" w:bidi="sw_KE"/>
-        </w:rPr>
-      </w:r>
-    </w:p>
-    <w:p>
-      <w:pPr>
-        <w:pStyle w:val="Heading2"/>
-      </w:pPr>
-      <w:r>
-        <w:rPr>
-          <w:lang w:val="sw_KE" w:bidi="sw_KE"/>
-        </w:rPr>
-        <w:t>Furaha</w:t>
-      </w:r>
-      <w:r>
-        <w:rPr>
-          <w:lang w:val="sw_KE" w:bidi="sw_KE"/>
-        </w:rPr>
-      </w:r>
-    </w:p>
-    <w:p>
-      <w:pPr>
-        <w:pStyle w:val="Heading3"/>
-      </w:pPr>
-      <w:r>
-        <w:rPr>
-          <w:lang w:val="sw_KE" w:bidi="sw_KE"/>
-        </w:rPr>
-        <w:t>Ufafanuzi:</w:t>
-      </w:r>
-    </w:p>
-    <w:p>
-      <w:pPr/>
-      <w:r>
-        <w:rPr>
-          <w:lang w:val="sw_KE" w:bidi="sw_KE"/>
-        </w:rPr>
-      </w:r>
-      <w:r>
-        <w:rPr>
-          <w:lang w:val="sw_KE" w:bidi="sw_KE"/>
-        </w:rPr>
-        <w:t>Neno "furaha" linamaanisha raha tele au furaha kubwa.</w:t>
-      </w:r>
-    </w:p>
-    <w:p>
-      <w:pPr>
-        <w:pStyle w:val="ListBullet"/>
-        <w:spacing w:line="240" w:lineRule="auto"/>
-        <w:ind w:left="720"/>
-      </w:pPr>
-      <w:r>
-        <w:rPr>
-          <w:lang w:val="sw_KE" w:bidi="sw_KE"/>
-        </w:rPr>
-      </w:r>
-      <w:r>
-        <w:rPr>
-          <w:lang w:val="sw_KE" w:bidi="sw_KE"/>
-        </w:rPr>
-        <w:t>Kufurahia kitu inamaanisha "kuchukua furaha katika" au "kufurahia" au "kuwa na furaha kuhusu" kitu hicho. Ikiwa mtu "anapendezwa na" kitu, inamaanisha kwamba anakifurahia sana.</w:t>
-      </w:r>
-    </w:p>
-    <w:p>
-      <w:pPr>
-        <w:pStyle w:val="ListBullet"/>
-        <w:spacing w:line="240" w:lineRule="auto"/>
-        <w:ind w:left="720"/>
-      </w:pPr>
-      <w:r>
-        <w:rPr>
-          <w:lang w:val="sw_KE" w:bidi="sw_KE"/>
-        </w:rPr>
-      </w:r>
-      <w:r>
-        <w:rPr>
-          <w:lang w:val="sw_KE" w:bidi="sw_KE"/>
-        </w:rPr>
-        <w:t>Wakati kitu ni cha kupendeza sana au kinachofurahisha kinaitwa "cha kupendeza."</w:t>
-      </w:r>
-    </w:p>
-    <w:p>
-      <w:pPr>
-        <w:pStyle w:val="ListBullet"/>
-        <w:spacing w:line="240" w:lineRule="auto"/>
-        <w:ind w:left="720"/>
-      </w:pPr>
-      <w:r>
-        <w:rPr>
-          <w:lang w:val="sw_KE" w:bidi="sw_KE"/>
-        </w:rPr>
-      </w:r>
-      <w:r>
-        <w:rPr>
-          <w:lang w:val="sw_KE" w:bidi="sw_KE"/>
-        </w:rPr>
-        <w:t>Usemi "furaha yangu iko katika sheria ya Bwana" unaweza kutafsiriwa kama "sheria ya Bwana inanipa furaha kubwa" au "napenda kutii sheria za Bwana" au "nina furaha ninapofuata amri za Bwana."</w:t>
-      </w:r>
-    </w:p>
-    <w:p>
-      <w:pPr>
-        <w:pStyle w:val="ListBullet"/>
-        <w:spacing w:line="240" w:lineRule="auto"/>
-        <w:ind w:left="720"/>
-      </w:pPr>
-      <w:r>
-        <w:rPr>
-          <w:lang w:val="sw_KE" w:bidi="sw_KE"/>
-        </w:rPr>
-      </w:r>
-      <w:r>
-        <w:rPr>
-          <w:lang w:val="sw_KE" w:bidi="sw_KE"/>
-        </w:rPr>
-        <w:t>Maneno "kutopendezwa na" na "kutokuwa na furaha na" yanaweza kutafsiriwa kama "kutofurahishwa kabisa na" au "kutokuwa na furaha kuhusu."</w:t>
-      </w:r>
-    </w:p>
-    <w:p>
-      <w:pPr>
-        <w:pStyle w:val="ListBullet"/>
-        <w:spacing w:line="240" w:lineRule="auto"/>
-        <w:ind w:left="720"/>
-      </w:pPr>
-      <w:r>
-        <w:rPr>
-          <w:lang w:val="sw_KE" w:bidi="sw_KE"/>
-        </w:rPr>
-      </w:r>
-      <w:r>
-        <w:rPr>
-          <w:lang w:val="sw_KE" w:bidi="sw_KE"/>
-        </w:rPr>
-        <w:t>Maneno "kufurahia ndani ya" yanamaanisha "anapenda kufanya" kitu au "anafurahia sana" kitu au mtu.</w:t>
-      </w:r>
-    </w:p>
-    <w:p>
-      <w:pPr>
-        <w:pStyle w:val="ListBullet"/>
-        <w:spacing w:line="240" w:lineRule="auto"/>
-        <w:ind w:left="720"/>
-      </w:pPr>
-      <w:r>
-        <w:rPr>
-          <w:lang w:val="sw_KE" w:bidi="sw_KE"/>
-        </w:rPr>
-      </w:r>
-      <w:r>
-        <w:rPr>
-          <w:lang w:val="sw_KE" w:bidi="sw_KE"/>
-        </w:rPr>
-        <w:t>Neno "furaha" linamaanisha vitu ambavyo mtu anafurahia. Hii inaweza kutafsiriwa kama "raha" au "vitu vinavyotoa furaha."</w:t>
-      </w:r>
-    </w:p>
-    <w:p>
-      <w:pPr>
-        <w:pStyle w:val="ListBullet"/>
-        <w:spacing w:line="240" w:lineRule="auto"/>
-        <w:ind w:left="720"/>
-      </w:pPr>
-      <w:r>
-        <w:rPr>
-          <w:lang w:val="sw_KE" w:bidi="sw_KE"/>
-        </w:rPr>
-      </w:r>
-      <w:r>
-        <w:rPr>
-          <w:lang w:val="sw_KE" w:bidi="sw_KE"/>
-        </w:rPr>
-        <w:t>Maneno kama “Ninafurahia kufanya mapenzi yako” yanaweza pia kutafsiriwa kama “Ninapenda kufanya mapenzi yako” au “Nina furaha sana ninapokutii.”</w:t>
-      </w:r>
-    </w:p>
-    <w:p>
-      <w:pPr>
-        <w:pStyle w:val="Heading3"/>
-      </w:pPr>
-      <w:r>
-        <w:rPr>
-          <w:lang w:val="sw_KE" w:bidi="sw_KE"/>
-        </w:rPr>
-        <w:t>Marejeleo ya Biblia:</w:t>
-      </w:r>
-    </w:p>
-    <w:p>
-      <w:pPr>
-        <w:pStyle w:val="ListBullet"/>
-        <w:spacing w:line="240" w:lineRule="auto"/>
-        <w:ind w:left="720"/>
-      </w:pPr>
-      <w:r>
-        <w:rPr>
-          <w:lang w:val="sw_KE" w:bidi="sw_KE"/>
-        </w:rPr>
-      </w:r>
-      <w:r>
-        <w:rPr>
-          <w:lang w:val="sw_KE" w:bidi="sw_KE"/>
-        </w:rPr>
-        <w:t>Methali 8:30</w:t>
-      </w:r>
-    </w:p>
-    <w:p>
-      <w:pPr>
-        <w:pStyle w:val="ListBullet"/>
-        <w:spacing w:line="240" w:lineRule="auto"/>
-        <w:ind w:left="720"/>
-      </w:pPr>
-      <w:r>
-        <w:rPr>
-          <w:lang w:val="sw_KE" w:bidi="sw_KE"/>
-        </w:rPr>
-      </w:r>
-      <w:r>
-        <w:rPr>
-          <w:lang w:val="sw_KE" w:bidi="sw_KE"/>
-        </w:rPr>
-        <w:t>Zaburi 1:2</w:t>
-      </w:r>
-    </w:p>
-    <w:p>
-      <w:pPr>
-        <w:pStyle w:val="ListBullet"/>
-        <w:spacing w:line="240" w:lineRule="auto"/>
-        <w:ind w:left="720"/>
-      </w:pPr>
-      <w:r>
-        <w:rPr>
-          <w:lang w:val="sw_KE" w:bidi="sw_KE"/>
-        </w:rPr>
-      </w:r>
-      <w:r>
-        <w:rPr>
-          <w:lang w:val="sw_KE" w:bidi="sw_KE"/>
-        </w:rPr>
-        <w:t>Zaburi 119:69–70</w:t>
-      </w:r>
-    </w:p>
-    <w:p>
-      <w:pPr>
-        <w:pStyle w:val="ListBullet"/>
-        <w:spacing w:line="240" w:lineRule="auto"/>
-        <w:ind w:left="720"/>
-      </w:pPr>
-      <w:r>
-        <w:rPr>
-          <w:lang w:val="sw_KE" w:bidi="sw_KE"/>
-        </w:rPr>
-      </w:r>
-      <w:r>
-        <w:rPr>
-          <w:lang w:val="sw_KE" w:bidi="sw_KE"/>
-        </w:rPr>
-        <w:t>Wimbo Ulio Bora</w:t>
-      </w:r>
-      <w:r>
-        <w:rPr>
-          <w:lang w:val="sw_KE" w:bidi="sw_KE"/>
-        </w:rPr>
-        <w:t xml:space="preserve"> 1:3</w:t>
-      </w:r>
-    </w:p>
-    <w:p>
-      <w:pPr>
-        <w:pStyle w:val="Heading3"/>
-      </w:pPr>
-      <w:r>
-        <w:rPr>
-          <w:lang w:val="sw_KE" w:bidi="sw_KE"/>
-        </w:rPr>
-        <w:t>Data ya Neno:</w:t>
-      </w:r>
-    </w:p>
-    <w:p>
-      <w:pPr>
-        <w:pStyle w:val="ListBullet"/>
-        <w:spacing w:line="240" w:lineRule="auto"/>
-        <w:ind w:left="720"/>
-      </w:pPr>
-      <w:r>
-        <w:rPr>
-          <w:lang w:val="sw_KE" w:bidi="sw_KE"/>
-        </w:rPr>
-      </w:r>
-      <w:r>
-        <w:rPr>
-          <w:lang w:val="sw_KE" w:bidi="sw_KE"/>
-        </w:rPr>
-        <w:t>Strong's: H1523, H2530, H2531, H2532, H2654, H2655, H2656, H2836, H4574, H5276, H5727, H5730, H6026, H6027, H7306, H7381, H7521, H7522, H8057, H8173, H8191, H8588, H8597</w:t>
-      </w:r>
-      <w:r>
-        <w:rPr>
-          <w:lang w:val="sw_KE" w:bidi="sw_KE"/>
-        </w:rPr>
-      </w:r>
-      <w:r>
-        <w:rPr>
-          <w:lang w:val="sw_KE" w:bidi="sw_KE"/>
-        </w:rPr>
-      </w:r>
-    </w:p>
-    <w:p>
-      <w:pPr/>
-      <w:r>
-        <w:rPr>
-          <w:lang w:val="sw_KE" w:bidi="sw_KE"/>
-        </w:rPr>
-      </w:r>
-    </w:p>
-    <w:p>
-      <w:pPr>
-        <w:pStyle w:val="Heading2"/>
-      </w:pPr>
-      <w:r>
-        <w:rPr>
-          <w:lang w:val="sw_KE" w:bidi="sw_KE"/>
-        </w:rPr>
-        <w:t>Furaha</w:t>
-      </w:r>
-      <w:r>
-        <w:rPr>
-          <w:lang w:val="sw_KE" w:bidi="sw_KE"/>
-        </w:rPr>
-      </w:r>
-    </w:p>
-    <w:p>
-      <w:pPr>
-        <w:pStyle w:val="Heading3"/>
-      </w:pPr>
-      <w:r>
-        <w:rPr>
-          <w:lang w:val="sw_KE" w:bidi="sw_KE"/>
-        </w:rPr>
-        <w:t>Ufafanuzi:</w:t>
-      </w:r>
-    </w:p>
-    <w:p>
-      <w:pPr>
-        <w:pStyle w:val="Heading4"/>
-      </w:pPr>
-      <w:r>
-        <w:rPr>
-          <w:lang w:val="sw_KE" w:bidi="sw_KE"/>
-        </w:rPr>
-        <w:t>furaha</w:t>
-      </w:r>
-    </w:p>
-    <w:p>
-      <w:pPr/>
-      <w:r>
-        <w:rPr>
-          <w:lang w:val="sw_KE" w:bidi="sw_KE"/>
-        </w:rPr>
-      </w:r>
-      <w:r>
-        <w:rPr>
-          <w:lang w:val="sw_KE" w:bidi="sw_KE"/>
-        </w:rPr>
-        <w:t>Neno "furaha" linamaanisha hisia ya kufurahia au kuridhika kwa kina. Neno linalohusiana "wenye furaha" linaelezea mtu anayejisikia furaha sana na amejaa furaha ya kina.</w:t>
-      </w:r>
-    </w:p>
-    <w:p>
-      <w:pPr>
-        <w:pStyle w:val="ListBullet"/>
-        <w:spacing w:line="240" w:lineRule="auto"/>
-        <w:ind w:left="720"/>
-      </w:pPr>
-      <w:r>
-        <w:rPr>
-          <w:lang w:val="sw_KE" w:bidi="sw_KE"/>
-        </w:rPr>
-      </w:r>
-      <w:r>
-        <w:rPr>
-          <w:lang w:val="sw_KE" w:bidi="sw_KE"/>
-        </w:rPr>
-        <w:t>Mtu anahisi furaha anapokuwa na hisia ya kina kwamba kile anachokipitia ni kizuri sana.</w:t>
-      </w:r>
-    </w:p>
-    <w:p>
-      <w:pPr>
-        <w:pStyle w:val="ListBullet"/>
-        <w:spacing w:line="240" w:lineRule="auto"/>
-        <w:ind w:left="720"/>
-      </w:pPr>
-      <w:r>
-        <w:rPr>
-          <w:lang w:val="sw_KE" w:bidi="sw_KE"/>
-        </w:rPr>
-      </w:r>
-      <w:r>
-        <w:rPr>
-          <w:lang w:val="sw_KE" w:bidi="sw_KE"/>
-        </w:rPr>
-        <w:t>Mungu ndiye anayewapa watu furaha ya kweli.</w:t>
-      </w:r>
-    </w:p>
-    <w:p>
-      <w:pPr>
-        <w:pStyle w:val="ListBullet"/>
-        <w:spacing w:line="240" w:lineRule="auto"/>
-        <w:ind w:left="720"/>
-      </w:pPr>
-      <w:r>
-        <w:rPr>
-          <w:lang w:val="sw_KE" w:bidi="sw_KE"/>
-        </w:rPr>
-      </w:r>
-      <w:r>
-        <w:rPr>
-          <w:lang w:val="sw_KE" w:bidi="sw_KE"/>
-        </w:rPr>
-        <w:t>Kuwa na furaha hakutegemei hali nzuri. Mungu anaweza kuwapa watu furaha hata wakati mambo magumu sana yanapotokea katika maisha yao.</w:t>
-      </w:r>
-    </w:p>
-    <w:p>
-      <w:pPr>
-        <w:pStyle w:val="ListBullet"/>
-        <w:spacing w:line="240" w:lineRule="auto"/>
-        <w:ind w:left="720"/>
-      </w:pPr>
-      <w:r>
-        <w:rPr>
-          <w:lang w:val="sw_KE" w:bidi="sw_KE"/>
-        </w:rPr>
-      </w:r>
-      <w:r>
-        <w:rPr>
-          <w:lang w:val="sw_KE" w:bidi="sw_KE"/>
-        </w:rPr>
-        <w:t>Wakati mwingine maeneo yanaelezewa kama yenye furaha, kama vile nyumba au miji. Hii inamaanisha kuwa watu wanaoishi hapo wana furaha.</w:t>
-      </w:r>
-    </w:p>
-    <w:p>
-      <w:pPr>
-        <w:pStyle w:val="Heading4"/>
-      </w:pPr>
-      <w:r>
-        <w:rPr>
-          <w:lang w:val="sw_KE" w:bidi="sw_KE"/>
-        </w:rPr>
-        <w:t>furahia</w:t>
-      </w:r>
-    </w:p>
-    <w:p>
-      <w:pPr/>
-      <w:r>
-        <w:rPr>
-          <w:lang w:val="sw_KE" w:bidi="sw_KE"/>
-        </w:rPr>
-      </w:r>
-      <w:r>
-        <w:rPr>
-          <w:lang w:val="sw_KE" w:bidi="sw_KE"/>
-        </w:rPr>
-        <w:t>Neno "furahia" linamaanisha kuwa na furaha na shangwe tele.</w:t>
-      </w:r>
-    </w:p>
-    <w:p>
-      <w:pPr>
-        <w:pStyle w:val="ListBullet"/>
-        <w:spacing w:line="240" w:lineRule="auto"/>
-        <w:ind w:left="720"/>
-      </w:pPr>
-      <w:r>
-        <w:rPr>
-          <w:lang w:val="sw_KE" w:bidi="sw_KE"/>
-        </w:rPr>
-      </w:r>
-      <w:r>
-        <w:rPr>
-          <w:lang w:val="sw_KE" w:bidi="sw_KE"/>
-        </w:rPr>
-        <w:t>Neno hili mara nyingi linarejelea kuwa na furaha sana kuhusu mambo mazuri ambayo Mungu amefanya.</w:t>
-      </w:r>
-    </w:p>
-    <w:p>
-      <w:pPr>
-        <w:pStyle w:val="ListBullet"/>
-        <w:spacing w:line="240" w:lineRule="auto"/>
-        <w:ind w:left="720"/>
-      </w:pPr>
-      <w:r>
-        <w:rPr>
-          <w:lang w:val="sw_KE" w:bidi="sw_KE"/>
-        </w:rPr>
-      </w:r>
-      <w:r>
-        <w:rPr>
-          <w:lang w:val="sw_KE" w:bidi="sw_KE"/>
-        </w:rPr>
-        <w:t>Inaweza kutafsiriwa kama "kuwa na furaha sana" au "kuwa na furaha kubwa" au "kuwa na furaha tele."</w:t>
-      </w:r>
-    </w:p>
-    <w:p>
-      <w:pPr>
-        <w:pStyle w:val="ListBullet"/>
-        <w:spacing w:line="240" w:lineRule="auto"/>
-        <w:ind w:left="720"/>
-      </w:pPr>
-      <w:r>
-        <w:rPr>
-          <w:lang w:val="sw_KE" w:bidi="sw_KE"/>
-        </w:rPr>
-      </w:r>
-      <w:r>
-        <w:rPr>
-          <w:lang w:val="sw_KE" w:bidi="sw_KE"/>
-        </w:rPr>
-        <w:t>Wakati Mariamu alisema “nafsi yangu inafurahi katika Mungu Mwokozi wangu,” alimaanisha “Mungu Mwokozi wangu amenifanya niwe na furaha sana” au “Ninajisikia furaha sana kwa sababu ya kile Mungu Mwokozi wangu amenitendea.”</w:t>
-      </w:r>
-    </w:p>
-    <w:p>
-      <w:pPr>
-        <w:pStyle w:val="Heading3"/>
-      </w:pPr>
-      <w:r>
-        <w:rPr>
-          <w:lang w:val="sw_KE" w:bidi="sw_KE"/>
-        </w:rPr>
-        <w:t>Mapendekezo ya Tafsiri:</w:t>
-      </w:r>
-    </w:p>
-    <w:p>
-      <w:pPr>
-        <w:pStyle w:val="ListBullet"/>
-        <w:spacing w:line="240" w:lineRule="auto"/>
-        <w:ind w:left="720"/>
-      </w:pPr>
-      <w:r>
-        <w:rPr>
-          <w:lang w:val="sw_KE" w:bidi="sw_KE"/>
-        </w:rPr>
-      </w:r>
-      <w:r>
-        <w:rPr>
-          <w:lang w:val="sw_KE" w:bidi="sw_KE"/>
-        </w:rPr>
-        <w:t>Neno "furaha" linaweza pia kutafsiriwa kama "kufurahi" au "raha" au "furaha tele."</w:t>
-      </w:r>
-    </w:p>
-    <w:p>
-      <w:pPr>
-        <w:pStyle w:val="ListBullet"/>
-        <w:spacing w:line="240" w:lineRule="auto"/>
-        <w:ind w:left="720"/>
-      </w:pPr>
-      <w:r>
-        <w:rPr>
-          <w:lang w:val="sw_KE" w:bidi="sw_KE"/>
-        </w:rPr>
-      </w:r>
-      <w:r>
-        <w:rPr>
-          <w:lang w:val="sw_KE" w:bidi="sw_KE"/>
-        </w:rPr>
-        <w:t>Maneno, "kuwa na furaha" yanaweza kutafsiriwa kama "furahia" au "kuwa na furaha sana" au yanaweza kutafsiriwa "kuwa na furaha sana katika wema wa Mungu."</w:t>
-      </w:r>
-    </w:p>
-    <w:p>
-      <w:pPr>
-        <w:pStyle w:val="ListBullet"/>
-        <w:spacing w:line="240" w:lineRule="auto"/>
-        <w:ind w:left="720"/>
-      </w:pPr>
-      <w:r>
-        <w:rPr>
-          <w:lang w:val="sw_KE" w:bidi="sw_KE"/>
-        </w:rPr>
-      </w:r>
-      <w:r>
-        <w:rPr>
-          <w:lang w:val="sw_KE" w:bidi="sw_KE"/>
-        </w:rPr>
-        <w:t>Mtu mwenye furaha anaweza kuelezewa kama "mwenye furaha sana" au "aliyefurahi" au "aliyefurahi sana."</w:t>
-      </w:r>
-    </w:p>
-    <w:p>
-      <w:pPr>
-        <w:pStyle w:val="ListBullet"/>
-        <w:spacing w:line="240" w:lineRule="auto"/>
-        <w:ind w:left="720"/>
-      </w:pPr>
-      <w:r>
-        <w:rPr>
-          <w:lang w:val="sw_KE" w:bidi="sw_KE"/>
-        </w:rPr>
-      </w:r>
-      <w:r>
-        <w:rPr>
-          <w:lang w:val="sw_KE" w:bidi="sw_KE"/>
-        </w:rPr>
-        <w:t>Fungu kama "toa sauti ya furaha" linaweza kutafsiriwa kama "piga kelele kwa njia inayoonyesha kuwa una furaha sana."</w:t>
-      </w:r>
-    </w:p>
-    <w:p>
-      <w:pPr>
-        <w:pStyle w:val="ListBullet"/>
-        <w:spacing w:line="240" w:lineRule="auto"/>
-        <w:ind w:left="720"/>
-      </w:pPr>
-      <w:r>
-        <w:rPr>
-          <w:lang w:val="sw_KE" w:bidi="sw_KE"/>
-        </w:rPr>
-      </w:r>
-      <w:r>
-        <w:rPr>
-          <w:lang w:val="sw_KE" w:bidi="sw_KE"/>
-        </w:rPr>
-        <w:t>Mji wa furaha au nyumba ya furaha inaweza kutafsiriwa kama "mji ambapo watu wenye furaha wanaishi" au "nyumba iliyojaa watu wenye furaha" au "mji ambao watu wake wana furaha sana." (Tazama: metonymy)</w:t>
-      </w:r>
-    </w:p>
-    <w:p>
-      <w:pPr>
-        <w:pStyle w:val="Heading3"/>
-      </w:pPr>
-      <w:r>
-        <w:rPr>
-          <w:lang w:val="sw_KE" w:bidi="sw_KE"/>
-        </w:rPr>
-        <w:t>Marejeleo ya Biblia:</w:t>
-      </w:r>
-    </w:p>
-    <w:p>
-      <w:pPr>
-        <w:pStyle w:val="ListBullet"/>
-        <w:spacing w:line="240" w:lineRule="auto"/>
-        <w:ind w:left="720"/>
-      </w:pPr>
-      <w:r>
-        <w:rPr>
-          <w:lang w:val="sw_KE" w:bidi="sw_KE"/>
-        </w:rPr>
-      </w:r>
-      <w:r>
-        <w:rPr>
-          <w:lang w:val="sw_KE" w:bidi="sw_KE"/>
-        </w:rPr>
-        <w:t>Nehemia 8:10</w:t>
-      </w:r>
-    </w:p>
-    <w:p>
-      <w:pPr>
-        <w:pStyle w:val="ListBullet"/>
-        <w:spacing w:line="240" w:lineRule="auto"/>
-        <w:ind w:left="720"/>
-      </w:pPr>
-      <w:r>
-        <w:rPr>
-          <w:lang w:val="sw_KE" w:bidi="sw_KE"/>
-        </w:rPr>
-      </w:r>
-      <w:r>
-        <w:rPr>
-          <w:lang w:val="sw_KE" w:bidi="sw_KE"/>
-        </w:rPr>
-        <w:t>Zaburi 48:2</w:t>
-      </w:r>
-    </w:p>
-    <w:p>
-      <w:pPr>
-        <w:pStyle w:val="ListBullet"/>
-        <w:spacing w:line="240" w:lineRule="auto"/>
-        <w:ind w:left="720"/>
-      </w:pPr>
-      <w:r>
-        <w:rPr>
-          <w:lang w:val="sw_KE" w:bidi="sw_KE"/>
-        </w:rPr>
-      </w:r>
-      <w:r>
-        <w:rPr>
-          <w:lang w:val="sw_KE" w:bidi="sw_KE"/>
-        </w:rPr>
-        <w:t>Isaya 56:6–7</w:t>
-      </w:r>
-    </w:p>
-    <w:p>
-      <w:pPr>
-        <w:pStyle w:val="ListBullet"/>
-        <w:spacing w:line="240" w:lineRule="auto"/>
-        <w:ind w:left="720"/>
-      </w:pPr>
-      <w:r>
-        <w:rPr>
-          <w:lang w:val="sw_KE" w:bidi="sw_KE"/>
-        </w:rPr>
-      </w:r>
-      <w:r>
-        <w:rPr>
-          <w:lang w:val="sw_KE" w:bidi="sw_KE"/>
-        </w:rPr>
-        <w:t>Yeremia 15:15–16</w:t>
-      </w:r>
-    </w:p>
-    <w:p>
-      <w:pPr>
-        <w:pStyle w:val="ListBullet"/>
-        <w:spacing w:line="240" w:lineRule="auto"/>
-        <w:ind w:left="720"/>
-      </w:pPr>
-      <w:r>
-        <w:rPr>
-          <w:lang w:val="sw_KE" w:bidi="sw_KE"/>
-        </w:rPr>
-      </w:r>
-      <w:r>
-        <w:rPr>
-          <w:lang w:val="sw_KE" w:bidi="sw_KE"/>
-        </w:rPr>
-        <w:t>Mathayo 2:9–10</w:t>
-      </w:r>
-    </w:p>
-    <w:p>
-      <w:pPr>
-        <w:pStyle w:val="ListBullet"/>
-        <w:spacing w:line="240" w:lineRule="auto"/>
-        <w:ind w:left="720"/>
-      </w:pPr>
-      <w:r>
-        <w:rPr>
-          <w:lang w:val="sw_KE" w:bidi="sw_KE"/>
-        </w:rPr>
-      </w:r>
-      <w:r>
-        <w:rPr>
-          <w:lang w:val="sw_KE" w:bidi="sw_KE"/>
-        </w:rPr>
-        <w:t>Luka 15:7</w:t>
-      </w:r>
-    </w:p>
-    <w:p>
-      <w:pPr>
-        <w:pStyle w:val="ListBullet"/>
-        <w:spacing w:line="240" w:lineRule="auto"/>
-        <w:ind w:left="720"/>
-      </w:pPr>
-      <w:r>
-        <w:rPr>
-          <w:lang w:val="sw_KE" w:bidi="sw_KE"/>
-        </w:rPr>
-      </w:r>
-      <w:r>
-        <w:rPr>
-          <w:lang w:val="sw_KE" w:bidi="sw_KE"/>
-        </w:rPr>
-        <w:t>Luka 19:37–38</w:t>
-      </w:r>
-    </w:p>
-    <w:p>
-      <w:pPr>
-        <w:pStyle w:val="ListBullet"/>
-        <w:spacing w:line="240" w:lineRule="auto"/>
-        <w:ind w:left="720"/>
-      </w:pPr>
-      <w:r>
-        <w:rPr>
-          <w:lang w:val="sw_KE" w:bidi="sw_KE"/>
-        </w:rPr>
-      </w:r>
-      <w:r>
-        <w:rPr>
-          <w:lang w:val="sw_KE" w:bidi="sw_KE"/>
-        </w:rPr>
-        <w:t>Yohana 3:29</w:t>
-      </w:r>
-    </w:p>
-    <w:p>
-      <w:pPr>
-        <w:pStyle w:val="ListBullet"/>
-        <w:spacing w:line="240" w:lineRule="auto"/>
-        <w:ind w:left="720"/>
-      </w:pPr>
-      <w:r>
-        <w:rPr>
-          <w:lang w:val="sw_KE" w:bidi="sw_KE"/>
-        </w:rPr>
-      </w:r>
-      <w:r>
-        <w:rPr>
-          <w:lang w:val="sw_KE" w:bidi="sw_KE"/>
-        </w:rPr>
-        <w:t>Matendo 16:32–34</w:t>
-      </w:r>
-    </w:p>
-    <w:p>
-      <w:pPr>
-        <w:pStyle w:val="ListBullet"/>
-        <w:spacing w:line="240" w:lineRule="auto"/>
-        <w:ind w:left="720"/>
-      </w:pPr>
-      <w:r>
-        <w:rPr>
-          <w:lang w:val="sw_KE" w:bidi="sw_KE"/>
-        </w:rPr>
-      </w:r>
-      <w:r>
-        <w:rPr>
-          <w:lang w:val="sw_KE" w:bidi="sw_KE"/>
-        </w:rPr>
-        <w:t>Warumi 5:1–2</w:t>
-      </w:r>
-    </w:p>
-    <w:p>
-      <w:pPr>
-        <w:pStyle w:val="ListBullet"/>
-        <w:spacing w:line="240" w:lineRule="auto"/>
-        <w:ind w:left="720"/>
-      </w:pPr>
-      <w:r>
-        <w:rPr>
-          <w:lang w:val="sw_KE" w:bidi="sw_KE"/>
-        </w:rPr>
-      </w:r>
-      <w:r>
-        <w:rPr>
-          <w:lang w:val="sw_KE" w:bidi="sw_KE"/>
-        </w:rPr>
-        <w:t>Warumi 15:30–32</w:t>
-      </w:r>
-    </w:p>
-    <w:p>
-      <w:pPr>
-        <w:pStyle w:val="ListBullet"/>
-        <w:spacing w:line="240" w:lineRule="auto"/>
-        <w:ind w:left="720"/>
-      </w:pPr>
-      <w:r>
-        <w:rPr>
-          <w:lang w:val="sw_KE" w:bidi="sw_KE"/>
-        </w:rPr>
-      </w:r>
-      <w:r>
-        <w:rPr>
-          <w:lang w:val="sw_KE" w:bidi="sw_KE"/>
-        </w:rPr>
-        <w:t>Wagalatia 5:23</w:t>
-      </w:r>
-    </w:p>
-    <w:p>
-      <w:pPr>
-        <w:pStyle w:val="ListBullet"/>
-        <w:spacing w:line="240" w:lineRule="auto"/>
-        <w:ind w:left="720"/>
-      </w:pPr>
-      <w:r>
-        <w:rPr>
-          <w:lang w:val="sw_KE" w:bidi="sw_KE"/>
-        </w:rPr>
-      </w:r>
-      <w:r>
-        <w:rPr>
-          <w:lang w:val="sw_KE" w:bidi="sw_KE"/>
-        </w:rPr>
-        <w:t>Wafilipi 4:10–13</w:t>
-      </w:r>
-    </w:p>
-    <w:p>
-      <w:pPr>
-        <w:pStyle w:val="ListBullet"/>
-        <w:spacing w:line="240" w:lineRule="auto"/>
-        <w:ind w:left="720"/>
-      </w:pPr>
-      <w:r>
-        <w:rPr>
-          <w:lang w:val="sw_KE" w:bidi="sw_KE"/>
-        </w:rPr>
-      </w:r>
-      <w:r>
-        <w:rPr>
-          <w:lang w:val="sw_KE" w:bidi="sw_KE"/>
-        </w:rPr>
-        <w:t>1 Wathesalonike 1:6–7</w:t>
-      </w:r>
-    </w:p>
-    <w:p>
-      <w:pPr>
-        <w:pStyle w:val="ListBullet"/>
-        <w:spacing w:line="240" w:lineRule="auto"/>
-        <w:ind w:left="720"/>
-      </w:pPr>
-      <w:r>
-        <w:rPr>
-          <w:lang w:val="sw_KE" w:bidi="sw_KE"/>
-        </w:rPr>
-      </w:r>
-      <w:r>
-        <w:rPr>
-          <w:lang w:val="sw_KE" w:bidi="sw_KE"/>
-        </w:rPr>
-        <w:t>1 Wathesalonike 5:16</w:t>
-      </w:r>
-    </w:p>
-    <w:p>
-      <w:pPr>
-        <w:pStyle w:val="ListBullet"/>
-        <w:spacing w:line="240" w:lineRule="auto"/>
-        <w:ind w:left="720"/>
-      </w:pPr>
-      <w:r>
-        <w:rPr>
-          <w:lang w:val="sw_KE" w:bidi="sw_KE"/>
-        </w:rPr>
-      </w:r>
-      <w:r>
-        <w:rPr>
-          <w:lang w:val="sw_KE" w:bidi="sw_KE"/>
-        </w:rPr>
-        <w:t>Filemoni 1:4–7</w:t>
-      </w:r>
-    </w:p>
-    <w:p>
-      <w:pPr>
-        <w:pStyle w:val="ListBullet"/>
-        <w:spacing w:line="240" w:lineRule="auto"/>
-        <w:ind w:left="720"/>
-      </w:pPr>
-      <w:r>
-        <w:rPr>
-          <w:lang w:val="sw_KE" w:bidi="sw_KE"/>
-        </w:rPr>
-      </w:r>
-      <w:r>
-        <w:rPr>
-          <w:lang w:val="sw_KE" w:bidi="sw_KE"/>
-        </w:rPr>
-        <w:t>Yakobo 1:2</w:t>
-      </w:r>
-    </w:p>
-    <w:p>
-      <w:pPr>
-        <w:pStyle w:val="ListBullet"/>
-        <w:spacing w:line="240" w:lineRule="auto"/>
-        <w:ind w:left="720"/>
-      </w:pPr>
-      <w:r>
-        <w:rPr>
-          <w:lang w:val="sw_KE" w:bidi="sw_KE"/>
-        </w:rPr>
-      </w:r>
-      <w:r>
-        <w:rPr>
-          <w:lang w:val="sw_KE" w:bidi="sw_KE"/>
-        </w:rPr>
-        <w:t>3 Yohana 1:1–4</w:t>
-      </w:r>
-    </w:p>
-    <w:p>
-      <w:pPr>
-        <w:pStyle w:val="Heading3"/>
-      </w:pPr>
-      <w:r>
-        <w:rPr>
-          <w:lang w:val="sw_KE" w:bidi="sw_KE"/>
-        </w:rPr>
-        <w:t>Mifano kutoka kwa hadithi za Biblia:</w:t>
-      </w:r>
-    </w:p>
-    <w:p>
-      <w:pPr>
-        <w:pStyle w:val="ListBullet"/>
-        <w:spacing w:line="240" w:lineRule="auto"/>
-        <w:ind w:left="720"/>
-      </w:pPr>
-      <w:r>
-        <w:rPr>
-          <w:lang w:val="sw_KE" w:bidi="sw_KE"/>
-        </w:rPr>
-      </w:r>
-      <w:r>
-        <w:rPr>
-          <w:b/>
-          <w:lang w:val="sw_KE" w:bidi="sw_KE"/>
-        </w:rPr>
-        <w:t>33:7</w:t>
-      </w:r>
-      <w:r>
-        <w:rPr>
-          <w:lang w:val="sw_KE" w:bidi="sw_KE"/>
-        </w:rPr>
-        <w:t xml:space="preserve"> “Ardhi yenye miamba ni mtu anayesikia neno la Mungu na kulikubali kwa </w:t>
-      </w:r>
-      <w:r>
-        <w:rPr>
-          <w:b/>
-          <w:lang w:val="sw_KE" w:bidi="sw_KE"/>
-        </w:rPr>
-        <w:t>furaha</w:t>
-      </w:r>
-      <w:r>
-        <w:rPr>
-          <w:lang w:val="sw_KE" w:bidi="sw_KE"/>
-        </w:rPr>
-        <w:t>.”</w:t>
-      </w:r>
-    </w:p>
-    <w:p>
-      <w:pPr>
-        <w:pStyle w:val="ListBullet"/>
-        <w:spacing w:line="240" w:lineRule="auto"/>
-        <w:ind w:left="720"/>
-      </w:pPr>
-      <w:r>
-        <w:rPr>
-          <w:lang w:val="sw_KE" w:bidi="sw_KE"/>
-        </w:rPr>
-      </w:r>
-      <w:r>
-        <w:rPr>
-          <w:b/>
-          <w:lang w:val="sw_KE" w:bidi="sw_KE"/>
-        </w:rPr>
-        <w:t>34:4</w:t>
-      </w:r>
-      <w:r>
-        <w:rPr>
-          <w:lang w:val="sw_KE" w:bidi="sw_KE"/>
-        </w:rPr>
-        <w:t xml:space="preserve"> “Ufalme wa Mungu pia ni kama hazina iliyofichwa ambayo mtu aliificha katika shamba. Mtu mwingine alikuta hazina hiyo kisha akaifukia tena. Alijawa na </w:t>
-      </w:r>
-      <w:r>
-        <w:rPr>
-          <w:b/>
-          <w:lang w:val="sw_KE" w:bidi="sw_KE"/>
-        </w:rPr>
-        <w:t>furaha</w:t>
-      </w:r>
-      <w:r>
-        <w:rPr>
-          <w:lang w:val="sw_KE" w:bidi="sw_KE"/>
-        </w:rPr>
-        <w:t xml:space="preserve"> sana, kiasi kwamba alienda kuuza kila kitu alichokuwa nacho na kutumia pesa kununua shamba hilo.”</w:t>
-      </w:r>
-    </w:p>
-    <w:p>
-      <w:pPr>
-        <w:pStyle w:val="ListBullet"/>
-        <w:spacing w:line="240" w:lineRule="auto"/>
-        <w:ind w:left="720"/>
-      </w:pPr>
-      <w:r>
-        <w:rPr>
-          <w:lang w:val="sw_KE" w:bidi="sw_KE"/>
-        </w:rPr>
-      </w:r>
-      <w:r>
-        <w:rPr>
-          <w:b/>
-          <w:lang w:val="sw_KE" w:bidi="sw_KE"/>
-        </w:rPr>
-        <w:t>41:7</w:t>
-      </w:r>
-      <w:r>
-        <w:rPr>
-          <w:lang w:val="sw_KE" w:bidi="sw_KE"/>
-        </w:rPr>
-        <w:t xml:space="preserve"> Wanawake walikuwa wamejaa hofu na Yarebu </w:t>
-      </w:r>
-      <w:r>
-        <w:rPr>
-          <w:b/>
-          <w:lang w:val="sw_KE" w:bidi="sw_KE"/>
-        </w:rPr>
-        <w:t>furaha</w:t>
-      </w:r>
-      <w:r>
-        <w:rPr>
-          <w:lang w:val="sw_KE" w:bidi="sw_KE"/>
-        </w:rPr>
-        <w:t>. Walikimbia kuwaambia wanafunzi Habari Njema.</w:t>
-      </w:r>
-    </w:p>
-    <w:p>
-      <w:pPr>
-        <w:pStyle w:val="Heading3"/>
-      </w:pPr>
-      <w:r>
-        <w:rPr>
-          <w:lang w:val="sw_KE" w:bidi="sw_KE"/>
-        </w:rPr>
-        <w:t>Data Neno:</w:t>
-      </w:r>
-    </w:p>
-    <w:p>
-      <w:pPr>
-        <w:pStyle w:val="ListBullet"/>
-        <w:spacing w:line="240" w:lineRule="auto"/>
-        <w:ind w:left="720"/>
-      </w:pPr>
-      <w:r>
-        <w:rPr>
-          <w:lang w:val="sw_KE" w:bidi="sw_KE"/>
-        </w:rPr>
-      </w:r>
-      <w:r>
-        <w:rPr>
-          <w:lang w:val="sw_KE" w:bidi="sw_KE"/>
-        </w:rPr>
-        <w:t>Strong's: H1523, H1524, H1525, H2302, H2304, H2305, H2654, H2898, H4885, H5937, H5947, H5965, H5970, H6342, H6670, H7440, H7442, H7444, H7445, H7797, H7832, H8055, H8056, H8057, H8342, H8643, G00200, G00210, G21650, G21670, G27440, G46400, G47960, G49130, G54630, G54790</w:t>
-      </w:r>
-      <w:r>
-        <w:rPr>
-          <w:lang w:val="sw_KE" w:bidi="sw_KE"/>
-        </w:rPr>
-      </w:r>
-      <w:r>
-        <w:rPr>
-          <w:lang w:val="sw_KE" w:bidi="sw_KE"/>
-        </w:rPr>
-      </w:r>
-    </w:p>
-    <w:p>
-      <w:pPr/>
-      <w:r>
-        <w:rPr>
-          <w:lang w:val="sw_KE" w:bidi="sw_KE"/>
-        </w:rPr>
-      </w:r>
-    </w:p>
-    <w:p>
-      <w:pPr>
-        <w:pStyle w:val="Heading2"/>
-      </w:pPr>
-      <w:r>
-        <w:rPr>
-          <w:lang w:val="sw_KE" w:bidi="sw_KE"/>
-        </w:rPr>
-        <w:t>Furahia</w:t>
-      </w:r>
-      <w:r>
-        <w:rPr>
-          <w:lang w:val="sw_KE" w:bidi="sw_KE"/>
-        </w:rPr>
-      </w:r>
-    </w:p>
-    <w:p>
-      <w:pPr>
-        <w:pStyle w:val="Heading3"/>
-      </w:pPr>
-      <w:r>
-        <w:rPr>
-          <w:lang w:val="sw_KE" w:bidi="sw_KE"/>
-        </w:rPr>
-        <w:t>Ufafanuzi:</w:t>
-      </w:r>
-    </w:p>
-    <w:p>
-      <w:pPr/>
-      <w:r>
-        <w:rPr>
-          <w:lang w:val="sw_KE" w:bidi="sw_KE"/>
-        </w:rPr>
-      </w:r>
-      <w:r>
-        <w:rPr>
-          <w:lang w:val="sw_KE" w:bidi="sw_KE"/>
-        </w:rPr>
-        <w:t>Maneno "furahi" na " mwenye furaha" yanahusu kuwa na furaha sana kwa sababu ya mafanikio au baraka maalum.</w:t>
-      </w:r>
-    </w:p>
-    <w:p>
-      <w:pPr>
-        <w:pStyle w:val="ListBullet"/>
-        <w:spacing w:line="240" w:lineRule="auto"/>
-        <w:ind w:left="720"/>
-      </w:pPr>
-      <w:r>
-        <w:rPr>
-          <w:lang w:val="sw_KE" w:bidi="sw_KE"/>
-        </w:rPr>
-      </w:r>
-      <w:r>
-        <w:rPr>
-          <w:lang w:val="sw_KE" w:bidi="sw_KE"/>
-        </w:rPr>
-        <w:t>Kuinuka</w:t>
-      </w:r>
-      <w:r>
-        <w:rPr>
-          <w:lang w:val="sw_KE" w:bidi="sw_KE"/>
-        </w:rPr>
-        <w:t xml:space="preserve"> kunajumuisha hisia ya kusherehekea kitu cha ajabu.</w:t>
-      </w:r>
-    </w:p>
-    <w:p>
-      <w:pPr>
-        <w:pStyle w:val="ListBullet"/>
-        <w:spacing w:line="240" w:lineRule="auto"/>
-        <w:ind w:left="720"/>
-      </w:pPr>
-      <w:r>
-        <w:rPr>
-          <w:lang w:val="sw_KE" w:bidi="sw_KE"/>
-        </w:rPr>
-      </w:r>
-      <w:r>
-        <w:rPr>
-          <w:lang w:val="sw_KE" w:bidi="sw_KE"/>
-        </w:rPr>
-        <w:t>Mtu anaweza kufurahi katika wema wa Mungu.</w:t>
-      </w:r>
-    </w:p>
-    <w:p>
-      <w:pPr>
-        <w:pStyle w:val="ListBullet"/>
-        <w:spacing w:line="240" w:lineRule="auto"/>
-        <w:ind w:left="720"/>
-      </w:pPr>
-      <w:r>
-        <w:rPr>
-          <w:lang w:val="sw_KE" w:bidi="sw_KE"/>
-        </w:rPr>
-      </w:r>
-      <w:r>
-        <w:rPr>
-          <w:lang w:val="sw_KE" w:bidi="sw_KE"/>
-        </w:rPr>
-        <w:t>Neno "mwenye furaha" linaweza pia kumaanisha kuwa na kiburi katika hisia za furaha kuhusu mafanikio au ustawi.</w:t>
-      </w:r>
-    </w:p>
-    <w:p>
-      <w:pPr>
-        <w:pStyle w:val="ListBullet"/>
-        <w:spacing w:line="240" w:lineRule="auto"/>
-        <w:ind w:left="720"/>
-      </w:pPr>
-      <w:r>
-        <w:rPr>
-          <w:lang w:val="sw_KE" w:bidi="sw_KE"/>
-        </w:rPr>
-      </w:r>
-      <w:r>
-        <w:rPr>
-          <w:lang w:val="sw_KE" w:bidi="sw_KE"/>
-        </w:rPr>
-        <w:t>Neno "furahi" linaweza pia kutafsiriwa kama "sherehekea kwa furaha" au "</w:t>
-      </w:r>
-      <w:r>
-        <w:rPr>
-          <w:lang w:val="sw_KE" w:bidi="sw_KE"/>
-        </w:rPr>
-        <w:t>Sifu kwa furaha kubwa</w:t>
-      </w:r>
-      <w:r>
-        <w:rPr>
-          <w:lang w:val="sw_KE" w:bidi="sw_KE"/>
-        </w:rPr>
-        <w:t>."</w:t>
-      </w:r>
-    </w:p>
-    <w:p>
-      <w:pPr>
-        <w:pStyle w:val="ListBullet"/>
-        <w:spacing w:line="240" w:lineRule="auto"/>
-        <w:ind w:left="720"/>
-      </w:pPr>
-      <w:r>
-        <w:rPr>
-          <w:lang w:val="sw_KE" w:bidi="sw_KE"/>
-        </w:rPr>
-      </w:r>
-      <w:r>
-        <w:rPr>
-          <w:lang w:val="sw_KE" w:bidi="sw_KE"/>
-        </w:rPr>
-        <w:t>Kulingana na muktadha, neno "mwenye furaha" linaweza kutafsiriwa kama "kusifu kwa ushindi" au "kusherehekea kwa kujisifu" au "kiburi."</w:t>
-      </w:r>
-    </w:p>
-    <w:p>
-      <w:pPr/>
-      <w:r>
-        <w:rPr>
-          <w:lang w:val="sw_KE" w:bidi="sw_KE"/>
-        </w:rPr>
-      </w:r>
-      <w:r>
-        <w:rPr>
-          <w:lang w:val="sw_KE" w:bidi="sw_KE"/>
-        </w:rPr>
-        <w:t xml:space="preserve">(Tazama pia: </w:t>
-      </w:r>
-      <w:r>
-        <w:rPr>
-          <w:lang w:val="sw_KE" w:bidi="sw_KE"/>
-        </w:rPr>
-        <w:t>mwenye kiburi</w:t>
-      </w:r>
-      <w:r>
-        <w:rPr>
-          <w:lang w:val="sw_KE" w:bidi="sw_KE"/>
-        </w:rPr>
-        <w:t xml:space="preserve">, </w:t>
-      </w:r>
-      <w:r>
-        <w:rPr>
-          <w:lang w:val="sw_KE" w:bidi="sw_KE"/>
-        </w:rPr>
-        <w:t>furaha</w:t>
-      </w:r>
-      <w:r>
-        <w:rPr>
-          <w:lang w:val="sw_KE" w:bidi="sw_KE"/>
-        </w:rPr>
-        <w:t xml:space="preserve">, </w:t>
-      </w:r>
-      <w:r>
-        <w:rPr>
-          <w:lang w:val="sw_KE" w:bidi="sw_KE"/>
-        </w:rPr>
         <w:t>sifa</w:t>
       </w:r>
       <w:r>
         <w:rPr>
           <w:lang w:val="sw_KE" w:bidi="sw_KE"/>
         </w:rPr>
-        <w:t xml:space="preserve">, </w:t>
-      </w:r>
-      <w:r>
-        <w:rPr>
-          <w:lang w:val="sw_KE" w:bidi="sw_KE"/>
-        </w:rPr>
-        <w:t>furahia</w:t>
-      </w:r>
-      <w:r>
-        <w:rPr>
-          <w:lang w:val="sw_KE" w:bidi="sw_KE"/>
-        </w:rPr>
-        <w:t>)</w:t>
+        <w:t>, furahia)</w:t>
       </w:r>
     </w:p>
     <w:p>
